--- a/TS Jatai Ghanam Project/TS 2.6/TS 2.6 Ghanam Sanskrit Corrections.docx
+++ b/TS Jatai Ghanam Project/TS 2.6/TS 2.6 Ghanam Sanskrit Corrections.docx
@@ -1,7 +1,2739 @@
 
 <file path=word/document.xml><?xml version="1.0" encoding="utf-8"?>
-<w:document xmlns:wpc="http://schemas.microsoft.com/office/word/2010/wordprocessingCanvas" xmlns:cx="http://schemas.microsoft.com/office/drawing/2014/chartex" xmlns:cx1="http://schemas.microsoft.com/office/drawing/2015/9/8/chartex" xmlns:cx2="http://schemas.microsoft.com/office/drawing/2015/10/21/chartex" xmlns:cx3="http://schemas.microsoft.com/office/drawing/2016/5/9/chartex" xmlns:cx4="http://schemas.microsoft.com/office/drawing/2016/5/10/chartex" xmlns:cx5="http://schemas.microsoft.com/office/drawing/2016/5/11/chartex" xmlns:cx6="http://schemas.microsoft.com/office/drawing/2016/5/12/chartex" xmlns:cx7="http://schemas.microsoft.com/office/drawing/2016/5/13/chartex" xmlns:cx8="http://schemas.microsoft.com/office/drawing/2016/5/14/chartex" xmlns:mc="http://schemas.openxmlformats.org/markup-compatibility/2006" xmlns:aink="http://schemas.microsoft.com/office/drawing/2016/ink" xmlns:am3d="http://schemas.microsoft.com/office/drawing/2017/model3d" xmlns:o="urn:schemas-microsoft-com:office:office" xmlns:oel="http://schemas.microsoft.com/office/2019/extlst" xmlns:r="http://schemas.openxmlformats.org/officeDocument/2006/relationships" xmlns:m="http://schemas.openxmlformats.org/officeDocument/2006/math" xmlns:v="urn:schemas-microsoft-com:vml" xmlns:wp14="http://schemas.microsoft.com/office/word/2010/wordprocessingDrawing" xmlns:wp="http://schemas.openxmlformats.org/drawingml/2006/wordprocessingDrawing" xmlns:w10="urn:schemas-microsoft-com:office:word" xmlns:w="http://schemas.openxmlformats.org/wordprocessingml/2006/main" xmlns:w14="http://schemas.microsoft.com/office/word/2010/wordml" xmlns:w15="http://schemas.microsoft.com/office/word/2012/wordml" xmlns:w16cex="http://schemas.microsoft.com/office/word/2018/wordml/cex" xmlns:w16cid="http://schemas.microsoft.com/office/word/2016/wordml/cid" xmlns:w16="http://schemas.microsoft.com/office/word/2018/wordml" xmlns:w16sdtdh="http://schemas.microsoft.com/office/word/2020/wordml/sdtdatahash" xmlns:w16se="http://schemas.microsoft.com/office/word/2015/wordml/symex" xmlns:wpg="http://schemas.microsoft.com/office/word/2010/wordprocessingGroup" xmlns:wpi="http://schemas.microsoft.com/office/word/2010/wordprocessingInk" xmlns:wne="http://schemas.microsoft.com/office/word/2006/wordml" xmlns:wps="http://schemas.microsoft.com/office/word/2010/wordprocessingShape" mc:Ignorable="w14 w15 w16se w16cid w16 w16cex w16sdtdh wp14">
+<w:document xmlns:wpc="http://schemas.microsoft.com/office/word/2010/wordprocessingCanvas" xmlns:cx="http://schemas.microsoft.com/office/drawing/2014/chartex" xmlns:cx1="http://schemas.microsoft.com/office/drawing/2015/9/8/chartex" xmlns:cx2="http://schemas.microsoft.com/office/drawing/2015/10/21/chartex" xmlns:cx3="http://schemas.microsoft.com/office/drawing/2016/5/9/chartex" xmlns:cx4="http://schemas.microsoft.com/office/drawing/2016/5/10/chartex" xmlns:cx5="http://schemas.microsoft.com/office/drawing/2016/5/11/chartex" xmlns:cx6="http://schemas.microsoft.com/office/drawing/2016/5/12/chartex" xmlns:cx7="http://schemas.microsoft.com/office/drawing/2016/5/13/chartex" xmlns:cx8="http://schemas.microsoft.com/office/drawing/2016/5/14/chartex" xmlns:mc="http://schemas.openxmlformats.org/markup-compatibility/2006" xmlns:aink="http://schemas.microsoft.com/office/drawing/2016/ink" xmlns:am3d="http://schemas.microsoft.com/office/drawing/2017/model3d" xmlns:o="urn:schemas-microsoft-com:office:office" xmlns:oel="http://schemas.microsoft.com/office/2019/extlst" xmlns:r="http://schemas.openxmlformats.org/officeDocument/2006/relationships" xmlns:m="http://schemas.openxmlformats.org/officeDocument/2006/math" xmlns:v="urn:schemas-microsoft-com:vml" xmlns:wp14="http://schemas.microsoft.com/office/word/2010/wordprocessingDrawing" xmlns:wp="http://schemas.openxmlformats.org/drawingml/2006/wordprocessingDrawing" xmlns:w10="urn:schemas-microsoft-com:office:word" xmlns:w="http://schemas.openxmlformats.org/wordprocessingml/2006/main" xmlns:w14="http://schemas.microsoft.com/office/word/2010/wordml" xmlns:w15="http://schemas.microsoft.com/office/word/2012/wordml" xmlns:w16cex="http://schemas.microsoft.com/office/word/2018/wordml/cex" xmlns:w16cid="http://schemas.microsoft.com/office/word/2016/wordml/cid" xmlns:w16="http://schemas.microsoft.com/office/word/2018/wordml" xmlns:w16du="http://schemas.microsoft.com/office/word/2023/wordml/word16du" xmlns:w16sdtdh="http://schemas.microsoft.com/office/word/2020/wordml/sdtdatahash" xmlns:w16sdtfl="http://schemas.microsoft.com/office/word/2024/wordml/sdtformatlock" xmlns:w16se="http://schemas.microsoft.com/office/word/2015/wordml/symex" xmlns:wpg="http://schemas.microsoft.com/office/word/2010/wordprocessingGroup" xmlns:wpi="http://schemas.microsoft.com/office/word/2010/wordprocessingInk" xmlns:wne="http://schemas.microsoft.com/office/word/2006/wordml" xmlns:wps="http://schemas.microsoft.com/office/word/2010/wordprocessingShape" mc:Ignorable="w14 w15 w16se w16cid w16 w16cex w16sdtdh w16sdtfl w16du wp14">
   <w:body>
+    <w:p>
+      <w:pPr>
+        <w:spacing w:before="0" w:line="240" w:lineRule="auto"/>
+        <w:jc w:val="center"/>
+        <w:rPr>
+          <w:b/>
+          <w:bCs/>
+          <w:sz w:val="32"/>
+          <w:szCs w:val="32"/>
+          <w:u w:val="single"/>
+        </w:rPr>
+      </w:pPr>
+      <w:r>
+        <w:rPr>
+          <w:b/>
+          <w:bCs/>
+          <w:sz w:val="32"/>
+          <w:szCs w:val="32"/>
+          <w:u w:val="single"/>
+        </w:rPr>
+        <w:t xml:space="preserve">TS </w:t>
+      </w:r>
+      <w:r>
+        <w:rPr>
+          <w:b/>
+          <w:bCs/>
+          <w:sz w:val="32"/>
+          <w:szCs w:val="32"/>
+          <w:u w:val="single"/>
+        </w:rPr>
+        <w:t>Ghanam</w:t>
+      </w:r>
+      <w:r>
+        <w:rPr>
+          <w:b/>
+          <w:bCs/>
+          <w:sz w:val="32"/>
+          <w:szCs w:val="32"/>
+          <w:u w:val="single"/>
+        </w:rPr>
+        <w:t xml:space="preserve"> </w:t>
+      </w:r>
+      <w:r>
+        <w:rPr>
+          <w:b/>
+          <w:bCs/>
+          <w:sz w:val="32"/>
+          <w:szCs w:val="32"/>
+          <w:u w:val="single"/>
+        </w:rPr>
+        <w:t xml:space="preserve">– TS </w:t>
+      </w:r>
+      <w:r>
+        <w:rPr>
+          <w:b/>
+          <w:bCs/>
+          <w:sz w:val="32"/>
+          <w:szCs w:val="32"/>
+          <w:u w:val="single"/>
+        </w:rPr>
+        <w:t>2.6</w:t>
+      </w:r>
+      <w:r>
+        <w:rPr>
+          <w:b/>
+          <w:bCs/>
+          <w:sz w:val="32"/>
+          <w:szCs w:val="32"/>
+          <w:u w:val="single"/>
+        </w:rPr>
+        <w:t xml:space="preserve"> </w:t>
+      </w:r>
+      <w:r>
+        <w:rPr>
+          <w:b/>
+          <w:bCs/>
+          <w:sz w:val="32"/>
+          <w:szCs w:val="32"/>
+          <w:u w:val="single"/>
+        </w:rPr>
+        <w:t>Sanskrit</w:t>
+      </w:r>
+      <w:r>
+        <w:rPr>
+          <w:b/>
+          <w:bCs/>
+          <w:sz w:val="32"/>
+          <w:szCs w:val="32"/>
+          <w:u w:val="single"/>
+        </w:rPr>
+        <w:t xml:space="preserve"> Corrections –</w:t>
+      </w:r>
+      <w:r>
+        <w:rPr>
+          <w:b/>
+          <w:bCs/>
+          <w:sz w:val="32"/>
+          <w:szCs w:val="32"/>
+          <w:u w:val="single"/>
+        </w:rPr>
+        <w:t xml:space="preserve"> </w:t>
+      </w:r>
+      <w:r>
+        <w:rPr>
+          <w:b/>
+          <w:bCs/>
+          <w:sz w:val="32"/>
+          <w:szCs w:val="32"/>
+          <w:u w:val="single"/>
+        </w:rPr>
+        <w:t xml:space="preserve">Observed </w:t>
+      </w:r>
+      <w:proofErr w:type="gramStart"/>
+      <w:r>
+        <w:rPr>
+          <w:b/>
+          <w:bCs/>
+          <w:sz w:val="32"/>
+          <w:szCs w:val="32"/>
+          <w:u w:val="single"/>
+        </w:rPr>
+        <w:t xml:space="preserve">till </w:t>
+      </w:r>
+      <w:r>
+        <w:rPr>
+          <w:b/>
+          <w:bCs/>
+          <w:sz w:val="32"/>
+          <w:szCs w:val="32"/>
+          <w:highlight w:val="red"/>
+          <w:u w:val="single"/>
+        </w:rPr>
+        <w:t>?????</w:t>
+      </w:r>
+      <w:proofErr w:type="gramEnd"/>
+    </w:p>
+    <w:p>
+      <w:pPr>
+        <w:spacing w:before="0" w:line="240" w:lineRule="auto"/>
+        <w:jc w:val="center"/>
+        <w:rPr>
+          <w:b/>
+          <w:bCs/>
+          <w:sz w:val="28"/>
+          <w:szCs w:val="32"/>
+        </w:rPr>
+      </w:pPr>
+      <w:r>
+        <w:rPr>
+          <w:b/>
+          <w:bCs/>
+          <w:sz w:val="28"/>
+          <w:szCs w:val="32"/>
+        </w:rPr>
+        <w:t>(ignore those which are already incorporated in your book’s version and date)</w:t>
+      </w:r>
+    </w:p>
+    <w:tbl>
+      <w:tblPr>
+        <w:tblW w:w="14537" w:type="dxa"/>
+        <w:tblInd w:w="-792" w:type="dxa"/>
+        <w:tblBorders>
+          <w:top w:val="single" w:sz="4" w:space="0" w:color="000000"/>
+          <w:left w:val="single" w:sz="4" w:space="0" w:color="000000"/>
+          <w:bottom w:val="single" w:sz="4" w:space="0" w:color="000000"/>
+          <w:right w:val="single" w:sz="4" w:space="0" w:color="000000"/>
+          <w:insideH w:val="single" w:sz="4" w:space="0" w:color="000000"/>
+          <w:insideV w:val="single" w:sz="4" w:space="0" w:color="000000"/>
+        </w:tblBorders>
+        <w:tblLook w:val="04A0" w:firstRow="1" w:lastRow="0" w:firstColumn="1" w:lastColumn="0" w:noHBand="0" w:noVBand="1"/>
+      </w:tblPr>
+      <w:tblGrid>
+        <w:gridCol w:w="7166"/>
+        <w:gridCol w:w="7371"/>
+      </w:tblGrid>
+      <w:tr>
+        <w:tc>
+          <w:tcPr>
+            <w:tcW w:w="7166" w:type="dxa"/>
+          </w:tcPr>
+          <w:p>
+            <w:pPr>
+              <w:spacing w:before="0" w:line="240" w:lineRule="auto"/>
+              <w:jc w:val="center"/>
+              <w:rPr>
+                <w:b/>
+                <w:sz w:val="32"/>
+                <w:szCs w:val="32"/>
+              </w:rPr>
+            </w:pPr>
+            <w:r>
+              <w:rPr>
+                <w:b/>
+                <w:sz w:val="32"/>
+                <w:szCs w:val="32"/>
+              </w:rPr>
+              <w:t>As Printed</w:t>
+            </w:r>
+          </w:p>
+        </w:tc>
+        <w:tc>
+          <w:tcPr>
+            <w:tcW w:w="7371" w:type="dxa"/>
+          </w:tcPr>
+          <w:p>
+            <w:pPr>
+              <w:spacing w:before="0" w:line="240" w:lineRule="auto"/>
+              <w:ind w:right="-18"/>
+              <w:jc w:val="center"/>
+              <w:rPr>
+                <w:b/>
+                <w:sz w:val="32"/>
+                <w:szCs w:val="32"/>
+              </w:rPr>
+            </w:pPr>
+            <w:r>
+              <w:rPr>
+                <w:b/>
+                <w:sz w:val="32"/>
+                <w:szCs w:val="32"/>
+              </w:rPr>
+              <w:t>To be read as or corrected as</w:t>
+            </w:r>
+            <w:r>
+              <w:rPr>
+                <w:b/>
+                <w:sz w:val="32"/>
+                <w:szCs w:val="32"/>
+              </w:rPr>
+              <w:t xml:space="preserve"> </w:t>
+            </w:r>
+          </w:p>
+        </w:tc>
+      </w:tr>
+      <w:tr>
+        <w:trPr>
+          <w:trHeight w:val="5166"/>
+        </w:trPr>
+        <w:tc>
+          <w:tcPr>
+            <w:tcW w:w="7166" w:type="dxa"/>
+          </w:tcPr>
+          <w:p>
+            <w:pPr>
+              <w:widowControl w:val="0"/>
+              <w:autoSpaceDE w:val="0"/>
+              <w:autoSpaceDN w:val="0"/>
+              <w:adjustRightInd w:val="0"/>
+              <w:spacing w:before="0" w:line="240" w:lineRule="auto"/>
+              <w:rPr>
+                <w:rFonts w:ascii="BRH Devanagari Extra" w:hAnsi="BRH Devanagari Extra" w:cs="BRH Devanagari Extra"/>
+                <w:color w:val="000000"/>
+                <w:sz w:val="32"/>
+                <w:szCs w:val="40"/>
+              </w:rPr>
+            </w:pPr>
+            <w:r>
+              <w:rPr>
+                <w:rFonts w:cs="BRH Devanagari Extra"/>
+                <w:color w:val="000000"/>
+                <w:szCs w:val="40"/>
+              </w:rPr>
+              <w:t>49</w:t>
+            </w:r>
+            <w:r>
+              <w:rPr>
+                <w:rFonts w:ascii="BRH Devanagari Extra" w:hAnsi="BRH Devanagari Extra" w:cs="BRH Devanagari Extra"/>
+                <w:color w:val="000000"/>
+                <w:sz w:val="32"/>
+                <w:szCs w:val="40"/>
+              </w:rPr>
+              <w:t>)</w:t>
+            </w:r>
+            <w:r>
+              <w:rPr>
+                <w:rFonts w:ascii="BRH Devanagari Extra" w:hAnsi="BRH Devanagari Extra" w:cs="BRH Devanagari Extra"/>
+                <w:color w:val="000000"/>
+                <w:sz w:val="32"/>
+                <w:szCs w:val="40"/>
+              </w:rPr>
+              <w:tab/>
+            </w:r>
+            <w:r>
+              <w:rPr>
+                <w:rFonts w:cs="BRH Devanagari Extra"/>
+                <w:color w:val="000000"/>
+                <w:szCs w:val="40"/>
+              </w:rPr>
+              <w:t>2</w:t>
+            </w:r>
+            <w:r>
+              <w:rPr>
+                <w:rFonts w:ascii="BRH Devanagari Extra" w:hAnsi="BRH Devanagari Extra" w:cs="BRH Devanagari Extra"/>
+                <w:color w:val="000000"/>
+                <w:sz w:val="32"/>
+                <w:szCs w:val="40"/>
+              </w:rPr>
+              <w:t>.</w:t>
+            </w:r>
+            <w:r>
+              <w:rPr>
+                <w:rFonts w:cs="BRH Devanagari Extra"/>
+                <w:color w:val="000000"/>
+                <w:szCs w:val="40"/>
+              </w:rPr>
+              <w:t>6</w:t>
+            </w:r>
+            <w:r>
+              <w:rPr>
+                <w:rFonts w:ascii="BRH Devanagari Extra" w:hAnsi="BRH Devanagari Extra" w:cs="BRH Devanagari Extra"/>
+                <w:color w:val="000000"/>
+                <w:sz w:val="32"/>
+                <w:szCs w:val="40"/>
+              </w:rPr>
+              <w:t>.</w:t>
+            </w:r>
+            <w:r>
+              <w:rPr>
+                <w:rFonts w:cs="BRH Devanagari Extra"/>
+                <w:color w:val="000000"/>
+                <w:szCs w:val="40"/>
+              </w:rPr>
+              <w:t>5</w:t>
+            </w:r>
+            <w:r>
+              <w:rPr>
+                <w:rFonts w:ascii="BRH Devanagari Extra" w:hAnsi="BRH Devanagari Extra" w:cs="BRH Devanagari Extra"/>
+                <w:color w:val="000000"/>
+                <w:sz w:val="32"/>
+                <w:szCs w:val="40"/>
+              </w:rPr>
+              <w:t>.</w:t>
+            </w:r>
+            <w:r>
+              <w:rPr>
+                <w:rFonts w:cs="BRH Devanagari Extra"/>
+                <w:color w:val="000000"/>
+                <w:szCs w:val="40"/>
+              </w:rPr>
+              <w:t>6</w:t>
+            </w:r>
+            <w:r>
+              <w:rPr>
+                <w:rFonts w:ascii="BRH Devanagari Extra" w:hAnsi="BRH Devanagari Extra" w:cs="BRH Devanagari Extra"/>
+                <w:color w:val="000000"/>
+                <w:sz w:val="32"/>
+                <w:szCs w:val="40"/>
+              </w:rPr>
+              <w:t>(</w:t>
+            </w:r>
+            <w:r>
+              <w:rPr>
+                <w:rFonts w:cs="BRH Devanagari Extra"/>
+                <w:color w:val="000000"/>
+                <w:szCs w:val="40"/>
+              </w:rPr>
+              <w:t>45</w:t>
+            </w:r>
+            <w:r>
+              <w:rPr>
+                <w:rFonts w:ascii="BRH Devanagari Extra" w:hAnsi="BRH Devanagari Extra" w:cs="BRH Devanagari Extra"/>
+                <w:color w:val="000000"/>
+                <w:sz w:val="32"/>
+                <w:szCs w:val="40"/>
+              </w:rPr>
+              <w:t>)</w:t>
+            </w:r>
+            <w:proofErr w:type="gramStart"/>
+            <w:r>
+              <w:rPr>
+                <w:rFonts w:ascii="BRH Devanagari Extra" w:hAnsi="BRH Devanagari Extra" w:cs="BRH Devanagari Extra"/>
+                <w:color w:val="000000"/>
+                <w:sz w:val="32"/>
+                <w:szCs w:val="40"/>
+              </w:rPr>
+              <w:t>-  AÉ</w:t>
+            </w:r>
+            <w:proofErr w:type="gramEnd"/>
+            <w:r>
+              <w:rPr>
+                <w:rFonts w:ascii="BRH Malayalam Extra" w:hAnsi="BRH Malayalam Extra" w:cs="BRH Devanagari Extra"/>
+                <w:color w:val="000000"/>
+                <w:szCs w:val="40"/>
+              </w:rPr>
+              <w:t>–</w:t>
+            </w:r>
+            <w:r>
+              <w:rPr>
+                <w:rFonts w:ascii="BRH Devanagari Extra" w:hAnsi="BRH Devanagari Extra" w:cs="BRH Devanagari Extra"/>
+                <w:color w:val="000000"/>
+                <w:sz w:val="32"/>
+                <w:szCs w:val="40"/>
+              </w:rPr>
+              <w:t>Wû</w:t>
+            </w:r>
+            <w:r>
+              <w:rPr>
+                <w:rFonts w:ascii="BRH Malayalam Extra" w:hAnsi="BRH Malayalam Extra" w:cs="BRH Devanagari Extra"/>
+                <w:color w:val="000000"/>
+                <w:szCs w:val="40"/>
+              </w:rPr>
+              <w:t>–</w:t>
+            </w:r>
+            <w:r>
+              <w:rPr>
+                <w:rFonts w:ascii="BRH Devanagari Extra" w:hAnsi="BRH Devanagari Extra" w:cs="BRH Devanagari Extra"/>
+                <w:color w:val="000000"/>
+                <w:sz w:val="32"/>
+                <w:szCs w:val="40"/>
+              </w:rPr>
+              <w:t xml:space="preserve"> | rÉiÉç | oÉëÔ</w:t>
+            </w:r>
+            <w:r>
+              <w:rPr>
+                <w:rFonts w:ascii="BRH Malayalam Extra" w:hAnsi="BRH Malayalam Extra" w:cs="BRH Devanagari Extra"/>
+                <w:color w:val="000000"/>
+                <w:szCs w:val="40"/>
+              </w:rPr>
+              <w:t>–</w:t>
+            </w:r>
+            <w:r>
+              <w:rPr>
+                <w:rFonts w:ascii="BRH Devanagari Extra" w:hAnsi="BRH Devanagari Extra" w:cs="BRH Devanagari Extra"/>
+                <w:color w:val="000000"/>
+                <w:sz w:val="32"/>
+                <w:szCs w:val="40"/>
+                <w:highlight w:val="yellow"/>
+              </w:rPr>
+              <w:t>rÉÉ</w:t>
+            </w:r>
+            <w:r>
+              <w:rPr>
+                <w:rFonts w:ascii="BRH Malayalam Extra" w:hAnsi="BRH Malayalam Extra" w:cs="BRH Devanagari Extra"/>
+                <w:color w:val="000000"/>
+                <w:szCs w:val="40"/>
+              </w:rPr>
+              <w:t>–</w:t>
+            </w:r>
+            <w:r>
+              <w:rPr>
+                <w:rFonts w:ascii="BRH Devanagari Extra" w:hAnsi="BRH Devanagari Extra" w:cs="BRH Devanagari Extra"/>
+                <w:color w:val="000000"/>
+                <w:sz w:val="32"/>
+                <w:szCs w:val="40"/>
+              </w:rPr>
+              <w:t>iÉç |</w:t>
+            </w:r>
+          </w:p>
+          <w:p>
+            <w:pPr>
+              <w:widowControl w:val="0"/>
+              <w:autoSpaceDE w:val="0"/>
+              <w:autoSpaceDN w:val="0"/>
+              <w:adjustRightInd w:val="0"/>
+              <w:spacing w:before="0" w:line="240" w:lineRule="auto"/>
+              <w:rPr>
+                <w:rFonts w:ascii="BRH Devanagari Extra" w:hAnsi="BRH Devanagari Extra" w:cs="BRH Devanagari Extra"/>
+                <w:color w:val="000000"/>
+                <w:sz w:val="32"/>
+                <w:szCs w:val="40"/>
+              </w:rPr>
+            </w:pPr>
+            <w:r>
+              <w:rPr>
+                <w:rFonts w:ascii="BRH Devanagari Extra" w:hAnsi="BRH Devanagari Extra" w:cs="BRH Devanagari Extra"/>
+                <w:color w:val="000000"/>
+                <w:sz w:val="32"/>
+                <w:szCs w:val="40"/>
+              </w:rPr>
+              <w:t>AÉ</w:t>
+            </w:r>
+            <w:r>
+              <w:rPr>
+                <w:rFonts w:ascii="BRH Malayalam Extra" w:hAnsi="BRH Malayalam Extra" w:cs="BRH Devanagari Extra"/>
+                <w:color w:val="000000"/>
+                <w:szCs w:val="40"/>
+              </w:rPr>
+              <w:t>–</w:t>
+            </w:r>
+            <w:r>
+              <w:rPr>
+                <w:rFonts w:ascii="BRH Devanagari Extra" w:hAnsi="BRH Devanagari Extra" w:cs="BRH Devanagari Extra"/>
+                <w:color w:val="000000"/>
+                <w:sz w:val="32"/>
+                <w:szCs w:val="40"/>
+              </w:rPr>
+              <w:t>Wû</w:t>
+            </w:r>
+            <w:r>
+              <w:rPr>
+                <w:rFonts w:ascii="BRH Malayalam Extra" w:hAnsi="BRH Malayalam Extra" w:cs="BRH Devanagari Extra"/>
+                <w:color w:val="000000"/>
+                <w:szCs w:val="40"/>
+              </w:rPr>
+              <w:t>–</w:t>
+            </w:r>
+            <w:r>
+              <w:rPr>
+                <w:rFonts w:ascii="BRH Devanagari Extra" w:hAnsi="BRH Devanagari Extra" w:cs="BRH Devanagari Extra"/>
+                <w:color w:val="000000"/>
+                <w:sz w:val="32"/>
+                <w:szCs w:val="40"/>
+              </w:rPr>
+              <w:t xml:space="preserve"> rÉSè rÉSÉþWûÉWû</w:t>
+            </w:r>
+            <w:r>
+              <w:rPr>
+                <w:rFonts w:ascii="BRH Malayalam Extra" w:hAnsi="BRH Malayalam Extra" w:cs="BRH Devanagari Extra"/>
+                <w:color w:val="000000"/>
+                <w:szCs w:val="40"/>
+              </w:rPr>
+              <w:t>–</w:t>
+            </w:r>
+            <w:r>
+              <w:rPr>
+                <w:rFonts w:ascii="BRH Devanagari Extra" w:hAnsi="BRH Devanagari Extra" w:cs="BRH Devanagari Extra"/>
+                <w:color w:val="000000"/>
+                <w:sz w:val="32"/>
+                <w:szCs w:val="40"/>
+              </w:rPr>
+              <w:t xml:space="preserve"> rÉSè </w:t>
+            </w:r>
+            <w:r>
+              <w:rPr>
+                <w:rFonts w:ascii="BRH Devanagari Extra" w:hAnsi="BRH Devanagari Extra" w:cs="BRH Devanagari Extra"/>
+                <w:color w:val="000000"/>
+                <w:sz w:val="32"/>
+                <w:szCs w:val="40"/>
+                <w:highlight w:val="yellow"/>
+              </w:rPr>
+              <w:t>oÉ</w:t>
+            </w:r>
+            <w:r>
+              <w:rPr>
+                <w:rFonts w:ascii="BRH Devanagari Extra" w:hAnsi="BRH Devanagari Extra" w:cs="BRH Devanagari Extra"/>
+                <w:color w:val="000000"/>
+                <w:sz w:val="32"/>
+                <w:szCs w:val="40"/>
+              </w:rPr>
+              <w:t xml:space="preserve">ëÔþrÉÉSè </w:t>
+            </w:r>
+            <w:r>
+              <w:rPr>
+                <w:rFonts w:ascii="BRH Devanagari Extra" w:hAnsi="BRH Devanagari Extra" w:cs="BRH Devanagari Extra"/>
+                <w:color w:val="000000"/>
+                <w:sz w:val="32"/>
+                <w:szCs w:val="40"/>
+                <w:highlight w:val="yellow"/>
+              </w:rPr>
+              <w:t>oÉëÔrÉ</w:t>
+            </w:r>
+            <w:r>
+              <w:rPr>
+                <w:rFonts w:ascii="BRH Devanagari Extra" w:hAnsi="BRH Devanagari Extra" w:cs="BRH Devanagari Extra"/>
+                <w:color w:val="000000"/>
+                <w:sz w:val="32"/>
+                <w:szCs w:val="40"/>
+              </w:rPr>
+              <w:t>É</w:t>
+            </w:r>
+            <w:r>
+              <w:rPr>
+                <w:rFonts w:ascii="BRH Malayalam Extra" w:hAnsi="BRH Malayalam Extra" w:cs="BRH Devanagari Extra"/>
+                <w:color w:val="000000"/>
+                <w:szCs w:val="40"/>
+              </w:rPr>
+              <w:t>–</w:t>
+            </w:r>
+            <w:r>
+              <w:rPr>
+                <w:rFonts w:ascii="BRH Devanagari Extra" w:hAnsi="BRH Devanagari Extra" w:cs="BRH Devanagari Extra"/>
+                <w:color w:val="000000"/>
+                <w:sz w:val="32"/>
+                <w:szCs w:val="40"/>
+              </w:rPr>
+              <w:t>Sè rÉSÉþWûÉWû</w:t>
+            </w:r>
+            <w:r>
+              <w:rPr>
+                <w:rFonts w:ascii="BRH Malayalam Extra" w:hAnsi="BRH Malayalam Extra" w:cs="BRH Devanagari Extra"/>
+                <w:color w:val="000000"/>
+                <w:szCs w:val="40"/>
+              </w:rPr>
+              <w:t>–</w:t>
+            </w:r>
+            <w:r>
+              <w:rPr>
+                <w:rFonts w:ascii="BRH Devanagari Extra" w:hAnsi="BRH Devanagari Extra" w:cs="BRH Devanagari Extra"/>
+                <w:color w:val="000000"/>
+                <w:sz w:val="32"/>
+                <w:szCs w:val="40"/>
+              </w:rPr>
+              <w:t xml:space="preserve"> rÉSè </w:t>
+            </w:r>
+            <w:r>
+              <w:rPr>
+                <w:rFonts w:ascii="BRH Devanagari Extra" w:hAnsi="BRH Devanagari Extra" w:cs="BRH Devanagari Extra"/>
+                <w:color w:val="000000"/>
+                <w:sz w:val="32"/>
+                <w:szCs w:val="40"/>
+                <w:highlight w:val="yellow"/>
+              </w:rPr>
+              <w:t>oÉëÔþ</w:t>
+            </w:r>
+            <w:r>
+              <w:rPr>
+                <w:rFonts w:ascii="BRH Devanagari Extra" w:hAnsi="BRH Devanagari Extra" w:cs="BRH Devanagari Extra"/>
+                <w:color w:val="000000"/>
+                <w:sz w:val="32"/>
+                <w:szCs w:val="40"/>
+              </w:rPr>
+              <w:t xml:space="preserve">rÉÉiÉç | </w:t>
+            </w:r>
+          </w:p>
+          <w:p>
+            <w:pPr>
+              <w:widowControl w:val="0"/>
+              <w:autoSpaceDE w:val="0"/>
+              <w:autoSpaceDN w:val="0"/>
+              <w:adjustRightInd w:val="0"/>
+              <w:spacing w:before="0" w:line="240" w:lineRule="auto"/>
+              <w:rPr>
+                <w:rFonts w:ascii="BRH Devanagari Extra" w:hAnsi="BRH Devanagari Extra" w:cs="BRH Devanagari Extra"/>
+                <w:color w:val="000000"/>
+                <w:sz w:val="32"/>
+                <w:szCs w:val="40"/>
+              </w:rPr>
+            </w:pPr>
+            <w:r>
+              <w:rPr>
+                <w:rFonts w:cs="BRH Devanagari Extra"/>
+                <w:color w:val="000000"/>
+                <w:szCs w:val="40"/>
+              </w:rPr>
+              <w:t>50</w:t>
+            </w:r>
+            <w:r>
+              <w:rPr>
+                <w:rFonts w:ascii="BRH Devanagari Extra" w:hAnsi="BRH Devanagari Extra" w:cs="BRH Devanagari Extra"/>
+                <w:color w:val="000000"/>
+                <w:sz w:val="32"/>
+                <w:szCs w:val="40"/>
+              </w:rPr>
+              <w:t>)</w:t>
+            </w:r>
+            <w:r>
+              <w:rPr>
+                <w:rFonts w:ascii="BRH Devanagari Extra" w:hAnsi="BRH Devanagari Extra" w:cs="BRH Devanagari Extra"/>
+                <w:color w:val="000000"/>
+                <w:sz w:val="32"/>
+                <w:szCs w:val="40"/>
+              </w:rPr>
+              <w:tab/>
+            </w:r>
+            <w:r>
+              <w:rPr>
+                <w:rFonts w:cs="BRH Devanagari Extra"/>
+                <w:color w:val="000000"/>
+                <w:szCs w:val="40"/>
+              </w:rPr>
+              <w:t>2</w:t>
+            </w:r>
+            <w:r>
+              <w:rPr>
+                <w:rFonts w:ascii="BRH Devanagari Extra" w:hAnsi="BRH Devanagari Extra" w:cs="BRH Devanagari Extra"/>
+                <w:color w:val="000000"/>
+                <w:sz w:val="32"/>
+                <w:szCs w:val="40"/>
+              </w:rPr>
+              <w:t>.</w:t>
+            </w:r>
+            <w:r>
+              <w:rPr>
+                <w:rFonts w:cs="BRH Devanagari Extra"/>
+                <w:color w:val="000000"/>
+                <w:szCs w:val="40"/>
+              </w:rPr>
+              <w:t>6</w:t>
+            </w:r>
+            <w:r>
+              <w:rPr>
+                <w:rFonts w:ascii="BRH Devanagari Extra" w:hAnsi="BRH Devanagari Extra" w:cs="BRH Devanagari Extra"/>
+                <w:color w:val="000000"/>
+                <w:sz w:val="32"/>
+                <w:szCs w:val="40"/>
+              </w:rPr>
+              <w:t>.</w:t>
+            </w:r>
+            <w:r>
+              <w:rPr>
+                <w:rFonts w:cs="BRH Devanagari Extra"/>
+                <w:color w:val="000000"/>
+                <w:szCs w:val="40"/>
+              </w:rPr>
+              <w:t>5</w:t>
+            </w:r>
+            <w:r>
+              <w:rPr>
+                <w:rFonts w:ascii="BRH Devanagari Extra" w:hAnsi="BRH Devanagari Extra" w:cs="BRH Devanagari Extra"/>
+                <w:color w:val="000000"/>
+                <w:sz w:val="32"/>
+                <w:szCs w:val="40"/>
+              </w:rPr>
+              <w:t>.</w:t>
+            </w:r>
+            <w:r>
+              <w:rPr>
+                <w:rFonts w:cs="BRH Devanagari Extra"/>
+                <w:color w:val="000000"/>
+                <w:szCs w:val="40"/>
+              </w:rPr>
+              <w:t>6</w:t>
+            </w:r>
+            <w:r>
+              <w:rPr>
+                <w:rFonts w:ascii="BRH Devanagari Extra" w:hAnsi="BRH Devanagari Extra" w:cs="BRH Devanagari Extra"/>
+                <w:color w:val="000000"/>
+                <w:sz w:val="32"/>
+                <w:szCs w:val="40"/>
+              </w:rPr>
+              <w:t>(</w:t>
+            </w:r>
+            <w:r>
+              <w:rPr>
+                <w:rFonts w:cs="BRH Devanagari Extra"/>
+                <w:color w:val="000000"/>
+                <w:szCs w:val="40"/>
+              </w:rPr>
+              <w:t>46</w:t>
+            </w:r>
+            <w:r>
+              <w:rPr>
+                <w:rFonts w:ascii="BRH Devanagari Extra" w:hAnsi="BRH Devanagari Extra" w:cs="BRH Devanagari Extra"/>
+                <w:color w:val="000000"/>
+                <w:sz w:val="32"/>
+                <w:szCs w:val="40"/>
+              </w:rPr>
+              <w:t>)</w:t>
+            </w:r>
+            <w:proofErr w:type="gramStart"/>
+            <w:r>
+              <w:rPr>
+                <w:rFonts w:ascii="BRH Devanagari Extra" w:hAnsi="BRH Devanagari Extra" w:cs="BRH Devanagari Extra"/>
+                <w:color w:val="000000"/>
+                <w:sz w:val="32"/>
+                <w:szCs w:val="40"/>
+              </w:rPr>
+              <w:t>-  rÉiÉç</w:t>
+            </w:r>
+            <w:proofErr w:type="gramEnd"/>
+            <w:r>
+              <w:rPr>
+                <w:rFonts w:ascii="BRH Devanagari Extra" w:hAnsi="BRH Devanagari Extra" w:cs="BRH Devanagari Extra"/>
+                <w:color w:val="000000"/>
+                <w:sz w:val="32"/>
+                <w:szCs w:val="40"/>
+              </w:rPr>
+              <w:t xml:space="preserve"> | oÉëÔ</w:t>
+            </w:r>
+            <w:r>
+              <w:rPr>
+                <w:rFonts w:ascii="BRH Malayalam Extra" w:hAnsi="BRH Malayalam Extra" w:cs="BRH Devanagari Extra"/>
+                <w:color w:val="000000"/>
+                <w:szCs w:val="40"/>
+              </w:rPr>
+              <w:t>–</w:t>
+            </w:r>
+            <w:r>
+              <w:rPr>
+                <w:rFonts w:ascii="BRH Devanagari Extra" w:hAnsi="BRH Devanagari Extra" w:cs="BRH Devanagari Extra"/>
+                <w:color w:val="000000"/>
+                <w:sz w:val="32"/>
+                <w:szCs w:val="40"/>
+                <w:highlight w:val="yellow"/>
+              </w:rPr>
+              <w:t>rÉÉ</w:t>
+            </w:r>
+            <w:r>
+              <w:rPr>
+                <w:rFonts w:ascii="BRH Malayalam Extra" w:hAnsi="BRH Malayalam Extra" w:cs="BRH Devanagari Extra"/>
+                <w:color w:val="000000"/>
+                <w:szCs w:val="40"/>
+              </w:rPr>
+              <w:t>–</w:t>
+            </w:r>
+            <w:r>
+              <w:rPr>
+                <w:rFonts w:ascii="BRH Devanagari Extra" w:hAnsi="BRH Devanagari Extra" w:cs="BRH Devanagari Extra"/>
+                <w:color w:val="000000"/>
+                <w:sz w:val="32"/>
+                <w:szCs w:val="40"/>
+              </w:rPr>
+              <w:t>iÉç | AaÉ³Éçþ |</w:t>
+            </w:r>
+          </w:p>
+          <w:p>
+            <w:pPr>
+              <w:widowControl w:val="0"/>
+              <w:autoSpaceDE w:val="0"/>
+              <w:autoSpaceDN w:val="0"/>
+              <w:adjustRightInd w:val="0"/>
+              <w:spacing w:before="0" w:line="240" w:lineRule="auto"/>
+              <w:rPr>
+                <w:rFonts w:ascii="BRH Devanagari Extra" w:hAnsi="BRH Devanagari Extra" w:cs="BRH Devanagari Extra"/>
+                <w:color w:val="000000"/>
+                <w:sz w:val="32"/>
+                <w:szCs w:val="40"/>
+              </w:rPr>
+            </w:pPr>
+            <w:r>
+              <w:rPr>
+                <w:rFonts w:ascii="BRH Devanagari Extra" w:hAnsi="BRH Devanagari Extra" w:cs="BRH Devanagari Extra"/>
+                <w:color w:val="000000"/>
+                <w:sz w:val="32"/>
+                <w:szCs w:val="40"/>
+              </w:rPr>
+              <w:t xml:space="preserve">rÉSè </w:t>
+            </w:r>
+            <w:r>
+              <w:rPr>
+                <w:rFonts w:ascii="BRH Devanagari Extra" w:hAnsi="BRH Devanagari Extra" w:cs="BRH Devanagari Extra"/>
+                <w:color w:val="000000"/>
+                <w:sz w:val="32"/>
+                <w:szCs w:val="40"/>
+                <w:highlight w:val="yellow"/>
+              </w:rPr>
+              <w:t>oÉ</w:t>
+            </w:r>
+            <w:r>
+              <w:rPr>
+                <w:rFonts w:ascii="BRH Devanagari Extra" w:hAnsi="BRH Devanagari Extra" w:cs="BRH Devanagari Extra"/>
+                <w:color w:val="000000"/>
+                <w:sz w:val="32"/>
+                <w:szCs w:val="40"/>
+              </w:rPr>
+              <w:t xml:space="preserve">ëÔþrÉÉSè </w:t>
+            </w:r>
+            <w:r>
+              <w:rPr>
+                <w:rFonts w:ascii="BRH Devanagari Extra" w:hAnsi="BRH Devanagari Extra" w:cs="BRH Devanagari Extra"/>
+                <w:color w:val="000000"/>
+                <w:sz w:val="32"/>
+                <w:szCs w:val="40"/>
+                <w:highlight w:val="yellow"/>
+              </w:rPr>
+              <w:t>oÉëÔrÉÉ</w:t>
+            </w:r>
+            <w:r>
+              <w:rPr>
+                <w:rFonts w:ascii="BRH Malayalam Extra" w:hAnsi="BRH Malayalam Extra" w:cs="BRH Devanagari Extra"/>
+                <w:color w:val="000000"/>
+                <w:szCs w:val="40"/>
+              </w:rPr>
+              <w:t>–</w:t>
+            </w:r>
+            <w:r>
+              <w:rPr>
+                <w:rFonts w:ascii="BRH Devanagari Extra" w:hAnsi="BRH Devanagari Extra" w:cs="BRH Devanagari Extra"/>
+                <w:color w:val="000000"/>
+                <w:sz w:val="32"/>
+                <w:szCs w:val="40"/>
+              </w:rPr>
+              <w:t xml:space="preserve">Sè rÉSè rÉSè </w:t>
+            </w:r>
+            <w:r>
+              <w:rPr>
+                <w:rFonts w:ascii="BRH Devanagari Extra" w:hAnsi="BRH Devanagari Extra" w:cs="BRH Devanagari Extra"/>
+                <w:color w:val="000000"/>
+                <w:sz w:val="32"/>
+                <w:szCs w:val="40"/>
+                <w:highlight w:val="yellow"/>
+              </w:rPr>
+              <w:t>oÉëÔþrÉ</w:t>
+            </w:r>
+            <w:r>
+              <w:rPr>
+                <w:rFonts w:ascii="BRH Devanagari Extra" w:hAnsi="BRH Devanagari Extra" w:cs="BRH Devanagari Extra"/>
+                <w:color w:val="000000"/>
+                <w:sz w:val="32"/>
+                <w:szCs w:val="40"/>
+              </w:rPr>
+              <w:t>É</w:t>
+            </w:r>
+            <w:r>
+              <w:rPr>
+                <w:rFonts w:ascii="BRH Malayalam Extra" w:hAnsi="BRH Malayalam Extra" w:cs="BRH Devanagari Extra"/>
+                <w:color w:val="000000"/>
+                <w:szCs w:val="40"/>
+              </w:rPr>
+              <w:t>–</w:t>
+            </w:r>
+            <w:r>
+              <w:rPr>
+                <w:rFonts w:ascii="BRH Devanagari Extra" w:hAnsi="BRH Devanagari Extra" w:cs="BRH Devanagari Extra"/>
+                <w:color w:val="000000"/>
+                <w:sz w:val="32"/>
+                <w:szCs w:val="40"/>
+              </w:rPr>
+              <w:t xml:space="preserve"> SaÉ</w:t>
+            </w:r>
+            <w:r>
+              <w:rPr>
+                <w:rFonts w:ascii="BRH Malayalam Extra" w:hAnsi="BRH Malayalam Extra" w:cs="BRH Devanagari Extra"/>
+                <w:color w:val="000000"/>
+                <w:szCs w:val="40"/>
+              </w:rPr>
+              <w:t>–</w:t>
+            </w:r>
+            <w:r>
+              <w:rPr>
+                <w:rFonts w:ascii="BRH Devanagari Extra" w:hAnsi="BRH Devanagari Extra" w:cs="BRH Devanagari Extra"/>
+                <w:color w:val="000000"/>
+                <w:sz w:val="32"/>
+                <w:szCs w:val="40"/>
+              </w:rPr>
+              <w:t xml:space="preserve">lÉç lÉaÉþlÉç </w:t>
+            </w:r>
+            <w:r>
+              <w:rPr>
+                <w:rFonts w:ascii="BRH Devanagari Extra" w:hAnsi="BRH Devanagari Extra" w:cs="BRH Devanagari Extra"/>
+                <w:color w:val="000000"/>
+                <w:sz w:val="32"/>
+                <w:szCs w:val="40"/>
+                <w:highlight w:val="yellow"/>
+              </w:rPr>
+              <w:t>oÉëÔrÉ</w:t>
+            </w:r>
+            <w:r>
+              <w:rPr>
+                <w:rFonts w:ascii="BRH Devanagari Extra" w:hAnsi="BRH Devanagari Extra" w:cs="BRH Devanagari Extra"/>
+                <w:color w:val="000000"/>
+                <w:sz w:val="32"/>
+                <w:szCs w:val="40"/>
+              </w:rPr>
+              <w:t>É</w:t>
+            </w:r>
+            <w:r>
+              <w:rPr>
+                <w:rFonts w:ascii="BRH Malayalam Extra" w:hAnsi="BRH Malayalam Extra" w:cs="BRH Devanagari Extra"/>
+                <w:color w:val="000000"/>
+                <w:szCs w:val="40"/>
+              </w:rPr>
+              <w:t>–</w:t>
+            </w:r>
+            <w:r>
+              <w:rPr>
+                <w:rFonts w:ascii="BRH Devanagari Extra" w:hAnsi="BRH Devanagari Extra" w:cs="BRH Devanagari Extra"/>
+                <w:color w:val="000000"/>
+                <w:sz w:val="32"/>
+                <w:szCs w:val="40"/>
+              </w:rPr>
+              <w:t xml:space="preserve">Sè rÉSè rÉSè </w:t>
+            </w:r>
+            <w:r>
+              <w:rPr>
+                <w:rFonts w:ascii="BRH Devanagari Extra" w:hAnsi="BRH Devanagari Extra" w:cs="BRH Devanagari Extra"/>
+                <w:color w:val="000000"/>
+                <w:sz w:val="32"/>
+                <w:szCs w:val="40"/>
+                <w:highlight w:val="yellow"/>
+              </w:rPr>
+              <w:t>oÉëÔþrÉÉ</w:t>
+            </w:r>
+            <w:r>
+              <w:rPr>
+                <w:rFonts w:ascii="BRH Malayalam Extra" w:hAnsi="BRH Malayalam Extra" w:cs="BRH Devanagari Extra"/>
+                <w:color w:val="000000"/>
+                <w:szCs w:val="40"/>
+              </w:rPr>
+              <w:t>–</w:t>
+            </w:r>
+            <w:r>
+              <w:rPr>
+                <w:rFonts w:ascii="BRH Devanagari Extra" w:hAnsi="BRH Devanagari Extra" w:cs="BRH Devanagari Extra"/>
+                <w:color w:val="000000"/>
+                <w:sz w:val="32"/>
+                <w:szCs w:val="40"/>
+              </w:rPr>
+              <w:t xml:space="preserve"> SaÉ³Éçþ | </w:t>
+            </w:r>
+          </w:p>
+          <w:p>
+            <w:pPr>
+              <w:widowControl w:val="0"/>
+              <w:autoSpaceDE w:val="0"/>
+              <w:autoSpaceDN w:val="0"/>
+              <w:adjustRightInd w:val="0"/>
+              <w:spacing w:before="0" w:line="240" w:lineRule="auto"/>
+              <w:rPr>
+                <w:rFonts w:ascii="BRH Devanagari Extra" w:hAnsi="BRH Devanagari Extra" w:cs="BRH Devanagari Extra"/>
+                <w:color w:val="000000"/>
+                <w:sz w:val="32"/>
+                <w:szCs w:val="40"/>
+              </w:rPr>
+            </w:pPr>
+            <w:r>
+              <w:rPr>
+                <w:rFonts w:cs="BRH Devanagari Extra"/>
+                <w:color w:val="000000"/>
+                <w:szCs w:val="40"/>
+              </w:rPr>
+              <w:t>51</w:t>
+            </w:r>
+            <w:r>
+              <w:rPr>
+                <w:rFonts w:ascii="BRH Devanagari Extra" w:hAnsi="BRH Devanagari Extra" w:cs="BRH Devanagari Extra"/>
+                <w:color w:val="000000"/>
+                <w:sz w:val="32"/>
+                <w:szCs w:val="40"/>
+              </w:rPr>
+              <w:t>)</w:t>
+            </w:r>
+            <w:r>
+              <w:rPr>
+                <w:rFonts w:ascii="BRH Devanagari Extra" w:hAnsi="BRH Devanagari Extra" w:cs="BRH Devanagari Extra"/>
+                <w:color w:val="000000"/>
+                <w:sz w:val="32"/>
+                <w:szCs w:val="40"/>
+              </w:rPr>
+              <w:tab/>
+            </w:r>
+            <w:r>
+              <w:rPr>
+                <w:rFonts w:cs="BRH Devanagari Extra"/>
+                <w:color w:val="000000"/>
+                <w:szCs w:val="40"/>
+              </w:rPr>
+              <w:t>2</w:t>
+            </w:r>
+            <w:r>
+              <w:rPr>
+                <w:rFonts w:ascii="BRH Devanagari Extra" w:hAnsi="BRH Devanagari Extra" w:cs="BRH Devanagari Extra"/>
+                <w:color w:val="000000"/>
+                <w:sz w:val="32"/>
+                <w:szCs w:val="40"/>
+              </w:rPr>
+              <w:t>.</w:t>
+            </w:r>
+            <w:r>
+              <w:rPr>
+                <w:rFonts w:cs="BRH Devanagari Extra"/>
+                <w:color w:val="000000"/>
+                <w:szCs w:val="40"/>
+              </w:rPr>
+              <w:t>6</w:t>
+            </w:r>
+            <w:r>
+              <w:rPr>
+                <w:rFonts w:ascii="BRH Devanagari Extra" w:hAnsi="BRH Devanagari Extra" w:cs="BRH Devanagari Extra"/>
+                <w:color w:val="000000"/>
+                <w:sz w:val="32"/>
+                <w:szCs w:val="40"/>
+              </w:rPr>
+              <w:t>.</w:t>
+            </w:r>
+            <w:r>
+              <w:rPr>
+                <w:rFonts w:cs="BRH Devanagari Extra"/>
+                <w:color w:val="000000"/>
+                <w:szCs w:val="40"/>
+              </w:rPr>
+              <w:t>5</w:t>
+            </w:r>
+            <w:r>
+              <w:rPr>
+                <w:rFonts w:ascii="BRH Devanagari Extra" w:hAnsi="BRH Devanagari Extra" w:cs="BRH Devanagari Extra"/>
+                <w:color w:val="000000"/>
+                <w:sz w:val="32"/>
+                <w:szCs w:val="40"/>
+              </w:rPr>
+              <w:t>.</w:t>
+            </w:r>
+            <w:r>
+              <w:rPr>
+                <w:rFonts w:cs="BRH Devanagari Extra"/>
+                <w:color w:val="000000"/>
+                <w:szCs w:val="40"/>
+              </w:rPr>
+              <w:t>6</w:t>
+            </w:r>
+            <w:r>
+              <w:rPr>
+                <w:rFonts w:ascii="BRH Devanagari Extra" w:hAnsi="BRH Devanagari Extra" w:cs="BRH Devanagari Extra"/>
+                <w:color w:val="000000"/>
+                <w:sz w:val="32"/>
+                <w:szCs w:val="40"/>
+              </w:rPr>
+              <w:t>(</w:t>
+            </w:r>
+            <w:r>
+              <w:rPr>
+                <w:rFonts w:cs="BRH Devanagari Extra"/>
+                <w:color w:val="000000"/>
+                <w:szCs w:val="40"/>
+              </w:rPr>
+              <w:t>47</w:t>
+            </w:r>
+            <w:r>
+              <w:rPr>
+                <w:rFonts w:ascii="BRH Devanagari Extra" w:hAnsi="BRH Devanagari Extra" w:cs="BRH Devanagari Extra"/>
+                <w:color w:val="000000"/>
+                <w:sz w:val="32"/>
+                <w:szCs w:val="40"/>
+              </w:rPr>
+              <w:t>)</w:t>
+            </w:r>
+            <w:proofErr w:type="gramStart"/>
+            <w:r>
+              <w:rPr>
+                <w:rFonts w:ascii="BRH Devanagari Extra" w:hAnsi="BRH Devanagari Extra" w:cs="BRH Devanagari Extra"/>
+                <w:color w:val="000000"/>
+                <w:sz w:val="32"/>
+                <w:szCs w:val="40"/>
+              </w:rPr>
+              <w:t>-  oÉëÔ</w:t>
+            </w:r>
+            <w:proofErr w:type="gramEnd"/>
+            <w:r>
+              <w:rPr>
+                <w:rFonts w:ascii="BRH Malayalam Extra" w:hAnsi="BRH Malayalam Extra" w:cs="BRH Devanagari Extra"/>
+                <w:color w:val="000000"/>
+                <w:szCs w:val="40"/>
+              </w:rPr>
+              <w:t>–</w:t>
+            </w:r>
+            <w:r>
+              <w:rPr>
+                <w:rFonts w:ascii="BRH Devanagari Extra" w:hAnsi="BRH Devanagari Extra" w:cs="BRH Devanagari Extra"/>
+                <w:color w:val="000000"/>
+                <w:sz w:val="32"/>
+                <w:szCs w:val="40"/>
+                <w:highlight w:val="yellow"/>
+              </w:rPr>
+              <w:t>rÉÉ</w:t>
+            </w:r>
+            <w:r>
+              <w:rPr>
+                <w:rFonts w:ascii="BRH Malayalam Extra" w:hAnsi="BRH Malayalam Extra" w:cs="BRH Devanagari Extra"/>
+                <w:color w:val="000000"/>
+                <w:szCs w:val="40"/>
+                <w:highlight w:val="yellow"/>
+              </w:rPr>
+              <w:t>–</w:t>
+            </w:r>
+            <w:r>
+              <w:rPr>
+                <w:rFonts w:ascii="BRH Devanagari Extra" w:hAnsi="BRH Devanagari Extra" w:cs="BRH Devanagari Extra"/>
+                <w:color w:val="000000"/>
+                <w:sz w:val="32"/>
+                <w:szCs w:val="40"/>
+              </w:rPr>
+              <w:t>iÉç | AaÉ³Éçþ | A</w:t>
+            </w:r>
+            <w:r>
+              <w:rPr>
+                <w:rFonts w:ascii="BRH Malayalam Extra" w:hAnsi="BRH Malayalam Extra" w:cs="BRH Devanagari Extra"/>
+                <w:color w:val="000000"/>
+                <w:szCs w:val="40"/>
+              </w:rPr>
+              <w:t>–</w:t>
+            </w:r>
+            <w:r>
+              <w:rPr>
+                <w:rFonts w:ascii="BRH Devanagari Extra" w:hAnsi="BRH Devanagari Extra" w:cs="BRH Devanagari Extra"/>
+                <w:color w:val="000000"/>
+                <w:sz w:val="32"/>
+                <w:szCs w:val="40"/>
+              </w:rPr>
+              <w:t>ÎalÉÈ |</w:t>
+            </w:r>
+          </w:p>
+          <w:p>
+            <w:pPr>
+              <w:widowControl w:val="0"/>
+              <w:autoSpaceDE w:val="0"/>
+              <w:autoSpaceDN w:val="0"/>
+              <w:adjustRightInd w:val="0"/>
+              <w:spacing w:before="0" w:line="240" w:lineRule="auto"/>
+              <w:rPr>
+                <w:rFonts w:cs="BRH Malayalam Extra"/>
+                <w:szCs w:val="40"/>
+              </w:rPr>
+            </w:pPr>
+            <w:r>
+              <w:rPr>
+                <w:rFonts w:ascii="BRH Devanagari Extra" w:hAnsi="BRH Devanagari Extra" w:cs="BRH Devanagari Extra"/>
+                <w:color w:val="000000"/>
+                <w:sz w:val="32"/>
+                <w:szCs w:val="40"/>
+              </w:rPr>
+              <w:t>oÉëÔ</w:t>
+            </w:r>
+            <w:r>
+              <w:rPr>
+                <w:rFonts w:ascii="BRH Malayalam Extra" w:hAnsi="BRH Malayalam Extra" w:cs="BRH Devanagari Extra"/>
+                <w:color w:val="000000"/>
+                <w:szCs w:val="40"/>
+              </w:rPr>
+              <w:t>–</w:t>
+            </w:r>
+            <w:r>
+              <w:rPr>
+                <w:rFonts w:ascii="BRH Devanagari Extra" w:hAnsi="BRH Devanagari Extra" w:cs="BRH Devanagari Extra"/>
+                <w:color w:val="000000"/>
+                <w:sz w:val="32"/>
+                <w:szCs w:val="40"/>
+                <w:highlight w:val="yellow"/>
+              </w:rPr>
+              <w:t>rÉ</w:t>
+            </w:r>
+            <w:r>
+              <w:rPr>
+                <w:rFonts w:ascii="BRH Devanagari Extra" w:hAnsi="BRH Devanagari Extra" w:cs="BRH Devanagari Extra"/>
+                <w:color w:val="000000"/>
+                <w:sz w:val="32"/>
+                <w:szCs w:val="40"/>
+              </w:rPr>
+              <w:t>É</w:t>
+            </w:r>
+            <w:r>
+              <w:rPr>
+                <w:rFonts w:ascii="BRH Malayalam Extra" w:hAnsi="BRH Malayalam Extra" w:cs="BRH Devanagari Extra"/>
+                <w:color w:val="000000"/>
+                <w:szCs w:val="40"/>
+              </w:rPr>
+              <w:t>–</w:t>
+            </w:r>
+            <w:r>
+              <w:rPr>
+                <w:rFonts w:ascii="BRH Devanagari Extra" w:hAnsi="BRH Devanagari Extra" w:cs="BRH Devanagari Extra"/>
+                <w:color w:val="000000"/>
+                <w:sz w:val="32"/>
+                <w:szCs w:val="40"/>
+              </w:rPr>
+              <w:t xml:space="preserve"> SaÉ</w:t>
+            </w:r>
+            <w:r>
+              <w:rPr>
+                <w:rFonts w:ascii="BRH Malayalam Extra" w:hAnsi="BRH Malayalam Extra" w:cs="BRH Devanagari Extra"/>
+                <w:color w:val="000000"/>
+                <w:szCs w:val="40"/>
+              </w:rPr>
+              <w:t>–</w:t>
+            </w:r>
+            <w:r>
+              <w:rPr>
+                <w:rFonts w:ascii="BRH Devanagari Extra" w:hAnsi="BRH Devanagari Extra" w:cs="BRH Devanagari Extra"/>
+                <w:color w:val="000000"/>
+                <w:sz w:val="32"/>
+                <w:szCs w:val="40"/>
+              </w:rPr>
+              <w:t xml:space="preserve">lÉç lÉaÉþlÉç </w:t>
+            </w:r>
+            <w:r>
+              <w:rPr>
+                <w:rFonts w:ascii="BRH Devanagari Extra" w:hAnsi="BRH Devanagari Extra" w:cs="BRH Devanagari Extra"/>
+                <w:color w:val="000000"/>
+                <w:sz w:val="32"/>
+                <w:szCs w:val="40"/>
+                <w:highlight w:val="yellow"/>
+              </w:rPr>
+              <w:t>oÉë</w:t>
+            </w:r>
+            <w:r>
+              <w:rPr>
+                <w:rFonts w:ascii="BRH Devanagari Extra" w:hAnsi="BRH Devanagari Extra" w:cs="BRH Devanagari Extra"/>
+                <w:color w:val="000000"/>
+                <w:sz w:val="32"/>
+                <w:szCs w:val="40"/>
+              </w:rPr>
+              <w:t xml:space="preserve">ÔrÉÉSè </w:t>
+            </w:r>
+            <w:r>
+              <w:rPr>
+                <w:rFonts w:ascii="BRH Devanagari Extra" w:hAnsi="BRH Devanagari Extra" w:cs="BRH Devanagari Extra"/>
+                <w:color w:val="000000"/>
+                <w:sz w:val="32"/>
+                <w:szCs w:val="40"/>
+                <w:highlight w:val="yellow"/>
+              </w:rPr>
+              <w:t>oÉëÔrÉÉ</w:t>
+            </w:r>
+            <w:r>
+              <w:rPr>
+                <w:rFonts w:ascii="BRH Malayalam Extra" w:hAnsi="BRH Malayalam Extra" w:cs="BRH Devanagari Extra"/>
+                <w:color w:val="000000"/>
+                <w:szCs w:val="40"/>
+              </w:rPr>
+              <w:t>–</w:t>
+            </w:r>
+            <w:r>
+              <w:rPr>
+                <w:rFonts w:ascii="BRH Devanagari Extra" w:hAnsi="BRH Devanagari Extra" w:cs="BRH Devanagari Extra"/>
+                <w:color w:val="000000"/>
+                <w:sz w:val="32"/>
+                <w:szCs w:val="40"/>
+              </w:rPr>
+              <w:t xml:space="preserve"> SaÉþlÉç lÉ</w:t>
+            </w:r>
+            <w:r>
+              <w:rPr>
+                <w:rFonts w:ascii="BRH Malayalam Extra" w:hAnsi="BRH Malayalam Extra" w:cs="BRH Devanagari Extra"/>
+                <w:color w:val="000000"/>
+                <w:szCs w:val="40"/>
+              </w:rPr>
+              <w:t>–</w:t>
+            </w:r>
+            <w:r>
+              <w:rPr>
+                <w:rFonts w:ascii="BRH Devanagari Extra" w:hAnsi="BRH Devanagari Extra" w:cs="BRH Devanagari Extra"/>
+                <w:color w:val="000000"/>
+                <w:sz w:val="32"/>
+                <w:szCs w:val="40"/>
+              </w:rPr>
+              <w:t>ÎalÉ U</w:t>
+            </w:r>
+            <w:r>
+              <w:rPr>
+                <w:rFonts w:ascii="BRH Malayalam Extra" w:hAnsi="BRH Malayalam Extra" w:cs="BRH Devanagari Extra"/>
+                <w:color w:val="000000"/>
+                <w:szCs w:val="40"/>
+              </w:rPr>
+              <w:t>–</w:t>
+            </w:r>
+            <w:r>
+              <w:rPr>
+                <w:rFonts w:ascii="BRH Devanagari Extra" w:hAnsi="BRH Devanagari Extra" w:cs="BRH Devanagari Extra"/>
+                <w:color w:val="000000"/>
+                <w:sz w:val="32"/>
+                <w:szCs w:val="40"/>
+              </w:rPr>
+              <w:t xml:space="preserve">ÎalÉ UaÉþlÉç </w:t>
+            </w:r>
+            <w:r>
+              <w:rPr>
+                <w:rFonts w:ascii="BRH Devanagari Extra" w:hAnsi="BRH Devanagari Extra" w:cs="BRH Devanagari Extra"/>
+                <w:color w:val="000000"/>
+                <w:sz w:val="32"/>
+                <w:szCs w:val="40"/>
+                <w:highlight w:val="yellow"/>
+              </w:rPr>
+              <w:t>oÉëÔ</w:t>
+            </w:r>
+            <w:r>
+              <w:rPr>
+                <w:rFonts w:ascii="BRH Devanagari Extra" w:hAnsi="BRH Devanagari Extra" w:cs="BRH Devanagari Extra"/>
+                <w:color w:val="000000"/>
+                <w:sz w:val="32"/>
+                <w:szCs w:val="40"/>
+              </w:rPr>
+              <w:t xml:space="preserve">rÉÉSè </w:t>
+            </w:r>
+            <w:r>
+              <w:rPr>
+                <w:rFonts w:ascii="BRH Devanagari Extra" w:hAnsi="BRH Devanagari Extra" w:cs="BRH Devanagari Extra"/>
+                <w:color w:val="000000"/>
+                <w:sz w:val="32"/>
+                <w:szCs w:val="40"/>
+                <w:highlight w:val="yellow"/>
+              </w:rPr>
+              <w:t>oÉëÔrÉÉ</w:t>
+            </w:r>
+            <w:r>
+              <w:rPr>
+                <w:rFonts w:ascii="BRH Malayalam Extra" w:hAnsi="BRH Malayalam Extra" w:cs="BRH Devanagari Extra"/>
+                <w:color w:val="000000"/>
+                <w:szCs w:val="40"/>
+                <w:highlight w:val="yellow"/>
+              </w:rPr>
+              <w:t>–</w:t>
+            </w:r>
+            <w:r>
+              <w:rPr>
+                <w:rFonts w:ascii="BRH Devanagari Extra" w:hAnsi="BRH Devanagari Extra" w:cs="BRH Devanagari Extra"/>
+                <w:color w:val="000000"/>
+                <w:sz w:val="32"/>
+                <w:szCs w:val="40"/>
+              </w:rPr>
+              <w:t xml:space="preserve"> SaÉþlÉç lÉ</w:t>
+            </w:r>
+            <w:r>
+              <w:rPr>
+                <w:rFonts w:ascii="BRH Malayalam Extra" w:hAnsi="BRH Malayalam Extra" w:cs="BRH Devanagari Extra"/>
+                <w:color w:val="000000"/>
+                <w:szCs w:val="40"/>
+              </w:rPr>
+              <w:t>–</w:t>
+            </w:r>
+            <w:r>
+              <w:rPr>
+                <w:rFonts w:ascii="BRH Devanagari Extra" w:hAnsi="BRH Devanagari Extra" w:cs="BRH Devanagari Extra"/>
+                <w:color w:val="000000"/>
+                <w:sz w:val="32"/>
+                <w:szCs w:val="40"/>
+              </w:rPr>
+              <w:t xml:space="preserve">ÎalÉÈ | </w:t>
+            </w:r>
+          </w:p>
+        </w:tc>
+        <w:tc>
+          <w:tcPr>
+            <w:tcW w:w="7371" w:type="dxa"/>
+          </w:tcPr>
+          <w:p>
+            <w:pPr>
+              <w:widowControl w:val="0"/>
+              <w:autoSpaceDE w:val="0"/>
+              <w:autoSpaceDN w:val="0"/>
+              <w:adjustRightInd w:val="0"/>
+              <w:spacing w:before="0" w:line="240" w:lineRule="auto"/>
+              <w:rPr>
+                <w:rFonts w:ascii="BRH Devanagari Extra" w:hAnsi="BRH Devanagari Extra" w:cs="BRH Devanagari Extra"/>
+                <w:color w:val="000000"/>
+                <w:sz w:val="32"/>
+                <w:szCs w:val="40"/>
+              </w:rPr>
+            </w:pPr>
+            <w:r>
+              <w:rPr>
+                <w:rFonts w:cs="BRH Devanagari Extra"/>
+                <w:color w:val="000000"/>
+                <w:szCs w:val="40"/>
+              </w:rPr>
+              <w:t>49</w:t>
+            </w:r>
+            <w:r>
+              <w:rPr>
+                <w:rFonts w:ascii="BRH Devanagari Extra" w:hAnsi="BRH Devanagari Extra" w:cs="BRH Devanagari Extra"/>
+                <w:color w:val="000000"/>
+                <w:sz w:val="32"/>
+                <w:szCs w:val="40"/>
+              </w:rPr>
+              <w:t>)</w:t>
+            </w:r>
+            <w:r>
+              <w:rPr>
+                <w:rFonts w:ascii="BRH Devanagari Extra" w:hAnsi="BRH Devanagari Extra" w:cs="BRH Devanagari Extra"/>
+                <w:color w:val="000000"/>
+                <w:sz w:val="32"/>
+                <w:szCs w:val="40"/>
+              </w:rPr>
+              <w:tab/>
+            </w:r>
+            <w:r>
+              <w:rPr>
+                <w:rFonts w:cs="BRH Devanagari Extra"/>
+                <w:color w:val="000000"/>
+                <w:szCs w:val="40"/>
+              </w:rPr>
+              <w:t>2</w:t>
+            </w:r>
+            <w:r>
+              <w:rPr>
+                <w:rFonts w:ascii="BRH Devanagari Extra" w:hAnsi="BRH Devanagari Extra" w:cs="BRH Devanagari Extra"/>
+                <w:color w:val="000000"/>
+                <w:sz w:val="32"/>
+                <w:szCs w:val="40"/>
+              </w:rPr>
+              <w:t>.</w:t>
+            </w:r>
+            <w:r>
+              <w:rPr>
+                <w:rFonts w:cs="BRH Devanagari Extra"/>
+                <w:color w:val="000000"/>
+                <w:szCs w:val="40"/>
+              </w:rPr>
+              <w:t>6</w:t>
+            </w:r>
+            <w:r>
+              <w:rPr>
+                <w:rFonts w:ascii="BRH Devanagari Extra" w:hAnsi="BRH Devanagari Extra" w:cs="BRH Devanagari Extra"/>
+                <w:color w:val="000000"/>
+                <w:sz w:val="32"/>
+                <w:szCs w:val="40"/>
+              </w:rPr>
+              <w:t>.</w:t>
+            </w:r>
+            <w:r>
+              <w:rPr>
+                <w:rFonts w:cs="BRH Devanagari Extra"/>
+                <w:color w:val="000000"/>
+                <w:szCs w:val="40"/>
+              </w:rPr>
+              <w:t>5</w:t>
+            </w:r>
+            <w:r>
+              <w:rPr>
+                <w:rFonts w:ascii="BRH Devanagari Extra" w:hAnsi="BRH Devanagari Extra" w:cs="BRH Devanagari Extra"/>
+                <w:color w:val="000000"/>
+                <w:sz w:val="32"/>
+                <w:szCs w:val="40"/>
+              </w:rPr>
+              <w:t>.</w:t>
+            </w:r>
+            <w:r>
+              <w:rPr>
+                <w:rFonts w:cs="BRH Devanagari Extra"/>
+                <w:color w:val="000000"/>
+                <w:szCs w:val="40"/>
+              </w:rPr>
+              <w:t>6</w:t>
+            </w:r>
+            <w:r>
+              <w:rPr>
+                <w:rFonts w:ascii="BRH Devanagari Extra" w:hAnsi="BRH Devanagari Extra" w:cs="BRH Devanagari Extra"/>
+                <w:color w:val="000000"/>
+                <w:sz w:val="32"/>
+                <w:szCs w:val="40"/>
+              </w:rPr>
+              <w:t>(</w:t>
+            </w:r>
+            <w:r>
+              <w:rPr>
+                <w:rFonts w:cs="BRH Devanagari Extra"/>
+                <w:color w:val="000000"/>
+                <w:szCs w:val="40"/>
+              </w:rPr>
+              <w:t>45</w:t>
+            </w:r>
+            <w:r>
+              <w:rPr>
+                <w:rFonts w:ascii="BRH Devanagari Extra" w:hAnsi="BRH Devanagari Extra" w:cs="BRH Devanagari Extra"/>
+                <w:color w:val="000000"/>
+                <w:sz w:val="32"/>
+                <w:szCs w:val="40"/>
+              </w:rPr>
+              <w:t>)</w:t>
+            </w:r>
+            <w:proofErr w:type="gramStart"/>
+            <w:r>
+              <w:rPr>
+                <w:rFonts w:ascii="BRH Devanagari Extra" w:hAnsi="BRH Devanagari Extra" w:cs="BRH Devanagari Extra"/>
+                <w:color w:val="000000"/>
+                <w:sz w:val="32"/>
+                <w:szCs w:val="40"/>
+              </w:rPr>
+              <w:t>-  AÉ</w:t>
+            </w:r>
+            <w:proofErr w:type="gramEnd"/>
+            <w:r>
+              <w:rPr>
+                <w:rFonts w:ascii="BRH Malayalam Extra" w:hAnsi="BRH Malayalam Extra" w:cs="BRH Devanagari Extra"/>
+                <w:color w:val="000000"/>
+                <w:szCs w:val="40"/>
+              </w:rPr>
+              <w:t>–</w:t>
+            </w:r>
+            <w:r>
+              <w:rPr>
+                <w:rFonts w:ascii="BRH Devanagari Extra" w:hAnsi="BRH Devanagari Extra" w:cs="BRH Devanagari Extra"/>
+                <w:color w:val="000000"/>
+                <w:sz w:val="32"/>
+                <w:szCs w:val="40"/>
+              </w:rPr>
+              <w:t>Wû</w:t>
+            </w:r>
+            <w:r>
+              <w:rPr>
+                <w:rFonts w:ascii="BRH Malayalam Extra" w:hAnsi="BRH Malayalam Extra" w:cs="BRH Devanagari Extra"/>
+                <w:color w:val="000000"/>
+                <w:szCs w:val="40"/>
+              </w:rPr>
+              <w:t>–</w:t>
+            </w:r>
+            <w:r>
+              <w:rPr>
+                <w:rFonts w:ascii="BRH Devanagari Extra" w:hAnsi="BRH Devanagari Extra" w:cs="BRH Devanagari Extra"/>
+                <w:color w:val="000000"/>
+                <w:sz w:val="32"/>
+                <w:szCs w:val="40"/>
+              </w:rPr>
+              <w:t xml:space="preserve"> | rÉiÉç | oÉëÔ</w:t>
+            </w:r>
+            <w:r>
+              <w:rPr>
+                <w:rFonts w:ascii="BRH Malayalam Extra" w:hAnsi="BRH Malayalam Extra" w:cs="BRH Devanagari Extra"/>
+                <w:color w:val="000000"/>
+                <w:szCs w:val="40"/>
+              </w:rPr>
+              <w:t>–</w:t>
+            </w:r>
+            <w:r>
+              <w:rPr>
+                <w:rFonts w:ascii="BRH Devanagari Extra" w:hAnsi="BRH Devanagari Extra" w:cs="BRH Devanagari Extra"/>
+                <w:color w:val="000000"/>
+                <w:sz w:val="32"/>
+                <w:szCs w:val="40"/>
+                <w:highlight w:val="green"/>
+              </w:rPr>
+              <w:t>rÉÉ</w:t>
+            </w:r>
+            <w:r>
+              <w:rPr>
+                <w:rFonts w:ascii="BRH Devanagari Extra" w:hAnsi="BRH Devanagari Extra" w:cs="BRH Devanagari Extra"/>
+                <w:color w:val="000000"/>
+                <w:sz w:val="32"/>
+                <w:szCs w:val="40"/>
+              </w:rPr>
+              <w:t xml:space="preserve">iÉç | </w:t>
+            </w:r>
+          </w:p>
+          <w:p>
+            <w:pPr>
+              <w:widowControl w:val="0"/>
+              <w:autoSpaceDE w:val="0"/>
+              <w:autoSpaceDN w:val="0"/>
+              <w:adjustRightInd w:val="0"/>
+              <w:spacing w:before="0" w:line="240" w:lineRule="auto"/>
+              <w:rPr>
+                <w:rFonts w:ascii="BRH Devanagari Extra" w:hAnsi="BRH Devanagari Extra" w:cs="BRH Devanagari Extra"/>
+                <w:color w:val="000000"/>
+                <w:sz w:val="32"/>
+                <w:szCs w:val="40"/>
+              </w:rPr>
+            </w:pPr>
+            <w:r>
+              <w:rPr>
+                <w:rFonts w:ascii="BRH Devanagari Extra" w:hAnsi="BRH Devanagari Extra" w:cs="BRH Devanagari Extra"/>
+                <w:color w:val="000000"/>
+                <w:sz w:val="32"/>
+                <w:szCs w:val="40"/>
+              </w:rPr>
+              <w:t>AÉ</w:t>
+            </w:r>
+            <w:r>
+              <w:rPr>
+                <w:rFonts w:ascii="BRH Malayalam Extra" w:hAnsi="BRH Malayalam Extra" w:cs="BRH Devanagari Extra"/>
+                <w:color w:val="000000"/>
+                <w:szCs w:val="40"/>
+              </w:rPr>
+              <w:t>–</w:t>
+            </w:r>
+            <w:r>
+              <w:rPr>
+                <w:rFonts w:ascii="BRH Devanagari Extra" w:hAnsi="BRH Devanagari Extra" w:cs="BRH Devanagari Extra"/>
+                <w:color w:val="000000"/>
+                <w:sz w:val="32"/>
+                <w:szCs w:val="40"/>
+              </w:rPr>
+              <w:t>Wû</w:t>
+            </w:r>
+            <w:r>
+              <w:rPr>
+                <w:rFonts w:ascii="BRH Malayalam Extra" w:hAnsi="BRH Malayalam Extra" w:cs="BRH Devanagari Extra"/>
+                <w:color w:val="000000"/>
+                <w:szCs w:val="40"/>
+              </w:rPr>
+              <w:t>–</w:t>
+            </w:r>
+            <w:r>
+              <w:rPr>
+                <w:rFonts w:ascii="BRH Devanagari Extra" w:hAnsi="BRH Devanagari Extra" w:cs="BRH Devanagari Extra"/>
+                <w:color w:val="000000"/>
+                <w:sz w:val="32"/>
+                <w:szCs w:val="40"/>
+              </w:rPr>
+              <w:t xml:space="preserve"> rÉSè rÉSÉþWûÉWû</w:t>
+            </w:r>
+            <w:r>
+              <w:rPr>
+                <w:rFonts w:ascii="BRH Malayalam Extra" w:hAnsi="BRH Malayalam Extra" w:cs="BRH Devanagari Extra"/>
+                <w:color w:val="000000"/>
+                <w:szCs w:val="40"/>
+              </w:rPr>
+              <w:t>–</w:t>
+            </w:r>
+            <w:r>
+              <w:rPr>
+                <w:rFonts w:ascii="BRH Devanagari Extra" w:hAnsi="BRH Devanagari Extra" w:cs="BRH Devanagari Extra"/>
+                <w:color w:val="000000"/>
+                <w:sz w:val="32"/>
+                <w:szCs w:val="40"/>
+              </w:rPr>
+              <w:t xml:space="preserve"> rÉSè </w:t>
+            </w:r>
+            <w:r>
+              <w:rPr>
+                <w:rFonts w:ascii="BRH Devanagari Extra" w:hAnsi="BRH Devanagari Extra" w:cs="BRH Devanagari Extra"/>
+                <w:color w:val="000000"/>
+                <w:sz w:val="32"/>
+                <w:szCs w:val="40"/>
+                <w:highlight w:val="green"/>
+              </w:rPr>
+              <w:t>oÉë</w:t>
+            </w:r>
+            <w:r>
+              <w:rPr>
+                <w:rFonts w:ascii="BRH Malayalam Extra" w:hAnsi="BRH Malayalam Extra" w:cs="BRH Devanagari Extra"/>
+                <w:color w:val="000000"/>
+                <w:szCs w:val="40"/>
+                <w:highlight w:val="green"/>
+              </w:rPr>
+              <w:t>–</w:t>
+            </w:r>
+            <w:r>
+              <w:rPr>
+                <w:rFonts w:ascii="BRH Devanagari Extra" w:hAnsi="BRH Devanagari Extra" w:cs="BRH Devanagari Extra"/>
+                <w:color w:val="000000"/>
+                <w:sz w:val="32"/>
+                <w:szCs w:val="40"/>
+                <w:highlight w:val="green"/>
+              </w:rPr>
+              <w:t>Ô</w:t>
+            </w:r>
+            <w:r>
+              <w:rPr>
+                <w:rFonts w:ascii="BRH Devanagari Extra" w:hAnsi="BRH Devanagari Extra" w:cs="BRH Devanagari Extra"/>
+                <w:color w:val="000000"/>
+                <w:sz w:val="32"/>
+                <w:szCs w:val="40"/>
+              </w:rPr>
+              <w:t xml:space="preserve">rÉÉSè </w:t>
+            </w:r>
+            <w:r>
+              <w:rPr>
+                <w:rFonts w:ascii="BRH Devanagari Extra" w:hAnsi="BRH Devanagari Extra" w:cs="BRH Devanagari Extra"/>
+                <w:color w:val="000000"/>
+                <w:sz w:val="32"/>
+                <w:szCs w:val="40"/>
+                <w:highlight w:val="green"/>
+              </w:rPr>
+              <w:t>oÉëÔ</w:t>
+            </w:r>
+            <w:r>
+              <w:rPr>
+                <w:rFonts w:ascii="BRH Malayalam Extra" w:hAnsi="BRH Malayalam Extra" w:cs="BRH Devanagari Extra"/>
+                <w:color w:val="000000"/>
+                <w:szCs w:val="40"/>
+                <w:highlight w:val="green"/>
+              </w:rPr>
+              <w:t>–</w:t>
+            </w:r>
+            <w:r>
+              <w:rPr>
+                <w:rFonts w:ascii="BRH Devanagari Extra" w:hAnsi="BRH Devanagari Extra" w:cs="BRH Devanagari Extra"/>
+                <w:color w:val="000000"/>
+                <w:sz w:val="32"/>
+                <w:szCs w:val="40"/>
+                <w:highlight w:val="green"/>
+              </w:rPr>
+              <w:t>rÉ</w:t>
+            </w:r>
+            <w:r>
+              <w:rPr>
+                <w:rFonts w:ascii="BRH Devanagari Extra" w:hAnsi="BRH Devanagari Extra" w:cs="BRH Devanagari Extra"/>
+                <w:color w:val="000000"/>
+                <w:sz w:val="32"/>
+                <w:szCs w:val="40"/>
+              </w:rPr>
+              <w:t>ÉSè rÉSÉþWûÉWû</w:t>
+            </w:r>
+            <w:r>
+              <w:rPr>
+                <w:rFonts w:ascii="BRH Malayalam Extra" w:hAnsi="BRH Malayalam Extra" w:cs="BRH Devanagari Extra"/>
+                <w:color w:val="000000"/>
+                <w:szCs w:val="40"/>
+              </w:rPr>
+              <w:t>–</w:t>
+            </w:r>
+            <w:r>
+              <w:rPr>
+                <w:rFonts w:ascii="BRH Devanagari Extra" w:hAnsi="BRH Devanagari Extra" w:cs="BRH Devanagari Extra"/>
+                <w:color w:val="000000"/>
+                <w:sz w:val="32"/>
+                <w:szCs w:val="40"/>
+              </w:rPr>
+              <w:t xml:space="preserve"> rÉSè </w:t>
+            </w:r>
+            <w:r>
+              <w:rPr>
+                <w:rFonts w:ascii="BRH Devanagari Extra" w:hAnsi="BRH Devanagari Extra" w:cs="BRH Devanagari Extra"/>
+                <w:color w:val="000000"/>
+                <w:sz w:val="32"/>
+                <w:szCs w:val="40"/>
+                <w:highlight w:val="green"/>
+              </w:rPr>
+              <w:t>oÉëÔ</w:t>
+            </w:r>
+            <w:r>
+              <w:rPr>
+                <w:rFonts w:ascii="BRH Malayalam Extra" w:hAnsi="BRH Malayalam Extra" w:cs="BRH Devanagari Extra"/>
+                <w:color w:val="000000"/>
+                <w:szCs w:val="40"/>
+                <w:highlight w:val="green"/>
+              </w:rPr>
+              <w:t>–</w:t>
+            </w:r>
+            <w:r>
+              <w:rPr>
+                <w:rFonts w:ascii="BRH Devanagari Extra" w:hAnsi="BRH Devanagari Extra" w:cs="BRH Devanagari Extra"/>
+                <w:color w:val="000000"/>
+                <w:sz w:val="32"/>
+                <w:szCs w:val="40"/>
+              </w:rPr>
+              <w:t xml:space="preserve">rÉÉiÉç | </w:t>
+            </w:r>
+          </w:p>
+          <w:p>
+            <w:pPr>
+              <w:widowControl w:val="0"/>
+              <w:autoSpaceDE w:val="0"/>
+              <w:autoSpaceDN w:val="0"/>
+              <w:adjustRightInd w:val="0"/>
+              <w:spacing w:before="0" w:line="240" w:lineRule="auto"/>
+              <w:rPr>
+                <w:rFonts w:ascii="BRH Devanagari Extra" w:hAnsi="BRH Devanagari Extra" w:cs="BRH Devanagari Extra"/>
+                <w:color w:val="000000"/>
+                <w:sz w:val="32"/>
+                <w:szCs w:val="40"/>
+              </w:rPr>
+            </w:pPr>
+            <w:r>
+              <w:rPr>
+                <w:rFonts w:cs="BRH Devanagari Extra"/>
+                <w:color w:val="000000"/>
+                <w:szCs w:val="40"/>
+              </w:rPr>
+              <w:t>50</w:t>
+            </w:r>
+            <w:r>
+              <w:rPr>
+                <w:rFonts w:ascii="BRH Devanagari Extra" w:hAnsi="BRH Devanagari Extra" w:cs="BRH Devanagari Extra"/>
+                <w:color w:val="000000"/>
+                <w:sz w:val="32"/>
+                <w:szCs w:val="40"/>
+              </w:rPr>
+              <w:t>)</w:t>
+            </w:r>
+            <w:r>
+              <w:rPr>
+                <w:rFonts w:ascii="BRH Devanagari Extra" w:hAnsi="BRH Devanagari Extra" w:cs="BRH Devanagari Extra"/>
+                <w:color w:val="000000"/>
+                <w:sz w:val="32"/>
+                <w:szCs w:val="40"/>
+              </w:rPr>
+              <w:tab/>
+            </w:r>
+            <w:r>
+              <w:rPr>
+                <w:rFonts w:cs="BRH Devanagari Extra"/>
+                <w:color w:val="000000"/>
+                <w:szCs w:val="40"/>
+              </w:rPr>
+              <w:t>2</w:t>
+            </w:r>
+            <w:r>
+              <w:rPr>
+                <w:rFonts w:ascii="BRH Devanagari Extra" w:hAnsi="BRH Devanagari Extra" w:cs="BRH Devanagari Extra"/>
+                <w:color w:val="000000"/>
+                <w:sz w:val="32"/>
+                <w:szCs w:val="40"/>
+              </w:rPr>
+              <w:t>.</w:t>
+            </w:r>
+            <w:r>
+              <w:rPr>
+                <w:rFonts w:cs="BRH Devanagari Extra"/>
+                <w:color w:val="000000"/>
+                <w:szCs w:val="40"/>
+              </w:rPr>
+              <w:t>6</w:t>
+            </w:r>
+            <w:r>
+              <w:rPr>
+                <w:rFonts w:ascii="BRH Devanagari Extra" w:hAnsi="BRH Devanagari Extra" w:cs="BRH Devanagari Extra"/>
+                <w:color w:val="000000"/>
+                <w:sz w:val="32"/>
+                <w:szCs w:val="40"/>
+              </w:rPr>
+              <w:t>.</w:t>
+            </w:r>
+            <w:r>
+              <w:rPr>
+                <w:rFonts w:cs="BRH Devanagari Extra"/>
+                <w:color w:val="000000"/>
+                <w:szCs w:val="40"/>
+              </w:rPr>
+              <w:t>5</w:t>
+            </w:r>
+            <w:r>
+              <w:rPr>
+                <w:rFonts w:ascii="BRH Devanagari Extra" w:hAnsi="BRH Devanagari Extra" w:cs="BRH Devanagari Extra"/>
+                <w:color w:val="000000"/>
+                <w:sz w:val="32"/>
+                <w:szCs w:val="40"/>
+              </w:rPr>
+              <w:t>.</w:t>
+            </w:r>
+            <w:r>
+              <w:rPr>
+                <w:rFonts w:cs="BRH Devanagari Extra"/>
+                <w:color w:val="000000"/>
+                <w:szCs w:val="40"/>
+              </w:rPr>
+              <w:t>6</w:t>
+            </w:r>
+            <w:r>
+              <w:rPr>
+                <w:rFonts w:ascii="BRH Devanagari Extra" w:hAnsi="BRH Devanagari Extra" w:cs="BRH Devanagari Extra"/>
+                <w:color w:val="000000"/>
+                <w:sz w:val="32"/>
+                <w:szCs w:val="40"/>
+              </w:rPr>
+              <w:t>(</w:t>
+            </w:r>
+            <w:r>
+              <w:rPr>
+                <w:rFonts w:cs="BRH Devanagari Extra"/>
+                <w:color w:val="000000"/>
+                <w:szCs w:val="40"/>
+              </w:rPr>
+              <w:t>46</w:t>
+            </w:r>
+            <w:r>
+              <w:rPr>
+                <w:rFonts w:ascii="BRH Devanagari Extra" w:hAnsi="BRH Devanagari Extra" w:cs="BRH Devanagari Extra"/>
+                <w:color w:val="000000"/>
+                <w:sz w:val="32"/>
+                <w:szCs w:val="40"/>
+              </w:rPr>
+              <w:t>)</w:t>
+            </w:r>
+            <w:proofErr w:type="gramStart"/>
+            <w:r>
+              <w:rPr>
+                <w:rFonts w:ascii="BRH Devanagari Extra" w:hAnsi="BRH Devanagari Extra" w:cs="BRH Devanagari Extra"/>
+                <w:color w:val="000000"/>
+                <w:sz w:val="32"/>
+                <w:szCs w:val="40"/>
+              </w:rPr>
+              <w:t>-  rÉiÉç</w:t>
+            </w:r>
+            <w:proofErr w:type="gramEnd"/>
+            <w:r>
+              <w:rPr>
+                <w:rFonts w:ascii="BRH Devanagari Extra" w:hAnsi="BRH Devanagari Extra" w:cs="BRH Devanagari Extra"/>
+                <w:color w:val="000000"/>
+                <w:sz w:val="32"/>
+                <w:szCs w:val="40"/>
+              </w:rPr>
+              <w:t xml:space="preserve"> | oÉëÔ</w:t>
+            </w:r>
+            <w:r>
+              <w:rPr>
+                <w:rFonts w:ascii="BRH Malayalam Extra" w:hAnsi="BRH Malayalam Extra" w:cs="BRH Devanagari Extra"/>
+                <w:color w:val="000000"/>
+                <w:szCs w:val="40"/>
+                <w:highlight w:val="green"/>
+              </w:rPr>
+              <w:t>–</w:t>
+            </w:r>
+            <w:r>
+              <w:rPr>
+                <w:rFonts w:ascii="BRH Devanagari Extra" w:hAnsi="BRH Devanagari Extra" w:cs="BRH Devanagari Extra"/>
+                <w:color w:val="000000"/>
+                <w:sz w:val="32"/>
+                <w:szCs w:val="40"/>
+                <w:highlight w:val="green"/>
+              </w:rPr>
+              <w:t>rÉÉ</w:t>
+            </w:r>
+            <w:r>
+              <w:rPr>
+                <w:rFonts w:ascii="BRH Devanagari Extra" w:hAnsi="BRH Devanagari Extra" w:cs="BRH Devanagari Extra"/>
+                <w:color w:val="000000"/>
+                <w:sz w:val="32"/>
+                <w:szCs w:val="40"/>
+              </w:rPr>
+              <w:t>iÉç | AaÉ³Éçþ |</w:t>
+            </w:r>
+          </w:p>
+          <w:p>
+            <w:pPr>
+              <w:widowControl w:val="0"/>
+              <w:autoSpaceDE w:val="0"/>
+              <w:autoSpaceDN w:val="0"/>
+              <w:adjustRightInd w:val="0"/>
+              <w:spacing w:before="0" w:line="240" w:lineRule="auto"/>
+              <w:rPr>
+                <w:rFonts w:ascii="BRH Devanagari Extra" w:hAnsi="BRH Devanagari Extra" w:cs="BRH Devanagari Extra"/>
+                <w:color w:val="000000"/>
+                <w:sz w:val="32"/>
+                <w:szCs w:val="40"/>
+              </w:rPr>
+            </w:pPr>
+            <w:r>
+              <w:rPr>
+                <w:rFonts w:ascii="BRH Devanagari Extra" w:hAnsi="BRH Devanagari Extra" w:cs="BRH Devanagari Extra"/>
+                <w:color w:val="000000"/>
+                <w:sz w:val="32"/>
+                <w:szCs w:val="40"/>
+              </w:rPr>
+              <w:t xml:space="preserve">rÉSè </w:t>
+            </w:r>
+            <w:r>
+              <w:rPr>
+                <w:rFonts w:ascii="BRH Devanagari Extra" w:hAnsi="BRH Devanagari Extra" w:cs="BRH Devanagari Extra"/>
+                <w:color w:val="000000"/>
+                <w:sz w:val="32"/>
+                <w:szCs w:val="40"/>
+                <w:highlight w:val="green"/>
+              </w:rPr>
+              <w:t>oÉëÔ</w:t>
+            </w:r>
+            <w:r>
+              <w:rPr>
+                <w:rFonts w:ascii="BRH Malayalam Extra" w:hAnsi="BRH Malayalam Extra" w:cs="BRH Devanagari Extra"/>
+                <w:color w:val="000000"/>
+                <w:szCs w:val="40"/>
+                <w:highlight w:val="green"/>
+              </w:rPr>
+              <w:t>–</w:t>
+            </w:r>
+            <w:r>
+              <w:rPr>
+                <w:rFonts w:ascii="BRH Devanagari Extra" w:hAnsi="BRH Devanagari Extra" w:cs="BRH Devanagari Extra"/>
+                <w:color w:val="000000"/>
+                <w:sz w:val="32"/>
+                <w:szCs w:val="40"/>
+              </w:rPr>
+              <w:t xml:space="preserve">rÉÉSè </w:t>
+            </w:r>
+            <w:r>
+              <w:rPr>
+                <w:rFonts w:ascii="BRH Devanagari Extra" w:hAnsi="BRH Devanagari Extra" w:cs="BRH Devanagari Extra"/>
+                <w:color w:val="000000"/>
+                <w:sz w:val="32"/>
+                <w:szCs w:val="40"/>
+                <w:highlight w:val="green"/>
+              </w:rPr>
+              <w:t>oÉëÔr</w:t>
+            </w:r>
+            <w:r>
+              <w:rPr>
+                <w:rFonts w:ascii="BRH Malayalam Extra" w:hAnsi="BRH Malayalam Extra" w:cs="BRH Devanagari Extra"/>
+                <w:color w:val="000000"/>
+                <w:szCs w:val="40"/>
+                <w:highlight w:val="green"/>
+              </w:rPr>
+              <w:t>–</w:t>
+            </w:r>
+            <w:r>
+              <w:rPr>
+                <w:rFonts w:ascii="BRH Devanagari Extra" w:hAnsi="BRH Devanagari Extra" w:cs="BRH Devanagari Extra"/>
+                <w:color w:val="000000"/>
+                <w:sz w:val="32"/>
+                <w:szCs w:val="40"/>
+                <w:highlight w:val="green"/>
+              </w:rPr>
+              <w:t>ÉÉ</w:t>
+            </w:r>
+            <w:r>
+              <w:rPr>
+                <w:rFonts w:ascii="BRH Devanagari Extra" w:hAnsi="BRH Devanagari Extra" w:cs="BRH Devanagari Extra"/>
+                <w:color w:val="000000"/>
+                <w:sz w:val="32"/>
+                <w:szCs w:val="40"/>
+              </w:rPr>
+              <w:t xml:space="preserve">Sè rÉSè rÉSè </w:t>
+            </w:r>
+            <w:r>
+              <w:rPr>
+                <w:rFonts w:ascii="BRH Devanagari Extra" w:hAnsi="BRH Devanagari Extra" w:cs="BRH Devanagari Extra"/>
+                <w:color w:val="000000"/>
+                <w:sz w:val="32"/>
+                <w:szCs w:val="40"/>
+                <w:highlight w:val="green"/>
+              </w:rPr>
+              <w:t>oÉëÔ</w:t>
+            </w:r>
+            <w:r>
+              <w:rPr>
+                <w:rFonts w:ascii="BRH Malayalam Extra" w:hAnsi="BRH Malayalam Extra" w:cs="BRH Devanagari Extra"/>
+                <w:color w:val="000000"/>
+                <w:szCs w:val="40"/>
+                <w:highlight w:val="green"/>
+              </w:rPr>
+              <w:t>–</w:t>
+            </w:r>
+            <w:r>
+              <w:rPr>
+                <w:rFonts w:ascii="BRH Devanagari Extra" w:hAnsi="BRH Devanagari Extra" w:cs="BRH Devanagari Extra"/>
+                <w:color w:val="000000"/>
+                <w:sz w:val="32"/>
+                <w:szCs w:val="40"/>
+                <w:highlight w:val="green"/>
+              </w:rPr>
+              <w:t>rÉÉ</w:t>
+            </w:r>
+            <w:r>
+              <w:rPr>
+                <w:rFonts w:ascii="BRH Devanagari Extra" w:hAnsi="BRH Devanagari Extra" w:cs="BRH Devanagari Extra"/>
+                <w:color w:val="000000"/>
+                <w:sz w:val="32"/>
+                <w:szCs w:val="40"/>
+              </w:rPr>
+              <w:t xml:space="preserve"> SaÉ</w:t>
+            </w:r>
+            <w:r>
+              <w:rPr>
+                <w:rFonts w:ascii="BRH Malayalam Extra" w:hAnsi="BRH Malayalam Extra" w:cs="BRH Devanagari Extra"/>
+                <w:color w:val="000000"/>
+                <w:szCs w:val="40"/>
+              </w:rPr>
+              <w:t>–</w:t>
+            </w:r>
+            <w:r>
+              <w:rPr>
+                <w:rFonts w:ascii="BRH Devanagari Extra" w:hAnsi="BRH Devanagari Extra" w:cs="BRH Devanagari Extra"/>
+                <w:color w:val="000000"/>
+                <w:sz w:val="32"/>
+                <w:szCs w:val="40"/>
+              </w:rPr>
+              <w:t xml:space="preserve">lÉç lÉaÉþlÉç </w:t>
+            </w:r>
+            <w:r>
+              <w:rPr>
+                <w:rFonts w:ascii="BRH Devanagari Extra" w:hAnsi="BRH Devanagari Extra" w:cs="BRH Devanagari Extra"/>
+                <w:color w:val="000000"/>
+                <w:sz w:val="32"/>
+                <w:szCs w:val="40"/>
+                <w:highlight w:val="green"/>
+              </w:rPr>
+              <w:t>oÉëÔ</w:t>
+            </w:r>
+            <w:r>
+              <w:rPr>
+                <w:rFonts w:ascii="BRH Malayalam Extra" w:hAnsi="BRH Malayalam Extra" w:cs="BRH Devanagari Extra"/>
+                <w:color w:val="000000"/>
+                <w:szCs w:val="40"/>
+                <w:highlight w:val="green"/>
+              </w:rPr>
+              <w:t>–</w:t>
+            </w:r>
+            <w:r>
+              <w:rPr>
+                <w:rFonts w:ascii="BRH Devanagari Extra" w:hAnsi="BRH Devanagari Extra" w:cs="BRH Devanagari Extra"/>
+                <w:color w:val="000000"/>
+                <w:sz w:val="32"/>
+                <w:szCs w:val="40"/>
+                <w:highlight w:val="green"/>
+              </w:rPr>
+              <w:t>rÉ</w:t>
+            </w:r>
+            <w:r>
+              <w:rPr>
+                <w:rFonts w:ascii="BRH Devanagari Extra" w:hAnsi="BRH Devanagari Extra" w:cs="BRH Devanagari Extra"/>
+                <w:color w:val="000000"/>
+                <w:sz w:val="32"/>
+                <w:szCs w:val="40"/>
+              </w:rPr>
+              <w:t xml:space="preserve">ÉSè rÉSè rÉSè </w:t>
+            </w:r>
+          </w:p>
+          <w:p>
+            <w:pPr>
+              <w:widowControl w:val="0"/>
+              <w:autoSpaceDE w:val="0"/>
+              <w:autoSpaceDN w:val="0"/>
+              <w:adjustRightInd w:val="0"/>
+              <w:spacing w:before="0" w:line="240" w:lineRule="auto"/>
+              <w:rPr>
+                <w:rFonts w:ascii="BRH Devanagari Extra" w:hAnsi="BRH Devanagari Extra" w:cs="BRH Devanagari Extra"/>
+                <w:color w:val="000000"/>
+                <w:sz w:val="32"/>
+                <w:szCs w:val="40"/>
+              </w:rPr>
+            </w:pPr>
+            <w:r>
+              <w:rPr>
+                <w:rFonts w:ascii="BRH Devanagari Extra" w:hAnsi="BRH Devanagari Extra" w:cs="BRH Devanagari Extra"/>
+                <w:color w:val="000000"/>
+                <w:sz w:val="32"/>
+                <w:szCs w:val="40"/>
+                <w:highlight w:val="green"/>
+              </w:rPr>
+              <w:t>oÉëÔ</w:t>
+            </w:r>
+            <w:r>
+              <w:rPr>
+                <w:rFonts w:ascii="BRH Malayalam Extra" w:hAnsi="BRH Malayalam Extra" w:cs="BRH Devanagari Extra"/>
+                <w:color w:val="000000"/>
+                <w:szCs w:val="40"/>
+                <w:highlight w:val="green"/>
+              </w:rPr>
+              <w:t>–</w:t>
+            </w:r>
+            <w:r>
+              <w:rPr>
+                <w:rFonts w:ascii="BRH Devanagari Extra" w:hAnsi="BRH Devanagari Extra" w:cs="BRH Devanagari Extra"/>
+                <w:color w:val="000000"/>
+                <w:sz w:val="32"/>
+                <w:szCs w:val="40"/>
+                <w:highlight w:val="green"/>
+              </w:rPr>
+              <w:t>rÉÉ</w:t>
+            </w:r>
+            <w:r>
+              <w:rPr>
+                <w:rFonts w:ascii="BRH Devanagari Extra" w:hAnsi="BRH Devanagari Extra" w:cs="BRH Devanagari Extra"/>
+                <w:color w:val="000000"/>
+                <w:sz w:val="32"/>
+                <w:szCs w:val="40"/>
+              </w:rPr>
+              <w:t xml:space="preserve"> SaÉ³Éçþ | </w:t>
+            </w:r>
+          </w:p>
+          <w:p>
+            <w:pPr>
+              <w:widowControl w:val="0"/>
+              <w:autoSpaceDE w:val="0"/>
+              <w:autoSpaceDN w:val="0"/>
+              <w:adjustRightInd w:val="0"/>
+              <w:spacing w:before="0" w:line="240" w:lineRule="auto"/>
+              <w:rPr>
+                <w:rFonts w:ascii="BRH Devanagari Extra" w:hAnsi="BRH Devanagari Extra" w:cs="BRH Devanagari Extra"/>
+                <w:color w:val="000000"/>
+                <w:sz w:val="32"/>
+                <w:szCs w:val="40"/>
+              </w:rPr>
+            </w:pPr>
+            <w:r>
+              <w:rPr>
+                <w:rFonts w:cs="BRH Devanagari Extra"/>
+                <w:color w:val="000000"/>
+                <w:szCs w:val="40"/>
+              </w:rPr>
+              <w:t>51</w:t>
+            </w:r>
+            <w:r>
+              <w:rPr>
+                <w:rFonts w:ascii="BRH Devanagari Extra" w:hAnsi="BRH Devanagari Extra" w:cs="BRH Devanagari Extra"/>
+                <w:color w:val="000000"/>
+                <w:sz w:val="32"/>
+                <w:szCs w:val="40"/>
+              </w:rPr>
+              <w:t>)</w:t>
+            </w:r>
+            <w:r>
+              <w:rPr>
+                <w:rFonts w:ascii="BRH Devanagari Extra" w:hAnsi="BRH Devanagari Extra" w:cs="BRH Devanagari Extra"/>
+                <w:color w:val="000000"/>
+                <w:sz w:val="32"/>
+                <w:szCs w:val="40"/>
+              </w:rPr>
+              <w:tab/>
+            </w:r>
+            <w:r>
+              <w:rPr>
+                <w:rFonts w:cs="BRH Devanagari Extra"/>
+                <w:color w:val="000000"/>
+                <w:szCs w:val="40"/>
+              </w:rPr>
+              <w:t>2</w:t>
+            </w:r>
+            <w:r>
+              <w:rPr>
+                <w:rFonts w:ascii="BRH Devanagari Extra" w:hAnsi="BRH Devanagari Extra" w:cs="BRH Devanagari Extra"/>
+                <w:color w:val="000000"/>
+                <w:sz w:val="32"/>
+                <w:szCs w:val="40"/>
+              </w:rPr>
+              <w:t>.</w:t>
+            </w:r>
+            <w:r>
+              <w:rPr>
+                <w:rFonts w:cs="BRH Devanagari Extra"/>
+                <w:color w:val="000000"/>
+                <w:szCs w:val="40"/>
+              </w:rPr>
+              <w:t>6</w:t>
+            </w:r>
+            <w:r>
+              <w:rPr>
+                <w:rFonts w:ascii="BRH Devanagari Extra" w:hAnsi="BRH Devanagari Extra" w:cs="BRH Devanagari Extra"/>
+                <w:color w:val="000000"/>
+                <w:sz w:val="32"/>
+                <w:szCs w:val="40"/>
+              </w:rPr>
+              <w:t>.</w:t>
+            </w:r>
+            <w:r>
+              <w:rPr>
+                <w:rFonts w:cs="BRH Devanagari Extra"/>
+                <w:color w:val="000000"/>
+                <w:szCs w:val="40"/>
+              </w:rPr>
+              <w:t>5</w:t>
+            </w:r>
+            <w:r>
+              <w:rPr>
+                <w:rFonts w:ascii="BRH Devanagari Extra" w:hAnsi="BRH Devanagari Extra" w:cs="BRH Devanagari Extra"/>
+                <w:color w:val="000000"/>
+                <w:sz w:val="32"/>
+                <w:szCs w:val="40"/>
+              </w:rPr>
+              <w:t>.</w:t>
+            </w:r>
+            <w:r>
+              <w:rPr>
+                <w:rFonts w:cs="BRH Devanagari Extra"/>
+                <w:color w:val="000000"/>
+                <w:szCs w:val="40"/>
+              </w:rPr>
+              <w:t>6</w:t>
+            </w:r>
+            <w:r>
+              <w:rPr>
+                <w:rFonts w:ascii="BRH Devanagari Extra" w:hAnsi="BRH Devanagari Extra" w:cs="BRH Devanagari Extra"/>
+                <w:color w:val="000000"/>
+                <w:sz w:val="32"/>
+                <w:szCs w:val="40"/>
+              </w:rPr>
+              <w:t>(</w:t>
+            </w:r>
+            <w:r>
+              <w:rPr>
+                <w:rFonts w:cs="BRH Devanagari Extra"/>
+                <w:color w:val="000000"/>
+                <w:szCs w:val="40"/>
+              </w:rPr>
+              <w:t>47</w:t>
+            </w:r>
+            <w:r>
+              <w:rPr>
+                <w:rFonts w:ascii="BRH Devanagari Extra" w:hAnsi="BRH Devanagari Extra" w:cs="BRH Devanagari Extra"/>
+                <w:color w:val="000000"/>
+                <w:sz w:val="32"/>
+                <w:szCs w:val="40"/>
+              </w:rPr>
+              <w:t>)</w:t>
+            </w:r>
+            <w:proofErr w:type="gramStart"/>
+            <w:r>
+              <w:rPr>
+                <w:rFonts w:ascii="BRH Devanagari Extra" w:hAnsi="BRH Devanagari Extra" w:cs="BRH Devanagari Extra"/>
+                <w:color w:val="000000"/>
+                <w:sz w:val="32"/>
+                <w:szCs w:val="40"/>
+              </w:rPr>
+              <w:t>-  oÉëÔ</w:t>
+            </w:r>
+            <w:proofErr w:type="gramEnd"/>
+            <w:r>
+              <w:rPr>
+                <w:rFonts w:ascii="BRH Malayalam Extra" w:hAnsi="BRH Malayalam Extra" w:cs="BRH Devanagari Extra"/>
+                <w:color w:val="000000"/>
+                <w:szCs w:val="40"/>
+              </w:rPr>
+              <w:t>–</w:t>
+            </w:r>
+            <w:r>
+              <w:rPr>
+                <w:rFonts w:ascii="BRH Devanagari Extra" w:hAnsi="BRH Devanagari Extra" w:cs="BRH Devanagari Extra"/>
+                <w:color w:val="000000"/>
+                <w:sz w:val="32"/>
+                <w:szCs w:val="40"/>
+                <w:highlight w:val="green"/>
+              </w:rPr>
+              <w:t>rÉÉ</w:t>
+            </w:r>
+            <w:r>
+              <w:rPr>
+                <w:rFonts w:ascii="BRH Devanagari Extra" w:hAnsi="BRH Devanagari Extra" w:cs="BRH Devanagari Extra"/>
+                <w:color w:val="000000"/>
+                <w:sz w:val="32"/>
+                <w:szCs w:val="40"/>
+              </w:rPr>
+              <w:t>iÉç | AaÉ³Éçþ | A</w:t>
+            </w:r>
+            <w:r>
+              <w:rPr>
+                <w:rFonts w:ascii="BRH Malayalam Extra" w:hAnsi="BRH Malayalam Extra" w:cs="BRH Devanagari Extra"/>
+                <w:color w:val="000000"/>
+                <w:szCs w:val="40"/>
+              </w:rPr>
+              <w:t>–</w:t>
+            </w:r>
+            <w:r>
+              <w:rPr>
+                <w:rFonts w:ascii="BRH Devanagari Extra" w:hAnsi="BRH Devanagari Extra" w:cs="BRH Devanagari Extra"/>
+                <w:color w:val="000000"/>
+                <w:sz w:val="32"/>
+                <w:szCs w:val="40"/>
+              </w:rPr>
+              <w:t>ÎalÉÈ |</w:t>
+            </w:r>
+          </w:p>
+          <w:p>
+            <w:pPr>
+              <w:widowControl w:val="0"/>
+              <w:autoSpaceDE w:val="0"/>
+              <w:autoSpaceDN w:val="0"/>
+              <w:adjustRightInd w:val="0"/>
+              <w:spacing w:before="0" w:line="240" w:lineRule="auto"/>
+              <w:rPr>
+                <w:rFonts w:cs="BRH Malayalam Extra"/>
+                <w:szCs w:val="40"/>
+              </w:rPr>
+            </w:pPr>
+            <w:r>
+              <w:rPr>
+                <w:rFonts w:ascii="BRH Devanagari Extra" w:hAnsi="BRH Devanagari Extra" w:cs="BRH Devanagari Extra"/>
+                <w:color w:val="000000"/>
+                <w:sz w:val="32"/>
+                <w:szCs w:val="40"/>
+              </w:rPr>
+              <w:t>oÉëÔ</w:t>
+            </w:r>
+            <w:r>
+              <w:rPr>
+                <w:rFonts w:ascii="BRH Malayalam Extra" w:hAnsi="BRH Malayalam Extra" w:cs="BRH Devanagari Extra"/>
+                <w:color w:val="000000"/>
+                <w:szCs w:val="40"/>
+              </w:rPr>
+              <w:t>–</w:t>
+            </w:r>
+            <w:r>
+              <w:rPr>
+                <w:rFonts w:ascii="BRH Devanagari Extra" w:hAnsi="BRH Devanagari Extra" w:cs="BRH Devanagari Extra"/>
+                <w:color w:val="000000"/>
+                <w:sz w:val="32"/>
+                <w:szCs w:val="40"/>
+                <w:highlight w:val="green"/>
+              </w:rPr>
+              <w:t>rÉ</w:t>
+            </w:r>
+            <w:r>
+              <w:rPr>
+                <w:rFonts w:ascii="BRH Devanagari Extra" w:hAnsi="BRH Devanagari Extra" w:cs="BRH Devanagari Extra"/>
+                <w:color w:val="000000"/>
+                <w:sz w:val="32"/>
+                <w:szCs w:val="40"/>
+              </w:rPr>
+              <w:t>É SaÉ</w:t>
+            </w:r>
+            <w:r>
+              <w:rPr>
+                <w:rFonts w:ascii="BRH Malayalam Extra" w:hAnsi="BRH Malayalam Extra" w:cs="BRH Devanagari Extra"/>
+                <w:color w:val="000000"/>
+                <w:szCs w:val="40"/>
+              </w:rPr>
+              <w:t>–</w:t>
+            </w:r>
+            <w:r>
+              <w:rPr>
+                <w:rFonts w:ascii="BRH Devanagari Extra" w:hAnsi="BRH Devanagari Extra" w:cs="BRH Devanagari Extra"/>
+                <w:color w:val="000000"/>
+                <w:sz w:val="32"/>
+                <w:szCs w:val="40"/>
+              </w:rPr>
+              <w:t xml:space="preserve">lÉç lÉaÉþlÉç </w:t>
+            </w:r>
+            <w:r>
+              <w:rPr>
+                <w:rFonts w:ascii="BRH Devanagari Extra" w:hAnsi="BRH Devanagari Extra" w:cs="BRH Devanagari Extra"/>
+                <w:color w:val="000000"/>
+                <w:sz w:val="32"/>
+                <w:szCs w:val="40"/>
+                <w:highlight w:val="green"/>
+              </w:rPr>
+              <w:t>oÉëÔ</w:t>
+            </w:r>
+            <w:r>
+              <w:rPr>
+                <w:rFonts w:ascii="BRH Malayalam Extra" w:hAnsi="BRH Malayalam Extra" w:cs="BRH Devanagari Extra"/>
+                <w:color w:val="000000"/>
+                <w:szCs w:val="40"/>
+              </w:rPr>
+              <w:t>–</w:t>
+            </w:r>
+            <w:r>
+              <w:rPr>
+                <w:rFonts w:ascii="BRH Devanagari Extra" w:hAnsi="BRH Devanagari Extra" w:cs="BRH Devanagari Extra"/>
+                <w:color w:val="000000"/>
+                <w:sz w:val="32"/>
+                <w:szCs w:val="40"/>
+              </w:rPr>
+              <w:t xml:space="preserve">rÉÉSè </w:t>
+            </w:r>
+            <w:r>
+              <w:rPr>
+                <w:rFonts w:ascii="BRH Devanagari Extra" w:hAnsi="BRH Devanagari Extra" w:cs="BRH Devanagari Extra"/>
+                <w:color w:val="000000"/>
+                <w:sz w:val="32"/>
+                <w:szCs w:val="40"/>
+                <w:highlight w:val="green"/>
+              </w:rPr>
+              <w:t>oÉëÔ</w:t>
+            </w:r>
+            <w:r>
+              <w:rPr>
+                <w:rFonts w:ascii="BRH Malayalam Extra" w:hAnsi="BRH Malayalam Extra" w:cs="BRH Devanagari Extra"/>
+                <w:color w:val="000000"/>
+                <w:szCs w:val="40"/>
+                <w:highlight w:val="green"/>
+              </w:rPr>
+              <w:t>–</w:t>
+            </w:r>
+            <w:r>
+              <w:rPr>
+                <w:rFonts w:ascii="BRH Devanagari Extra" w:hAnsi="BRH Devanagari Extra" w:cs="BRH Devanagari Extra"/>
+                <w:color w:val="000000"/>
+                <w:sz w:val="32"/>
+                <w:szCs w:val="40"/>
+                <w:highlight w:val="green"/>
+              </w:rPr>
+              <w:t>rÉÉ</w:t>
+            </w:r>
+            <w:r>
+              <w:rPr>
+                <w:rFonts w:ascii="BRH Devanagari Extra" w:hAnsi="BRH Devanagari Extra" w:cs="BRH Devanagari Extra"/>
+                <w:color w:val="000000"/>
+                <w:sz w:val="32"/>
+                <w:szCs w:val="40"/>
+              </w:rPr>
+              <w:t xml:space="preserve"> SaÉþlÉç lÉ</w:t>
+            </w:r>
+            <w:r>
+              <w:rPr>
+                <w:rFonts w:ascii="BRH Malayalam Extra" w:hAnsi="BRH Malayalam Extra" w:cs="BRH Devanagari Extra"/>
+                <w:color w:val="000000"/>
+                <w:szCs w:val="40"/>
+              </w:rPr>
+              <w:t>–</w:t>
+            </w:r>
+            <w:r>
+              <w:rPr>
+                <w:rFonts w:ascii="BRH Devanagari Extra" w:hAnsi="BRH Devanagari Extra" w:cs="BRH Devanagari Extra"/>
+                <w:color w:val="000000"/>
+                <w:sz w:val="32"/>
+                <w:szCs w:val="40"/>
+              </w:rPr>
+              <w:t>ÎalÉ U</w:t>
+            </w:r>
+            <w:r>
+              <w:rPr>
+                <w:rFonts w:ascii="BRH Malayalam Extra" w:hAnsi="BRH Malayalam Extra" w:cs="BRH Devanagari Extra"/>
+                <w:color w:val="000000"/>
+                <w:szCs w:val="40"/>
+              </w:rPr>
+              <w:t>–</w:t>
+            </w:r>
+            <w:r>
+              <w:rPr>
+                <w:rFonts w:ascii="BRH Devanagari Extra" w:hAnsi="BRH Devanagari Extra" w:cs="BRH Devanagari Extra"/>
+                <w:color w:val="000000"/>
+                <w:sz w:val="32"/>
+                <w:szCs w:val="40"/>
+              </w:rPr>
+              <w:t xml:space="preserve">ÎalÉ UaÉþlÉç </w:t>
+            </w:r>
+            <w:r>
+              <w:rPr>
+                <w:rFonts w:ascii="BRH Devanagari Extra" w:hAnsi="BRH Devanagari Extra" w:cs="BRH Devanagari Extra"/>
+                <w:color w:val="000000"/>
+                <w:sz w:val="32"/>
+                <w:szCs w:val="40"/>
+                <w:highlight w:val="green"/>
+              </w:rPr>
+              <w:t>oÉëÔ</w:t>
+            </w:r>
+            <w:r>
+              <w:rPr>
+                <w:rFonts w:ascii="BRH Malayalam Extra" w:hAnsi="BRH Malayalam Extra" w:cs="BRH Devanagari Extra"/>
+                <w:color w:val="000000"/>
+                <w:szCs w:val="40"/>
+                <w:highlight w:val="green"/>
+              </w:rPr>
+              <w:t>–</w:t>
+            </w:r>
+            <w:r>
+              <w:rPr>
+                <w:rFonts w:ascii="BRH Devanagari Extra" w:hAnsi="BRH Devanagari Extra" w:cs="BRH Devanagari Extra"/>
+                <w:color w:val="000000"/>
+                <w:sz w:val="32"/>
+                <w:szCs w:val="40"/>
+              </w:rPr>
+              <w:t xml:space="preserve">rÉÉSè </w:t>
+            </w:r>
+            <w:r>
+              <w:rPr>
+                <w:rFonts w:ascii="BRH Devanagari Extra" w:hAnsi="BRH Devanagari Extra" w:cs="BRH Devanagari Extra"/>
+                <w:color w:val="000000"/>
+                <w:sz w:val="32"/>
+                <w:szCs w:val="40"/>
+                <w:highlight w:val="green"/>
+              </w:rPr>
+              <w:t>oÉëÔ</w:t>
+            </w:r>
+            <w:r>
+              <w:rPr>
+                <w:rFonts w:ascii="BRH Malayalam Extra" w:hAnsi="BRH Malayalam Extra" w:cs="BRH Devanagari Extra"/>
+                <w:color w:val="000000"/>
+                <w:szCs w:val="40"/>
+                <w:highlight w:val="green"/>
+              </w:rPr>
+              <w:t>–</w:t>
+            </w:r>
+            <w:r>
+              <w:rPr>
+                <w:rFonts w:ascii="BRH Devanagari Extra" w:hAnsi="BRH Devanagari Extra" w:cs="BRH Devanagari Extra"/>
+                <w:color w:val="000000"/>
+                <w:sz w:val="32"/>
+                <w:szCs w:val="40"/>
+                <w:highlight w:val="green"/>
+              </w:rPr>
+              <w:t>rÉÉ</w:t>
+            </w:r>
+            <w:r>
+              <w:rPr>
+                <w:rFonts w:ascii="BRH Devanagari Extra" w:hAnsi="BRH Devanagari Extra" w:cs="BRH Devanagari Extra"/>
+                <w:color w:val="000000"/>
+                <w:sz w:val="32"/>
+                <w:szCs w:val="40"/>
+              </w:rPr>
+              <w:t xml:space="preserve"> SaÉþlÉç lÉ</w:t>
+            </w:r>
+            <w:r>
+              <w:rPr>
+                <w:rFonts w:ascii="BRH Malayalam Extra" w:hAnsi="BRH Malayalam Extra" w:cs="BRH Devanagari Extra"/>
+                <w:color w:val="000000"/>
+                <w:szCs w:val="40"/>
+              </w:rPr>
+              <w:t>–</w:t>
+            </w:r>
+            <w:r>
+              <w:rPr>
+                <w:rFonts w:ascii="BRH Devanagari Extra" w:hAnsi="BRH Devanagari Extra" w:cs="BRH Devanagari Extra"/>
+                <w:color w:val="000000"/>
+                <w:sz w:val="32"/>
+                <w:szCs w:val="40"/>
+              </w:rPr>
+              <w:t xml:space="preserve">ÎalÉÈ | </w:t>
+            </w:r>
+          </w:p>
+        </w:tc>
+      </w:tr>
+      <w:tr>
+        <w:trPr>
+          <w:trHeight w:val="488"/>
+        </w:trPr>
+        <w:tc>
+          <w:tcPr>
+            <w:tcW w:w="7166" w:type="dxa"/>
+          </w:tcPr>
+          <w:p>
+            <w:pPr>
+              <w:widowControl w:val="0"/>
+              <w:autoSpaceDE w:val="0"/>
+              <w:autoSpaceDN w:val="0"/>
+              <w:adjustRightInd w:val="0"/>
+              <w:spacing w:before="0" w:line="240" w:lineRule="auto"/>
+              <w:rPr>
+                <w:rFonts w:cs="BRH Malayalam Extra"/>
+                <w:szCs w:val="40"/>
+              </w:rPr>
+            </w:pPr>
+          </w:p>
+        </w:tc>
+        <w:tc>
+          <w:tcPr>
+            <w:tcW w:w="7371" w:type="dxa"/>
+          </w:tcPr>
+          <w:p>
+            <w:pPr>
+              <w:widowControl w:val="0"/>
+              <w:autoSpaceDE w:val="0"/>
+              <w:autoSpaceDN w:val="0"/>
+              <w:adjustRightInd w:val="0"/>
+              <w:spacing w:before="0" w:line="240" w:lineRule="auto"/>
+              <w:rPr>
+                <w:rFonts w:cs="BRH Malayalam Extra"/>
+                <w:szCs w:val="40"/>
+              </w:rPr>
+            </w:pPr>
+          </w:p>
+        </w:tc>
+      </w:tr>
+    </w:tbl>
+    <w:p>
+      <w:pPr>
+        <w:spacing w:before="0" w:line="240" w:lineRule="auto"/>
+        <w:jc w:val="center"/>
+        <w:rPr>
+          <w:b/>
+          <w:bCs/>
+          <w:sz w:val="32"/>
+          <w:szCs w:val="32"/>
+          <w:u w:val="single"/>
+        </w:rPr>
+      </w:pPr>
+    </w:p>
+    <w:p>
+      <w:pPr>
+        <w:spacing w:before="0" w:line="240" w:lineRule="auto"/>
+        <w:jc w:val="center"/>
+        <w:rPr>
+          <w:b/>
+          <w:bCs/>
+          <w:sz w:val="32"/>
+          <w:szCs w:val="32"/>
+          <w:u w:val="single"/>
+        </w:rPr>
+      </w:pPr>
+    </w:p>
+    <w:p>
+      <w:pPr>
+        <w:spacing w:before="0" w:line="240" w:lineRule="auto"/>
+        <w:jc w:val="center"/>
+        <w:rPr>
+          <w:b/>
+          <w:bCs/>
+          <w:sz w:val="32"/>
+          <w:szCs w:val="32"/>
+          <w:u w:val="single"/>
+        </w:rPr>
+      </w:pPr>
+    </w:p>
+    <w:p>
+      <w:pPr>
+        <w:spacing w:before="0" w:line="240" w:lineRule="auto"/>
+        <w:jc w:val="center"/>
+        <w:rPr>
+          <w:b/>
+          <w:bCs/>
+          <w:sz w:val="32"/>
+          <w:szCs w:val="32"/>
+          <w:u w:val="single"/>
+        </w:rPr>
+      </w:pPr>
+    </w:p>
     <w:p>
       <w:pPr>
         <w:spacing w:before="0" w:line="240" w:lineRule="auto"/>
@@ -123,27 +2855,7 @@
           <w:sz w:val="28"/>
           <w:szCs w:val="32"/>
         </w:rPr>
-        <w:t>(</w:t>
-      </w:r>
-      <w:proofErr w:type="gramStart"/>
-      <w:r>
-        <w:rPr>
-          <w:b/>
-          <w:bCs/>
-          <w:sz w:val="28"/>
-          <w:szCs w:val="32"/>
-        </w:rPr>
-        <w:t>ignore</w:t>
-      </w:r>
-      <w:proofErr w:type="gramEnd"/>
-      <w:r>
-        <w:rPr>
-          <w:b/>
-          <w:bCs/>
-          <w:sz w:val="28"/>
-          <w:szCs w:val="32"/>
-        </w:rPr>
-        <w:t xml:space="preserve"> those which are already incorporated in your book’s version and date)</w:t>
+        <w:t>(ignore those which are already incorporated in your book’s version and date)</w:t>
       </w:r>
     </w:p>
     <w:tbl>
@@ -185,6 +2897,7 @@
                 <w:sz w:val="32"/>
                 <w:szCs w:val="32"/>
               </w:rPr>
+              <w:lastRenderedPageBreak/>
               <w:t>As Printed</w:t>
             </w:r>
           </w:p>
@@ -1782,7 +4495,6 @@
                 <w:color w:val="000000"/>
                 <w:szCs w:val="40"/>
               </w:rPr>
-              <w:lastRenderedPageBreak/>
               <w:t>38</w:t>
             </w:r>
             <w:r>
@@ -1946,6 +4658,7 @@
                 <w:sz w:val="32"/>
                 <w:szCs w:val="40"/>
               </w:rPr>
+              <w:lastRenderedPageBreak/>
               <w:t>AÉerÉþpÉÉaÉ</w:t>
             </w:r>
             <w:r>
@@ -3522,7 +6235,6 @@
                 <w:color w:val="000000"/>
                 <w:szCs w:val="40"/>
               </w:rPr>
-              <w:lastRenderedPageBreak/>
               <w:t>38</w:t>
             </w:r>
             <w:r>
@@ -3689,6 +6401,7 @@
                 <w:sz w:val="32"/>
                 <w:szCs w:val="40"/>
               </w:rPr>
+              <w:lastRenderedPageBreak/>
               <w:t>AÉerÉþpÉÉaÉ</w:t>
             </w:r>
             <w:r>
@@ -5643,7 +8356,6 @@
                 <w:color w:val="000000"/>
                 <w:szCs w:val="40"/>
               </w:rPr>
-              <w:lastRenderedPageBreak/>
               <w:t>49</w:t>
             </w:r>
             <w:r>
@@ -5826,6 +8538,7 @@
                 <w:sz w:val="32"/>
                 <w:szCs w:val="40"/>
               </w:rPr>
+              <w:lastRenderedPageBreak/>
               <w:t>mÉÑ</w:t>
             </w:r>
             <w:r>
@@ -7651,7 +10364,6 @@
                 <w:color w:val="000000"/>
                 <w:szCs w:val="40"/>
               </w:rPr>
-              <w:lastRenderedPageBreak/>
               <w:t>49</w:t>
             </w:r>
             <w:r>
@@ -7833,6 +10545,7 @@
                 <w:sz w:val="32"/>
                 <w:szCs w:val="40"/>
               </w:rPr>
+              <w:lastRenderedPageBreak/>
               <w:t>mÉÑ</w:t>
             </w:r>
             <w:r>
@@ -13937,7 +16650,6 @@
                 <w:color w:val="000000"/>
                 <w:szCs w:val="40"/>
               </w:rPr>
-              <w:lastRenderedPageBreak/>
               <w:t>7</w:t>
             </w:r>
             <w:r>
@@ -14120,6 +16832,7 @@
                 <w:sz w:val="32"/>
                 <w:szCs w:val="40"/>
               </w:rPr>
+              <w:lastRenderedPageBreak/>
               <w:t>mÉÑ</w:t>
             </w:r>
             <w:r>
@@ -16093,7 +18806,6 @@
                 <w:color w:val="000000"/>
                 <w:szCs w:val="40"/>
               </w:rPr>
-              <w:lastRenderedPageBreak/>
               <w:t>7</w:t>
             </w:r>
             <w:r>
@@ -16268,6 +18980,7 @@
                 <w:sz w:val="32"/>
                 <w:szCs w:val="40"/>
               </w:rPr>
+              <w:lastRenderedPageBreak/>
               <w:t>mÉÑ</w:t>
             </w:r>
             <w:r>
@@ -43459,7 +46172,27 @@
                 <w:sz w:val="32"/>
                 <w:szCs w:val="40"/>
               </w:rPr>
-              <w:t>µÉÉ(aqÉç)þ AalÉå A</w:t>
+              <w:t>µ</w:t>
+            </w:r>
+            <w:proofErr w:type="gramStart"/>
+            <w:r>
+              <w:rPr>
+                <w:rFonts w:ascii="BRH Devanagari Extra" w:hAnsi="BRH Devanagari Extra" w:cs="BRH Devanagari Extra"/>
+                <w:color w:val="000000"/>
+                <w:sz w:val="32"/>
+                <w:szCs w:val="40"/>
+              </w:rPr>
+              <w:t>ÉÉ(</w:t>
+            </w:r>
+            <w:proofErr w:type="gramEnd"/>
+            <w:r>
+              <w:rPr>
+                <w:rFonts w:ascii="BRH Devanagari Extra" w:hAnsi="BRH Devanagari Extra" w:cs="BRH Devanagari Extra"/>
+                <w:color w:val="000000"/>
+                <w:sz w:val="32"/>
+                <w:szCs w:val="40"/>
+              </w:rPr>
+              <w:t>aqÉç)þ AalÉå A</w:t>
             </w:r>
             <w:r>
               <w:rPr>
@@ -43575,7 +46308,27 @@
                 <w:sz w:val="32"/>
                 <w:szCs w:val="40"/>
               </w:rPr>
-              <w:t xml:space="preserve">µÉÉ(aqÉç)þ AalÉå | </w:t>
+              <w:t>µ</w:t>
+            </w:r>
+            <w:proofErr w:type="gramStart"/>
+            <w:r>
+              <w:rPr>
+                <w:rFonts w:ascii="BRH Devanagari Extra" w:hAnsi="BRH Devanagari Extra" w:cs="BRH Devanagari Extra"/>
+                <w:color w:val="000000"/>
+                <w:sz w:val="32"/>
+                <w:szCs w:val="40"/>
+              </w:rPr>
+              <w:t>ÉÉ(</w:t>
+            </w:r>
+            <w:proofErr w:type="gramEnd"/>
+            <w:r>
+              <w:rPr>
+                <w:rFonts w:ascii="BRH Devanagari Extra" w:hAnsi="BRH Devanagari Extra" w:cs="BRH Devanagari Extra"/>
+                <w:color w:val="000000"/>
+                <w:sz w:val="32"/>
+                <w:szCs w:val="40"/>
+              </w:rPr>
+              <w:t xml:space="preserve">aqÉç)þ AalÉå | </w:t>
             </w:r>
           </w:p>
         </w:tc>
@@ -45467,27 +48220,7 @@
           <w:sz w:val="28"/>
           <w:szCs w:val="32"/>
         </w:rPr>
-        <w:t>(</w:t>
-      </w:r>
-      <w:proofErr w:type="gramStart"/>
-      <w:r>
-        <w:rPr>
-          <w:b/>
-          <w:bCs/>
-          <w:sz w:val="28"/>
-          <w:szCs w:val="32"/>
-        </w:rPr>
-        <w:t>ignore</w:t>
-      </w:r>
-      <w:proofErr w:type="gramEnd"/>
-      <w:r>
-        <w:rPr>
-          <w:b/>
-          <w:bCs/>
-          <w:sz w:val="28"/>
-          <w:szCs w:val="32"/>
-        </w:rPr>
-        <w:t xml:space="preserve"> those which are already incorporated in your book’s version and date)</w:t>
+        <w:t>(ignore those which are already incorporated in your book’s version and date)</w:t>
       </w:r>
     </w:p>
     <w:tbl>
@@ -45783,7 +48516,7 @@
 </file>
 
 <file path=word/endnotes.xml><?xml version="1.0" encoding="utf-8"?>
-<w:endnotes xmlns:wpc="http://schemas.microsoft.com/office/word/2010/wordprocessingCanvas" xmlns:cx="http://schemas.microsoft.com/office/drawing/2014/chartex" xmlns:cx1="http://schemas.microsoft.com/office/drawing/2015/9/8/chartex" xmlns:cx2="http://schemas.microsoft.com/office/drawing/2015/10/21/chartex" xmlns:cx3="http://schemas.microsoft.com/office/drawing/2016/5/9/chartex" xmlns:cx4="http://schemas.microsoft.com/office/drawing/2016/5/10/chartex" xmlns:cx5="http://schemas.microsoft.com/office/drawing/2016/5/11/chartex" xmlns:cx6="http://schemas.microsoft.com/office/drawing/2016/5/12/chartex" xmlns:cx7="http://schemas.microsoft.com/office/drawing/2016/5/13/chartex" xmlns:cx8="http://schemas.microsoft.com/office/drawing/2016/5/14/chartex" xmlns:mc="http://schemas.openxmlformats.org/markup-compatibility/2006" xmlns:aink="http://schemas.microsoft.com/office/drawing/2016/ink" xmlns:am3d="http://schemas.microsoft.com/office/drawing/2017/model3d" xmlns:o="urn:schemas-microsoft-com:office:office" xmlns:oel="http://schemas.microsoft.com/office/2019/extlst" xmlns:r="http://schemas.openxmlformats.org/officeDocument/2006/relationships" xmlns:m="http://schemas.openxmlformats.org/officeDocument/2006/math" xmlns:v="urn:schemas-microsoft-com:vml" xmlns:wp14="http://schemas.microsoft.com/office/word/2010/wordprocessingDrawing" xmlns:wp="http://schemas.openxmlformats.org/drawingml/2006/wordprocessingDrawing" xmlns:w10="urn:schemas-microsoft-com:office:word" xmlns:w="http://schemas.openxmlformats.org/wordprocessingml/2006/main" xmlns:w14="http://schemas.microsoft.com/office/word/2010/wordml" xmlns:w15="http://schemas.microsoft.com/office/word/2012/wordml" xmlns:w16cex="http://schemas.microsoft.com/office/word/2018/wordml/cex" xmlns:w16cid="http://schemas.microsoft.com/office/word/2016/wordml/cid" xmlns:w16="http://schemas.microsoft.com/office/word/2018/wordml" xmlns:w16sdtdh="http://schemas.microsoft.com/office/word/2020/wordml/sdtdatahash" xmlns:w16se="http://schemas.microsoft.com/office/word/2015/wordml/symex" xmlns:wpg="http://schemas.microsoft.com/office/word/2010/wordprocessingGroup" xmlns:wpi="http://schemas.microsoft.com/office/word/2010/wordprocessingInk" xmlns:wne="http://schemas.microsoft.com/office/word/2006/wordml" xmlns:wps="http://schemas.microsoft.com/office/word/2010/wordprocessingShape" mc:Ignorable="w14 w15 w16se w16cid w16 w16cex w16sdtdh wp14">
+<w:endnotes xmlns:wpc="http://schemas.microsoft.com/office/word/2010/wordprocessingCanvas" xmlns:cx="http://schemas.microsoft.com/office/drawing/2014/chartex" xmlns:cx1="http://schemas.microsoft.com/office/drawing/2015/9/8/chartex" xmlns:cx2="http://schemas.microsoft.com/office/drawing/2015/10/21/chartex" xmlns:cx3="http://schemas.microsoft.com/office/drawing/2016/5/9/chartex" xmlns:cx4="http://schemas.microsoft.com/office/drawing/2016/5/10/chartex" xmlns:cx5="http://schemas.microsoft.com/office/drawing/2016/5/11/chartex" xmlns:cx6="http://schemas.microsoft.com/office/drawing/2016/5/12/chartex" xmlns:cx7="http://schemas.microsoft.com/office/drawing/2016/5/13/chartex" xmlns:cx8="http://schemas.microsoft.com/office/drawing/2016/5/14/chartex" xmlns:mc="http://schemas.openxmlformats.org/markup-compatibility/2006" xmlns:aink="http://schemas.microsoft.com/office/drawing/2016/ink" xmlns:am3d="http://schemas.microsoft.com/office/drawing/2017/model3d" xmlns:o="urn:schemas-microsoft-com:office:office" xmlns:oel="http://schemas.microsoft.com/office/2019/extlst" xmlns:r="http://schemas.openxmlformats.org/officeDocument/2006/relationships" xmlns:m="http://schemas.openxmlformats.org/officeDocument/2006/math" xmlns:v="urn:schemas-microsoft-com:vml" xmlns:wp14="http://schemas.microsoft.com/office/word/2010/wordprocessingDrawing" xmlns:wp="http://schemas.openxmlformats.org/drawingml/2006/wordprocessingDrawing" xmlns:w10="urn:schemas-microsoft-com:office:word" xmlns:w="http://schemas.openxmlformats.org/wordprocessingml/2006/main" xmlns:w14="http://schemas.microsoft.com/office/word/2010/wordml" xmlns:w15="http://schemas.microsoft.com/office/word/2012/wordml" xmlns:w16cex="http://schemas.microsoft.com/office/word/2018/wordml/cex" xmlns:w16cid="http://schemas.microsoft.com/office/word/2016/wordml/cid" xmlns:w16="http://schemas.microsoft.com/office/word/2018/wordml" xmlns:w16du="http://schemas.microsoft.com/office/word/2023/wordml/word16du" xmlns:w16sdtdh="http://schemas.microsoft.com/office/word/2020/wordml/sdtdatahash" xmlns:w16sdtfl="http://schemas.microsoft.com/office/word/2024/wordml/sdtformatlock" xmlns:w16se="http://schemas.microsoft.com/office/word/2015/wordml/symex" xmlns:wpg="http://schemas.microsoft.com/office/word/2010/wordprocessingGroup" xmlns:wpi="http://schemas.microsoft.com/office/word/2010/wordprocessingInk" xmlns:wne="http://schemas.microsoft.com/office/word/2006/wordml" xmlns:wps="http://schemas.microsoft.com/office/word/2010/wordprocessingShape" mc:Ignorable="w14 w15 w16se w16cid w16 w16cex w16sdtdh w16sdtfl w16du wp14">
   <w:endnote w:type="separator" w:id="-1">
     <w:p>
       <w:pPr>
@@ -45808,7 +48541,7 @@
 </file>
 
 <file path=word/footer1.xml><?xml version="1.0" encoding="utf-8"?>
-<w:ftr xmlns:wpc="http://schemas.microsoft.com/office/word/2010/wordprocessingCanvas" xmlns:cx="http://schemas.microsoft.com/office/drawing/2014/chartex" xmlns:cx1="http://schemas.microsoft.com/office/drawing/2015/9/8/chartex" xmlns:cx2="http://schemas.microsoft.com/office/drawing/2015/10/21/chartex" xmlns:cx3="http://schemas.microsoft.com/office/drawing/2016/5/9/chartex" xmlns:cx4="http://schemas.microsoft.com/office/drawing/2016/5/10/chartex" xmlns:cx5="http://schemas.microsoft.com/office/drawing/2016/5/11/chartex" xmlns:cx6="http://schemas.microsoft.com/office/drawing/2016/5/12/chartex" xmlns:cx7="http://schemas.microsoft.com/office/drawing/2016/5/13/chartex" xmlns:cx8="http://schemas.microsoft.com/office/drawing/2016/5/14/chartex" xmlns:mc="http://schemas.openxmlformats.org/markup-compatibility/2006" xmlns:aink="http://schemas.microsoft.com/office/drawing/2016/ink" xmlns:am3d="http://schemas.microsoft.com/office/drawing/2017/model3d" xmlns:o="urn:schemas-microsoft-com:office:office" xmlns:oel="http://schemas.microsoft.com/office/2019/extlst" xmlns:r="http://schemas.openxmlformats.org/officeDocument/2006/relationships" xmlns:m="http://schemas.openxmlformats.org/officeDocument/2006/math" xmlns:v="urn:schemas-microsoft-com:vml" xmlns:wp14="http://schemas.microsoft.com/office/word/2010/wordprocessingDrawing" xmlns:wp="http://schemas.openxmlformats.org/drawingml/2006/wordprocessingDrawing" xmlns:w10="urn:schemas-microsoft-com:office:word" xmlns:w="http://schemas.openxmlformats.org/wordprocessingml/2006/main" xmlns:w14="http://schemas.microsoft.com/office/word/2010/wordml" xmlns:w15="http://schemas.microsoft.com/office/word/2012/wordml" xmlns:w16cex="http://schemas.microsoft.com/office/word/2018/wordml/cex" xmlns:w16cid="http://schemas.microsoft.com/office/word/2016/wordml/cid" xmlns:w16="http://schemas.microsoft.com/office/word/2018/wordml" xmlns:w16sdtdh="http://schemas.microsoft.com/office/word/2020/wordml/sdtdatahash" xmlns:w16se="http://schemas.microsoft.com/office/word/2015/wordml/symex" xmlns:wpg="http://schemas.microsoft.com/office/word/2010/wordprocessingGroup" xmlns:wpi="http://schemas.microsoft.com/office/word/2010/wordprocessingInk" xmlns:wne="http://schemas.microsoft.com/office/word/2006/wordml" xmlns:wps="http://schemas.microsoft.com/office/word/2010/wordprocessingShape" mc:Ignorable="w14 w15 w16se w16cid w16 w16cex w16sdtdh wp14">
+<w:ftr xmlns:wpc="http://schemas.microsoft.com/office/word/2010/wordprocessingCanvas" xmlns:cx="http://schemas.microsoft.com/office/drawing/2014/chartex" xmlns:cx1="http://schemas.microsoft.com/office/drawing/2015/9/8/chartex" xmlns:cx2="http://schemas.microsoft.com/office/drawing/2015/10/21/chartex" xmlns:cx3="http://schemas.microsoft.com/office/drawing/2016/5/9/chartex" xmlns:cx4="http://schemas.microsoft.com/office/drawing/2016/5/10/chartex" xmlns:cx5="http://schemas.microsoft.com/office/drawing/2016/5/11/chartex" xmlns:cx6="http://schemas.microsoft.com/office/drawing/2016/5/12/chartex" xmlns:cx7="http://schemas.microsoft.com/office/drawing/2016/5/13/chartex" xmlns:cx8="http://schemas.microsoft.com/office/drawing/2016/5/14/chartex" xmlns:mc="http://schemas.openxmlformats.org/markup-compatibility/2006" xmlns:aink="http://schemas.microsoft.com/office/drawing/2016/ink" xmlns:am3d="http://schemas.microsoft.com/office/drawing/2017/model3d" xmlns:o="urn:schemas-microsoft-com:office:office" xmlns:oel="http://schemas.microsoft.com/office/2019/extlst" xmlns:r="http://schemas.openxmlformats.org/officeDocument/2006/relationships" xmlns:m="http://schemas.openxmlformats.org/officeDocument/2006/math" xmlns:v="urn:schemas-microsoft-com:vml" xmlns:wp14="http://schemas.microsoft.com/office/word/2010/wordprocessingDrawing" xmlns:wp="http://schemas.openxmlformats.org/drawingml/2006/wordprocessingDrawing" xmlns:w10="urn:schemas-microsoft-com:office:word" xmlns:w="http://schemas.openxmlformats.org/wordprocessingml/2006/main" xmlns:w14="http://schemas.microsoft.com/office/word/2010/wordml" xmlns:w15="http://schemas.microsoft.com/office/word/2012/wordml" xmlns:w16cex="http://schemas.microsoft.com/office/word/2018/wordml/cex" xmlns:w16cid="http://schemas.microsoft.com/office/word/2016/wordml/cid" xmlns:w16="http://schemas.microsoft.com/office/word/2018/wordml" xmlns:w16du="http://schemas.microsoft.com/office/word/2023/wordml/word16du" xmlns:w16sdtdh="http://schemas.microsoft.com/office/word/2020/wordml/sdtdatahash" xmlns:w16sdtfl="http://schemas.microsoft.com/office/word/2024/wordml/sdtformatlock" xmlns:w16se="http://schemas.microsoft.com/office/word/2015/wordml/symex" xmlns:wpg="http://schemas.microsoft.com/office/word/2010/wordprocessingGroup" xmlns:wpi="http://schemas.microsoft.com/office/word/2010/wordprocessingInk" xmlns:wne="http://schemas.microsoft.com/office/word/2006/wordml" xmlns:wps="http://schemas.microsoft.com/office/word/2010/wordprocessingShape" mc:Ignorable="w14 w15 w16se w16cid w16 w16cex w16sdtdh w16sdtfl w16du wp14">
   <w:p>
     <w:pPr>
       <w:pBdr>
@@ -45990,7 +48723,7 @@
 </file>
 
 <file path=word/footer2.xml><?xml version="1.0" encoding="utf-8"?>
-<w:ftr xmlns:wpc="http://schemas.microsoft.com/office/word/2010/wordprocessingCanvas" xmlns:cx="http://schemas.microsoft.com/office/drawing/2014/chartex" xmlns:cx1="http://schemas.microsoft.com/office/drawing/2015/9/8/chartex" xmlns:cx2="http://schemas.microsoft.com/office/drawing/2015/10/21/chartex" xmlns:cx3="http://schemas.microsoft.com/office/drawing/2016/5/9/chartex" xmlns:cx4="http://schemas.microsoft.com/office/drawing/2016/5/10/chartex" xmlns:cx5="http://schemas.microsoft.com/office/drawing/2016/5/11/chartex" xmlns:cx6="http://schemas.microsoft.com/office/drawing/2016/5/12/chartex" xmlns:cx7="http://schemas.microsoft.com/office/drawing/2016/5/13/chartex" xmlns:cx8="http://schemas.microsoft.com/office/drawing/2016/5/14/chartex" xmlns:mc="http://schemas.openxmlformats.org/markup-compatibility/2006" xmlns:aink="http://schemas.microsoft.com/office/drawing/2016/ink" xmlns:am3d="http://schemas.microsoft.com/office/drawing/2017/model3d" xmlns:o="urn:schemas-microsoft-com:office:office" xmlns:oel="http://schemas.microsoft.com/office/2019/extlst" xmlns:r="http://schemas.openxmlformats.org/officeDocument/2006/relationships" xmlns:m="http://schemas.openxmlformats.org/officeDocument/2006/math" xmlns:v="urn:schemas-microsoft-com:vml" xmlns:wp14="http://schemas.microsoft.com/office/word/2010/wordprocessingDrawing" xmlns:wp="http://schemas.openxmlformats.org/drawingml/2006/wordprocessingDrawing" xmlns:w10="urn:schemas-microsoft-com:office:word" xmlns:w="http://schemas.openxmlformats.org/wordprocessingml/2006/main" xmlns:w14="http://schemas.microsoft.com/office/word/2010/wordml" xmlns:w15="http://schemas.microsoft.com/office/word/2012/wordml" xmlns:w16cex="http://schemas.microsoft.com/office/word/2018/wordml/cex" xmlns:w16cid="http://schemas.microsoft.com/office/word/2016/wordml/cid" xmlns:w16="http://schemas.microsoft.com/office/word/2018/wordml" xmlns:w16sdtdh="http://schemas.microsoft.com/office/word/2020/wordml/sdtdatahash" xmlns:w16se="http://schemas.microsoft.com/office/word/2015/wordml/symex" xmlns:wpg="http://schemas.microsoft.com/office/word/2010/wordprocessingGroup" xmlns:wpi="http://schemas.microsoft.com/office/word/2010/wordprocessingInk" xmlns:wne="http://schemas.microsoft.com/office/word/2006/wordml" xmlns:wps="http://schemas.microsoft.com/office/word/2010/wordprocessingShape" mc:Ignorable="w14 w15 w16se w16cid w16 w16cex w16sdtdh wp14">
+<w:ftr xmlns:wpc="http://schemas.microsoft.com/office/word/2010/wordprocessingCanvas" xmlns:cx="http://schemas.microsoft.com/office/drawing/2014/chartex" xmlns:cx1="http://schemas.microsoft.com/office/drawing/2015/9/8/chartex" xmlns:cx2="http://schemas.microsoft.com/office/drawing/2015/10/21/chartex" xmlns:cx3="http://schemas.microsoft.com/office/drawing/2016/5/9/chartex" xmlns:cx4="http://schemas.microsoft.com/office/drawing/2016/5/10/chartex" xmlns:cx5="http://schemas.microsoft.com/office/drawing/2016/5/11/chartex" xmlns:cx6="http://schemas.microsoft.com/office/drawing/2016/5/12/chartex" xmlns:cx7="http://schemas.microsoft.com/office/drawing/2016/5/13/chartex" xmlns:cx8="http://schemas.microsoft.com/office/drawing/2016/5/14/chartex" xmlns:mc="http://schemas.openxmlformats.org/markup-compatibility/2006" xmlns:aink="http://schemas.microsoft.com/office/drawing/2016/ink" xmlns:am3d="http://schemas.microsoft.com/office/drawing/2017/model3d" xmlns:o="urn:schemas-microsoft-com:office:office" xmlns:oel="http://schemas.microsoft.com/office/2019/extlst" xmlns:r="http://schemas.openxmlformats.org/officeDocument/2006/relationships" xmlns:m="http://schemas.openxmlformats.org/officeDocument/2006/math" xmlns:v="urn:schemas-microsoft-com:vml" xmlns:wp14="http://schemas.microsoft.com/office/word/2010/wordprocessingDrawing" xmlns:wp="http://schemas.openxmlformats.org/drawingml/2006/wordprocessingDrawing" xmlns:w10="urn:schemas-microsoft-com:office:word" xmlns:w="http://schemas.openxmlformats.org/wordprocessingml/2006/main" xmlns:w14="http://schemas.microsoft.com/office/word/2010/wordml" xmlns:w15="http://schemas.microsoft.com/office/word/2012/wordml" xmlns:w16cex="http://schemas.microsoft.com/office/word/2018/wordml/cex" xmlns:w16cid="http://schemas.microsoft.com/office/word/2016/wordml/cid" xmlns:w16="http://schemas.microsoft.com/office/word/2018/wordml" xmlns:w16du="http://schemas.microsoft.com/office/word/2023/wordml/word16du" xmlns:w16sdtdh="http://schemas.microsoft.com/office/word/2020/wordml/sdtdatahash" xmlns:w16sdtfl="http://schemas.microsoft.com/office/word/2024/wordml/sdtformatlock" xmlns:w16se="http://schemas.microsoft.com/office/word/2015/wordml/symex" xmlns:wpg="http://schemas.microsoft.com/office/word/2010/wordprocessingGroup" xmlns:wpi="http://schemas.microsoft.com/office/word/2010/wordprocessingInk" xmlns:wne="http://schemas.microsoft.com/office/word/2006/wordml" xmlns:wps="http://schemas.microsoft.com/office/word/2010/wordprocessingShape" mc:Ignorable="w14 w15 w16se w16cid w16 w16cex w16sdtdh w16sdtfl w16du wp14">
   <w:p>
     <w:pPr>
       <w:pBdr>
@@ -46196,7 +48929,7 @@
 </file>
 
 <file path=word/footnotes.xml><?xml version="1.0" encoding="utf-8"?>
-<w:footnotes xmlns:wpc="http://schemas.microsoft.com/office/word/2010/wordprocessingCanvas" xmlns:cx="http://schemas.microsoft.com/office/drawing/2014/chartex" xmlns:cx1="http://schemas.microsoft.com/office/drawing/2015/9/8/chartex" xmlns:cx2="http://schemas.microsoft.com/office/drawing/2015/10/21/chartex" xmlns:cx3="http://schemas.microsoft.com/office/drawing/2016/5/9/chartex" xmlns:cx4="http://schemas.microsoft.com/office/drawing/2016/5/10/chartex" xmlns:cx5="http://schemas.microsoft.com/office/drawing/2016/5/11/chartex" xmlns:cx6="http://schemas.microsoft.com/office/drawing/2016/5/12/chartex" xmlns:cx7="http://schemas.microsoft.com/office/drawing/2016/5/13/chartex" xmlns:cx8="http://schemas.microsoft.com/office/drawing/2016/5/14/chartex" xmlns:mc="http://schemas.openxmlformats.org/markup-compatibility/2006" xmlns:aink="http://schemas.microsoft.com/office/drawing/2016/ink" xmlns:am3d="http://schemas.microsoft.com/office/drawing/2017/model3d" xmlns:o="urn:schemas-microsoft-com:office:office" xmlns:oel="http://schemas.microsoft.com/office/2019/extlst" xmlns:r="http://schemas.openxmlformats.org/officeDocument/2006/relationships" xmlns:m="http://schemas.openxmlformats.org/officeDocument/2006/math" xmlns:v="urn:schemas-microsoft-com:vml" xmlns:wp14="http://schemas.microsoft.com/office/word/2010/wordprocessingDrawing" xmlns:wp="http://schemas.openxmlformats.org/drawingml/2006/wordprocessingDrawing" xmlns:w10="urn:schemas-microsoft-com:office:word" xmlns:w="http://schemas.openxmlformats.org/wordprocessingml/2006/main" xmlns:w14="http://schemas.microsoft.com/office/word/2010/wordml" xmlns:w15="http://schemas.microsoft.com/office/word/2012/wordml" xmlns:w16cex="http://schemas.microsoft.com/office/word/2018/wordml/cex" xmlns:w16cid="http://schemas.microsoft.com/office/word/2016/wordml/cid" xmlns:w16="http://schemas.microsoft.com/office/word/2018/wordml" xmlns:w16sdtdh="http://schemas.microsoft.com/office/word/2020/wordml/sdtdatahash" xmlns:w16se="http://schemas.microsoft.com/office/word/2015/wordml/symex" xmlns:wpg="http://schemas.microsoft.com/office/word/2010/wordprocessingGroup" xmlns:wpi="http://schemas.microsoft.com/office/word/2010/wordprocessingInk" xmlns:wne="http://schemas.microsoft.com/office/word/2006/wordml" xmlns:wps="http://schemas.microsoft.com/office/word/2010/wordprocessingShape" mc:Ignorable="w14 w15 w16se w16cid w16 w16cex w16sdtdh wp14">
+<w:footnotes xmlns:wpc="http://schemas.microsoft.com/office/word/2010/wordprocessingCanvas" xmlns:cx="http://schemas.microsoft.com/office/drawing/2014/chartex" xmlns:cx1="http://schemas.microsoft.com/office/drawing/2015/9/8/chartex" xmlns:cx2="http://schemas.microsoft.com/office/drawing/2015/10/21/chartex" xmlns:cx3="http://schemas.microsoft.com/office/drawing/2016/5/9/chartex" xmlns:cx4="http://schemas.microsoft.com/office/drawing/2016/5/10/chartex" xmlns:cx5="http://schemas.microsoft.com/office/drawing/2016/5/11/chartex" xmlns:cx6="http://schemas.microsoft.com/office/drawing/2016/5/12/chartex" xmlns:cx7="http://schemas.microsoft.com/office/drawing/2016/5/13/chartex" xmlns:cx8="http://schemas.microsoft.com/office/drawing/2016/5/14/chartex" xmlns:mc="http://schemas.openxmlformats.org/markup-compatibility/2006" xmlns:aink="http://schemas.microsoft.com/office/drawing/2016/ink" xmlns:am3d="http://schemas.microsoft.com/office/drawing/2017/model3d" xmlns:o="urn:schemas-microsoft-com:office:office" xmlns:oel="http://schemas.microsoft.com/office/2019/extlst" xmlns:r="http://schemas.openxmlformats.org/officeDocument/2006/relationships" xmlns:m="http://schemas.openxmlformats.org/officeDocument/2006/math" xmlns:v="urn:schemas-microsoft-com:vml" xmlns:wp14="http://schemas.microsoft.com/office/word/2010/wordprocessingDrawing" xmlns:wp="http://schemas.openxmlformats.org/drawingml/2006/wordprocessingDrawing" xmlns:w10="urn:schemas-microsoft-com:office:word" xmlns:w="http://schemas.openxmlformats.org/wordprocessingml/2006/main" xmlns:w14="http://schemas.microsoft.com/office/word/2010/wordml" xmlns:w15="http://schemas.microsoft.com/office/word/2012/wordml" xmlns:w16cex="http://schemas.microsoft.com/office/word/2018/wordml/cex" xmlns:w16cid="http://schemas.microsoft.com/office/word/2016/wordml/cid" xmlns:w16="http://schemas.microsoft.com/office/word/2018/wordml" xmlns:w16du="http://schemas.microsoft.com/office/word/2023/wordml/word16du" xmlns:w16sdtdh="http://schemas.microsoft.com/office/word/2020/wordml/sdtdatahash" xmlns:w16sdtfl="http://schemas.microsoft.com/office/word/2024/wordml/sdtformatlock" xmlns:w16se="http://schemas.microsoft.com/office/word/2015/wordml/symex" xmlns:wpg="http://schemas.microsoft.com/office/word/2010/wordprocessingGroup" xmlns:wpi="http://schemas.microsoft.com/office/word/2010/wordprocessingInk" xmlns:wne="http://schemas.microsoft.com/office/word/2006/wordml" xmlns:wps="http://schemas.microsoft.com/office/word/2010/wordprocessingShape" mc:Ignorable="w14 w15 w16se w16cid w16 w16cex w16sdtdh w16sdtfl w16du wp14">
   <w:footnote w:type="separator" w:id="-1">
     <w:p>
       <w:pPr>
@@ -46221,7 +48954,7 @@
 </file>
 
 <file path=word/header1.xml><?xml version="1.0" encoding="utf-8"?>
-<w:hdr xmlns:wpc="http://schemas.microsoft.com/office/word/2010/wordprocessingCanvas" xmlns:cx="http://schemas.microsoft.com/office/drawing/2014/chartex" xmlns:cx1="http://schemas.microsoft.com/office/drawing/2015/9/8/chartex" xmlns:cx2="http://schemas.microsoft.com/office/drawing/2015/10/21/chartex" xmlns:cx3="http://schemas.microsoft.com/office/drawing/2016/5/9/chartex" xmlns:cx4="http://schemas.microsoft.com/office/drawing/2016/5/10/chartex" xmlns:cx5="http://schemas.microsoft.com/office/drawing/2016/5/11/chartex" xmlns:cx6="http://schemas.microsoft.com/office/drawing/2016/5/12/chartex" xmlns:cx7="http://schemas.microsoft.com/office/drawing/2016/5/13/chartex" xmlns:cx8="http://schemas.microsoft.com/office/drawing/2016/5/14/chartex" xmlns:mc="http://schemas.openxmlformats.org/markup-compatibility/2006" xmlns:aink="http://schemas.microsoft.com/office/drawing/2016/ink" xmlns:am3d="http://schemas.microsoft.com/office/drawing/2017/model3d" xmlns:o="urn:schemas-microsoft-com:office:office" xmlns:oel="http://schemas.microsoft.com/office/2019/extlst" xmlns:r="http://schemas.openxmlformats.org/officeDocument/2006/relationships" xmlns:m="http://schemas.openxmlformats.org/officeDocument/2006/math" xmlns:v="urn:schemas-microsoft-com:vml" xmlns:wp14="http://schemas.microsoft.com/office/word/2010/wordprocessingDrawing" xmlns:wp="http://schemas.openxmlformats.org/drawingml/2006/wordprocessingDrawing" xmlns:w10="urn:schemas-microsoft-com:office:word" xmlns:w="http://schemas.openxmlformats.org/wordprocessingml/2006/main" xmlns:w14="http://schemas.microsoft.com/office/word/2010/wordml" xmlns:w15="http://schemas.microsoft.com/office/word/2012/wordml" xmlns:w16cex="http://schemas.microsoft.com/office/word/2018/wordml/cex" xmlns:w16cid="http://schemas.microsoft.com/office/word/2016/wordml/cid" xmlns:w16="http://schemas.microsoft.com/office/word/2018/wordml" xmlns:w16sdtdh="http://schemas.microsoft.com/office/word/2020/wordml/sdtdatahash" xmlns:w16se="http://schemas.microsoft.com/office/word/2015/wordml/symex" xmlns:wpg="http://schemas.microsoft.com/office/word/2010/wordprocessingGroup" xmlns:wpi="http://schemas.microsoft.com/office/word/2010/wordprocessingInk" xmlns:wne="http://schemas.microsoft.com/office/word/2006/wordml" xmlns:wps="http://schemas.microsoft.com/office/word/2010/wordprocessingShape" mc:Ignorable="w14 w15 w16se w16cid w16 w16cex w16sdtdh wp14">
+<w:hdr xmlns:wpc="http://schemas.microsoft.com/office/word/2010/wordprocessingCanvas" xmlns:cx="http://schemas.microsoft.com/office/drawing/2014/chartex" xmlns:cx1="http://schemas.microsoft.com/office/drawing/2015/9/8/chartex" xmlns:cx2="http://schemas.microsoft.com/office/drawing/2015/10/21/chartex" xmlns:cx3="http://schemas.microsoft.com/office/drawing/2016/5/9/chartex" xmlns:cx4="http://schemas.microsoft.com/office/drawing/2016/5/10/chartex" xmlns:cx5="http://schemas.microsoft.com/office/drawing/2016/5/11/chartex" xmlns:cx6="http://schemas.microsoft.com/office/drawing/2016/5/12/chartex" xmlns:cx7="http://schemas.microsoft.com/office/drawing/2016/5/13/chartex" xmlns:cx8="http://schemas.microsoft.com/office/drawing/2016/5/14/chartex" xmlns:mc="http://schemas.openxmlformats.org/markup-compatibility/2006" xmlns:aink="http://schemas.microsoft.com/office/drawing/2016/ink" xmlns:am3d="http://schemas.microsoft.com/office/drawing/2017/model3d" xmlns:o="urn:schemas-microsoft-com:office:office" xmlns:oel="http://schemas.microsoft.com/office/2019/extlst" xmlns:r="http://schemas.openxmlformats.org/officeDocument/2006/relationships" xmlns:m="http://schemas.openxmlformats.org/officeDocument/2006/math" xmlns:v="urn:schemas-microsoft-com:vml" xmlns:wp14="http://schemas.microsoft.com/office/word/2010/wordprocessingDrawing" xmlns:wp="http://schemas.openxmlformats.org/drawingml/2006/wordprocessingDrawing" xmlns:w10="urn:schemas-microsoft-com:office:word" xmlns:w="http://schemas.openxmlformats.org/wordprocessingml/2006/main" xmlns:w14="http://schemas.microsoft.com/office/word/2010/wordml" xmlns:w15="http://schemas.microsoft.com/office/word/2012/wordml" xmlns:w16cex="http://schemas.microsoft.com/office/word/2018/wordml/cex" xmlns:w16cid="http://schemas.microsoft.com/office/word/2016/wordml/cid" xmlns:w16="http://schemas.microsoft.com/office/word/2018/wordml" xmlns:w16du="http://schemas.microsoft.com/office/word/2023/wordml/word16du" xmlns:w16sdtdh="http://schemas.microsoft.com/office/word/2020/wordml/sdtdatahash" xmlns:w16sdtfl="http://schemas.microsoft.com/office/word/2024/wordml/sdtformatlock" xmlns:w16se="http://schemas.microsoft.com/office/word/2015/wordml/symex" xmlns:wpg="http://schemas.microsoft.com/office/word/2010/wordprocessingGroup" xmlns:wpi="http://schemas.microsoft.com/office/word/2010/wordprocessingInk" xmlns:wne="http://schemas.microsoft.com/office/word/2006/wordml" xmlns:wps="http://schemas.microsoft.com/office/word/2010/wordprocessingShape" mc:Ignorable="w14 w15 w16se w16cid w16 w16cex w16sdtdh w16sdtfl w16du wp14">
   <w:p>
     <w:pPr>
       <w:pStyle w:val="Header"/>
@@ -46242,7 +48975,7 @@
 </file>
 
 <file path=word/header2.xml><?xml version="1.0" encoding="utf-8"?>
-<w:hdr xmlns:wpc="http://schemas.microsoft.com/office/word/2010/wordprocessingCanvas" xmlns:cx="http://schemas.microsoft.com/office/drawing/2014/chartex" xmlns:cx1="http://schemas.microsoft.com/office/drawing/2015/9/8/chartex" xmlns:cx2="http://schemas.microsoft.com/office/drawing/2015/10/21/chartex" xmlns:cx3="http://schemas.microsoft.com/office/drawing/2016/5/9/chartex" xmlns:cx4="http://schemas.microsoft.com/office/drawing/2016/5/10/chartex" xmlns:cx5="http://schemas.microsoft.com/office/drawing/2016/5/11/chartex" xmlns:cx6="http://schemas.microsoft.com/office/drawing/2016/5/12/chartex" xmlns:cx7="http://schemas.microsoft.com/office/drawing/2016/5/13/chartex" xmlns:cx8="http://schemas.microsoft.com/office/drawing/2016/5/14/chartex" xmlns:mc="http://schemas.openxmlformats.org/markup-compatibility/2006" xmlns:aink="http://schemas.microsoft.com/office/drawing/2016/ink" xmlns:am3d="http://schemas.microsoft.com/office/drawing/2017/model3d" xmlns:o="urn:schemas-microsoft-com:office:office" xmlns:oel="http://schemas.microsoft.com/office/2019/extlst" xmlns:r="http://schemas.openxmlformats.org/officeDocument/2006/relationships" xmlns:m="http://schemas.openxmlformats.org/officeDocument/2006/math" xmlns:v="urn:schemas-microsoft-com:vml" xmlns:wp14="http://schemas.microsoft.com/office/word/2010/wordprocessingDrawing" xmlns:wp="http://schemas.openxmlformats.org/drawingml/2006/wordprocessingDrawing" xmlns:w10="urn:schemas-microsoft-com:office:word" xmlns:w="http://schemas.openxmlformats.org/wordprocessingml/2006/main" xmlns:w14="http://schemas.microsoft.com/office/word/2010/wordml" xmlns:w15="http://schemas.microsoft.com/office/word/2012/wordml" xmlns:w16cex="http://schemas.microsoft.com/office/word/2018/wordml/cex" xmlns:w16cid="http://schemas.microsoft.com/office/word/2016/wordml/cid" xmlns:w16="http://schemas.microsoft.com/office/word/2018/wordml" xmlns:w16sdtdh="http://schemas.microsoft.com/office/word/2020/wordml/sdtdatahash" xmlns:w16se="http://schemas.microsoft.com/office/word/2015/wordml/symex" xmlns:wpg="http://schemas.microsoft.com/office/word/2010/wordprocessingGroup" xmlns:wpi="http://schemas.microsoft.com/office/word/2010/wordprocessingInk" xmlns:wne="http://schemas.microsoft.com/office/word/2006/wordml" xmlns:wps="http://schemas.microsoft.com/office/word/2010/wordprocessingShape" mc:Ignorable="w14 w15 w16se w16cid w16 w16cex w16sdtdh wp14">
+<w:hdr xmlns:wpc="http://schemas.microsoft.com/office/word/2010/wordprocessingCanvas" xmlns:cx="http://schemas.microsoft.com/office/drawing/2014/chartex" xmlns:cx1="http://schemas.microsoft.com/office/drawing/2015/9/8/chartex" xmlns:cx2="http://schemas.microsoft.com/office/drawing/2015/10/21/chartex" xmlns:cx3="http://schemas.microsoft.com/office/drawing/2016/5/9/chartex" xmlns:cx4="http://schemas.microsoft.com/office/drawing/2016/5/10/chartex" xmlns:cx5="http://schemas.microsoft.com/office/drawing/2016/5/11/chartex" xmlns:cx6="http://schemas.microsoft.com/office/drawing/2016/5/12/chartex" xmlns:cx7="http://schemas.microsoft.com/office/drawing/2016/5/13/chartex" xmlns:cx8="http://schemas.microsoft.com/office/drawing/2016/5/14/chartex" xmlns:mc="http://schemas.openxmlformats.org/markup-compatibility/2006" xmlns:aink="http://schemas.microsoft.com/office/drawing/2016/ink" xmlns:am3d="http://schemas.microsoft.com/office/drawing/2017/model3d" xmlns:o="urn:schemas-microsoft-com:office:office" xmlns:oel="http://schemas.microsoft.com/office/2019/extlst" xmlns:r="http://schemas.openxmlformats.org/officeDocument/2006/relationships" xmlns:m="http://schemas.openxmlformats.org/officeDocument/2006/math" xmlns:v="urn:schemas-microsoft-com:vml" xmlns:wp14="http://schemas.microsoft.com/office/word/2010/wordprocessingDrawing" xmlns:wp="http://schemas.openxmlformats.org/drawingml/2006/wordprocessingDrawing" xmlns:w10="urn:schemas-microsoft-com:office:word" xmlns:w="http://schemas.openxmlformats.org/wordprocessingml/2006/main" xmlns:w14="http://schemas.microsoft.com/office/word/2010/wordml" xmlns:w15="http://schemas.microsoft.com/office/word/2012/wordml" xmlns:w16cex="http://schemas.microsoft.com/office/word/2018/wordml/cex" xmlns:w16cid="http://schemas.microsoft.com/office/word/2016/wordml/cid" xmlns:w16="http://schemas.microsoft.com/office/word/2018/wordml" xmlns:w16du="http://schemas.microsoft.com/office/word/2023/wordml/word16du" xmlns:w16sdtdh="http://schemas.microsoft.com/office/word/2020/wordml/sdtdatahash" xmlns:w16sdtfl="http://schemas.microsoft.com/office/word/2024/wordml/sdtformatlock" xmlns:w16se="http://schemas.microsoft.com/office/word/2015/wordml/symex" xmlns:wpg="http://schemas.microsoft.com/office/word/2010/wordprocessingGroup" xmlns:wpi="http://schemas.microsoft.com/office/word/2010/wordprocessingInk" xmlns:wne="http://schemas.microsoft.com/office/word/2006/wordml" xmlns:wps="http://schemas.microsoft.com/office/word/2010/wordprocessingShape" mc:Ignorable="w14 w15 w16se w16cid w16 w16cex w16sdtdh w16sdtfl w16du wp14">
   <w:p>
     <w:pPr>
       <w:pStyle w:val="Header"/>
@@ -46255,7 +48988,7 @@
 </file>
 
 <file path=word/styles.xml><?xml version="1.0" encoding="utf-8"?>
-<w:styles xmlns:mc="http://schemas.openxmlformats.org/markup-compatibility/2006" xmlns:r="http://schemas.openxmlformats.org/officeDocument/2006/relationships" xmlns:w="http://schemas.openxmlformats.org/wordprocessingml/2006/main" xmlns:w14="http://schemas.microsoft.com/office/word/2010/wordml" xmlns:w15="http://schemas.microsoft.com/office/word/2012/wordml" xmlns:w16cex="http://schemas.microsoft.com/office/word/2018/wordml/cex" xmlns:w16cid="http://schemas.microsoft.com/office/word/2016/wordml/cid" xmlns:w16="http://schemas.microsoft.com/office/word/2018/wordml" xmlns:w16sdtdh="http://schemas.microsoft.com/office/word/2020/wordml/sdtdatahash" xmlns:w16se="http://schemas.microsoft.com/office/word/2015/wordml/symex" mc:Ignorable="w14 w15 w16se w16cid w16 w16cex w16sdtdh">
+<w:styles xmlns:mc="http://schemas.openxmlformats.org/markup-compatibility/2006" xmlns:r="http://schemas.openxmlformats.org/officeDocument/2006/relationships" xmlns:w="http://schemas.openxmlformats.org/wordprocessingml/2006/main" xmlns:w14="http://schemas.microsoft.com/office/word/2010/wordml" xmlns:w15="http://schemas.microsoft.com/office/word/2012/wordml" xmlns:w16cex="http://schemas.microsoft.com/office/word/2018/wordml/cex" xmlns:w16cid="http://schemas.microsoft.com/office/word/2016/wordml/cid" xmlns:w16="http://schemas.microsoft.com/office/word/2018/wordml" xmlns:w16du="http://schemas.microsoft.com/office/word/2023/wordml/word16du" xmlns:w16sdtdh="http://schemas.microsoft.com/office/word/2020/wordml/sdtdatahash" xmlns:w16sdtfl="http://schemas.microsoft.com/office/word/2024/wordml/sdtformatlock" xmlns:w16se="http://schemas.microsoft.com/office/word/2015/wordml/symex" mc:Ignorable="w14 w15 w16se w16cid w16 w16cex w16sdtdh w16sdtfl w16du">
   <w:docDefaults>
     <w:rPrDefault>
       <w:rPr>

--- a/TS Jatai Ghanam Project/TS 2.6/TS 2.6 Ghanam Sanskrit Corrections.docx
+++ b/TS Jatai Ghanam Project/TS 2.6/TS 2.6 Ghanam Sanskrit Corrections.docx
@@ -112,18 +112,7 @@
           <w:szCs w:val="32"/>
           <w:u w:val="single"/>
         </w:rPr>
-        <w:t xml:space="preserve">Observed </w:t>
-      </w:r>
-      <w:proofErr w:type="gramStart"/>
-      <w:r>
-        <w:rPr>
-          <w:b/>
-          <w:bCs/>
-          <w:sz w:val="32"/>
-          <w:szCs w:val="32"/>
-          <w:u w:val="single"/>
-        </w:rPr>
-        <w:t xml:space="preserve">till </w:t>
+        <w:t xml:space="preserve">Observed till </w:t>
       </w:r>
       <w:r>
         <w:rPr>
@@ -136,7 +125,6 @@
         </w:rPr>
         <w:t>?????</w:t>
       </w:r>
-      <w:proofErr w:type="gramEnd"/>
     </w:p>
     <w:p>
       <w:pPr>
@@ -367,19 +355,8 @@
                 <w:sz w:val="32"/>
                 <w:szCs w:val="40"/>
               </w:rPr>
-              <w:t>)</w:t>
-            </w:r>
-            <w:proofErr w:type="gramStart"/>
-            <w:r>
-              <w:rPr>
-                <w:rFonts w:ascii="BRH Devanagari Extra" w:hAnsi="BRH Devanagari Extra" w:cs="BRH Devanagari Extra"/>
-                <w:color w:val="000000"/>
-                <w:sz w:val="32"/>
-                <w:szCs w:val="40"/>
-              </w:rPr>
-              <w:t>-  AÉ</w:t>
-            </w:r>
-            <w:proofErr w:type="gramEnd"/>
+              <w:t>)-  AÉ</w:t>
+            </w:r>
             <w:r>
               <w:rPr>
                 <w:rFonts w:ascii="BRH Malayalam Extra" w:hAnsi="BRH Malayalam Extra" w:cs="BRH Devanagari Extra"/>
@@ -739,27 +716,7 @@
                 <w:sz w:val="32"/>
                 <w:szCs w:val="40"/>
               </w:rPr>
-              <w:t>)</w:t>
-            </w:r>
-            <w:proofErr w:type="gramStart"/>
-            <w:r>
-              <w:rPr>
-                <w:rFonts w:ascii="BRH Devanagari Extra" w:hAnsi="BRH Devanagari Extra" w:cs="BRH Devanagari Extra"/>
-                <w:color w:val="000000"/>
-                <w:sz w:val="32"/>
-                <w:szCs w:val="40"/>
-              </w:rPr>
-              <w:t>-  rÉiÉç</w:t>
-            </w:r>
-            <w:proofErr w:type="gramEnd"/>
-            <w:r>
-              <w:rPr>
-                <w:rFonts w:ascii="BRH Devanagari Extra" w:hAnsi="BRH Devanagari Extra" w:cs="BRH Devanagari Extra"/>
-                <w:color w:val="000000"/>
-                <w:sz w:val="32"/>
-                <w:szCs w:val="40"/>
-              </w:rPr>
-              <w:t xml:space="preserve"> | oÉëÔ</w:t>
+              <w:t>)-  rÉiÉç | oÉëÔ</w:t>
             </w:r>
             <w:r>
               <w:rPr>
@@ -1106,19 +1063,8 @@
                 <w:sz w:val="32"/>
                 <w:szCs w:val="40"/>
               </w:rPr>
-              <w:t>)</w:t>
-            </w:r>
-            <w:proofErr w:type="gramStart"/>
-            <w:r>
-              <w:rPr>
-                <w:rFonts w:ascii="BRH Devanagari Extra" w:hAnsi="BRH Devanagari Extra" w:cs="BRH Devanagari Extra"/>
-                <w:color w:val="000000"/>
-                <w:sz w:val="32"/>
-                <w:szCs w:val="40"/>
-              </w:rPr>
-              <w:t>-  oÉëÔ</w:t>
-            </w:r>
-            <w:proofErr w:type="gramEnd"/>
+              <w:t>)-  oÉëÔ</w:t>
+            </w:r>
             <w:r>
               <w:rPr>
                 <w:rFonts w:ascii="BRH Malayalam Extra" w:hAnsi="BRH Malayalam Extra" w:cs="BRH Devanagari Extra"/>
@@ -1528,19 +1474,8 @@
                 <w:sz w:val="32"/>
                 <w:szCs w:val="40"/>
               </w:rPr>
-              <w:t>)</w:t>
-            </w:r>
-            <w:proofErr w:type="gramStart"/>
-            <w:r>
-              <w:rPr>
-                <w:rFonts w:ascii="BRH Devanagari Extra" w:hAnsi="BRH Devanagari Extra" w:cs="BRH Devanagari Extra"/>
-                <w:color w:val="000000"/>
-                <w:sz w:val="32"/>
-                <w:szCs w:val="40"/>
-              </w:rPr>
-              <w:t>-  AÉ</w:t>
-            </w:r>
-            <w:proofErr w:type="gramEnd"/>
+              <w:t>)-  AÉ</w:t>
+            </w:r>
             <w:r>
               <w:rPr>
                 <w:rFonts w:ascii="BRH Malayalam Extra" w:hAnsi="BRH Malayalam Extra" w:cs="BRH Devanagari Extra"/>
@@ -1922,27 +1857,7 @@
                 <w:sz w:val="32"/>
                 <w:szCs w:val="40"/>
               </w:rPr>
-              <w:t>)</w:t>
-            </w:r>
-            <w:proofErr w:type="gramStart"/>
-            <w:r>
-              <w:rPr>
-                <w:rFonts w:ascii="BRH Devanagari Extra" w:hAnsi="BRH Devanagari Extra" w:cs="BRH Devanagari Extra"/>
-                <w:color w:val="000000"/>
-                <w:sz w:val="32"/>
-                <w:szCs w:val="40"/>
-              </w:rPr>
-              <w:t>-  rÉiÉç</w:t>
-            </w:r>
-            <w:proofErr w:type="gramEnd"/>
-            <w:r>
-              <w:rPr>
-                <w:rFonts w:ascii="BRH Devanagari Extra" w:hAnsi="BRH Devanagari Extra" w:cs="BRH Devanagari Extra"/>
-                <w:color w:val="000000"/>
-                <w:sz w:val="32"/>
-                <w:szCs w:val="40"/>
-              </w:rPr>
-              <w:t xml:space="preserve"> | oÉëÔ</w:t>
+              <w:t>)-  rÉiÉç | oÉëÔ</w:t>
             </w:r>
             <w:r>
               <w:rPr>
@@ -2332,19 +2247,8 @@
                 <w:sz w:val="32"/>
                 <w:szCs w:val="40"/>
               </w:rPr>
-              <w:t>)</w:t>
-            </w:r>
-            <w:proofErr w:type="gramStart"/>
-            <w:r>
-              <w:rPr>
-                <w:rFonts w:ascii="BRH Devanagari Extra" w:hAnsi="BRH Devanagari Extra" w:cs="BRH Devanagari Extra"/>
-                <w:color w:val="000000"/>
-                <w:sz w:val="32"/>
-                <w:szCs w:val="40"/>
-              </w:rPr>
-              <w:t>-  oÉëÔ</w:t>
-            </w:r>
-            <w:proofErr w:type="gramEnd"/>
+              <w:t>)-  oÉëÔ</w:t>
+            </w:r>
             <w:r>
               <w:rPr>
                 <w:rFonts w:ascii="BRH Malayalam Extra" w:hAnsi="BRH Malayalam Extra" w:cs="BRH Devanagari Extra"/>
@@ -2637,6 +2541,1177 @@
               </w:rPr>
               <w:t xml:space="preserve">ÎalÉÈ | </w:t>
             </w:r>
+          </w:p>
+        </w:tc>
+      </w:tr>
+      <w:tr>
+        <w:trPr>
+          <w:trHeight w:val="488"/>
+        </w:trPr>
+        <w:tc>
+          <w:tcPr>
+            <w:tcW w:w="7166" w:type="dxa"/>
+          </w:tcPr>
+          <w:p>
+            <w:pPr>
+              <w:widowControl w:val="0"/>
+              <w:autoSpaceDE w:val="0"/>
+              <w:autoSpaceDN w:val="0"/>
+              <w:adjustRightInd w:val="0"/>
+              <w:spacing w:line="240" w:lineRule="auto"/>
+              <w:rPr>
+                <w:rFonts w:ascii="BRH Devanagari Extra" w:hAnsi="BRH Devanagari Extra" w:cs="BRH Devanagari Extra"/>
+                <w:color w:val="000000"/>
+                <w:sz w:val="32"/>
+                <w:szCs w:val="40"/>
+              </w:rPr>
+            </w:pPr>
+            <w:r>
+              <w:rPr>
+                <w:rFonts w:cs="BRH Devanagari Extra"/>
+                <w:color w:val="000000"/>
+                <w:szCs w:val="40"/>
+              </w:rPr>
+              <w:t>17</w:t>
+            </w:r>
+            <w:r>
+              <w:rPr>
+                <w:rFonts w:ascii="BRH Devanagari Extra" w:hAnsi="BRH Devanagari Extra" w:cs="BRH Devanagari Extra"/>
+                <w:color w:val="000000"/>
+                <w:sz w:val="32"/>
+                <w:szCs w:val="40"/>
+              </w:rPr>
+              <w:t>)</w:t>
+            </w:r>
+            <w:r>
+              <w:rPr>
+                <w:rFonts w:ascii="BRH Devanagari Extra" w:hAnsi="BRH Devanagari Extra" w:cs="BRH Devanagari Extra"/>
+                <w:color w:val="000000"/>
+                <w:sz w:val="32"/>
+                <w:szCs w:val="40"/>
+              </w:rPr>
+              <w:tab/>
+            </w:r>
+            <w:r>
+              <w:rPr>
+                <w:rFonts w:cs="BRH Devanagari Extra"/>
+                <w:color w:val="000000"/>
+                <w:szCs w:val="40"/>
+              </w:rPr>
+              <w:t>2</w:t>
+            </w:r>
+            <w:r>
+              <w:rPr>
+                <w:rFonts w:ascii="BRH Devanagari Extra" w:hAnsi="BRH Devanagari Extra" w:cs="BRH Devanagari Extra"/>
+                <w:color w:val="000000"/>
+                <w:sz w:val="32"/>
+                <w:szCs w:val="40"/>
+              </w:rPr>
+              <w:t>.</w:t>
+            </w:r>
+            <w:r>
+              <w:rPr>
+                <w:rFonts w:cs="BRH Devanagari Extra"/>
+                <w:color w:val="000000"/>
+                <w:szCs w:val="40"/>
+              </w:rPr>
+              <w:t>6</w:t>
+            </w:r>
+            <w:r>
+              <w:rPr>
+                <w:rFonts w:ascii="BRH Devanagari Extra" w:hAnsi="BRH Devanagari Extra" w:cs="BRH Devanagari Extra"/>
+                <w:color w:val="000000"/>
+                <w:sz w:val="32"/>
+                <w:szCs w:val="40"/>
+              </w:rPr>
+              <w:t>.</w:t>
+            </w:r>
+            <w:r>
+              <w:rPr>
+                <w:rFonts w:cs="BRH Devanagari Extra"/>
+                <w:color w:val="000000"/>
+                <w:szCs w:val="40"/>
+              </w:rPr>
+              <w:t>12</w:t>
+            </w:r>
+            <w:r>
+              <w:rPr>
+                <w:rFonts w:ascii="BRH Devanagari Extra" w:hAnsi="BRH Devanagari Extra" w:cs="BRH Devanagari Extra"/>
+                <w:color w:val="000000"/>
+                <w:sz w:val="32"/>
+                <w:szCs w:val="40"/>
+              </w:rPr>
+              <w:t>.</w:t>
+            </w:r>
+            <w:r>
+              <w:rPr>
+                <w:rFonts w:cs="BRH Devanagari Extra"/>
+                <w:color w:val="000000"/>
+                <w:szCs w:val="40"/>
+              </w:rPr>
+              <w:t>3</w:t>
+            </w:r>
+            <w:r>
+              <w:rPr>
+                <w:rFonts w:ascii="BRH Devanagari Extra" w:hAnsi="BRH Devanagari Extra" w:cs="BRH Devanagari Extra"/>
+                <w:color w:val="000000"/>
+                <w:sz w:val="32"/>
+                <w:szCs w:val="40"/>
+              </w:rPr>
+              <w:t>(</w:t>
+            </w:r>
+            <w:r>
+              <w:rPr>
+                <w:rFonts w:cs="BRH Devanagari Extra"/>
+                <w:color w:val="000000"/>
+                <w:szCs w:val="40"/>
+              </w:rPr>
+              <w:t>15</w:t>
+            </w:r>
+            <w:r>
+              <w:rPr>
+                <w:rFonts w:ascii="BRH Devanagari Extra" w:hAnsi="BRH Devanagari Extra" w:cs="BRH Devanagari Extra"/>
+                <w:color w:val="000000"/>
+                <w:sz w:val="32"/>
+                <w:szCs w:val="40"/>
+              </w:rPr>
+              <w:t>)-  oÉ</w:t>
+            </w:r>
+            <w:r>
+              <w:rPr>
+                <w:rFonts w:ascii="BRH Malayalam Extra" w:hAnsi="BRH Malayalam Extra" w:cs="BRH Devanagari Extra"/>
+                <w:color w:val="000000"/>
+                <w:szCs w:val="40"/>
+              </w:rPr>
+              <w:t>–</w:t>
+            </w:r>
+            <w:r>
+              <w:rPr>
+                <w:rFonts w:ascii="BRH Devanagari Extra" w:hAnsi="BRH Devanagari Extra" w:cs="BRH Devanagari Extra"/>
+                <w:color w:val="000000"/>
+                <w:sz w:val="32"/>
+                <w:szCs w:val="40"/>
+              </w:rPr>
+              <w:t>Uç</w:t>
+            </w:r>
+            <w:r>
+              <w:rPr>
+                <w:rFonts w:ascii="BRH Malayalam Extra" w:hAnsi="BRH Malayalam Extra" w:cs="BRH Devanagari Extra"/>
+                <w:color w:val="000000"/>
+                <w:szCs w:val="40"/>
+              </w:rPr>
+              <w:t>–</w:t>
+            </w:r>
+            <w:r>
+              <w:rPr>
+                <w:rFonts w:ascii="BRH Devanagari Extra" w:hAnsi="BRH Devanagari Extra" w:cs="BRH Devanagari Extra"/>
+                <w:color w:val="000000"/>
+                <w:sz w:val="32"/>
+                <w:szCs w:val="40"/>
+              </w:rPr>
+              <w:t>.ÌWû</w:t>
+            </w:r>
+            <w:r>
+              <w:rPr>
+                <w:rFonts w:ascii="BRH Malayalam Extra" w:hAnsi="BRH Malayalam Extra" w:cs="BRH Devanagari Extra"/>
+                <w:color w:val="000000"/>
+                <w:szCs w:val="40"/>
+              </w:rPr>
+              <w:t>–</w:t>
+            </w:r>
+            <w:r>
+              <w:rPr>
+                <w:rFonts w:ascii="BRH Devanagari Extra" w:hAnsi="BRH Devanagari Extra" w:cs="BRH Devanagari Extra"/>
+                <w:color w:val="000000"/>
+                <w:sz w:val="32"/>
+                <w:szCs w:val="40"/>
+              </w:rPr>
+              <w:t>wÉSþÈ | rÉå | xuÉ</w:t>
+            </w:r>
+            <w:r>
+              <w:rPr>
+                <w:rFonts w:ascii="BRH Malayalam Extra" w:hAnsi="BRH Malayalam Extra" w:cs="BRH Devanagari Extra"/>
+                <w:color w:val="000000"/>
+                <w:szCs w:val="40"/>
+              </w:rPr>
+              <w:t>–</w:t>
+            </w:r>
+            <w:r>
+              <w:rPr>
+                <w:rFonts w:ascii="BRH Devanagari Extra" w:hAnsi="BRH Devanagari Extra" w:cs="BRH Devanagari Extra"/>
+                <w:color w:val="000000"/>
+                <w:sz w:val="32"/>
+                <w:szCs w:val="40"/>
+              </w:rPr>
+              <w:t xml:space="preserve">kÉrÉÉÿ | </w:t>
+            </w:r>
+          </w:p>
+          <w:p>
+            <w:pPr>
+              <w:widowControl w:val="0"/>
+              <w:autoSpaceDE w:val="0"/>
+              <w:autoSpaceDN w:val="0"/>
+              <w:adjustRightInd w:val="0"/>
+              <w:spacing w:line="240" w:lineRule="auto"/>
+              <w:rPr>
+                <w:rFonts w:ascii="BRH Devanagari Extra" w:hAnsi="BRH Devanagari Extra" w:cs="BRH Devanagari Extra"/>
+                <w:color w:val="000000"/>
+                <w:sz w:val="32"/>
+                <w:szCs w:val="40"/>
+              </w:rPr>
+            </w:pPr>
+            <w:r>
+              <w:rPr>
+                <w:rFonts w:ascii="BRH Devanagari Extra" w:hAnsi="BRH Devanagari Extra" w:cs="BRH Devanagari Extra"/>
+                <w:color w:val="000000"/>
+                <w:sz w:val="32"/>
+                <w:szCs w:val="40"/>
+              </w:rPr>
+              <w:t>oÉ</w:t>
+            </w:r>
+            <w:r>
+              <w:rPr>
+                <w:rFonts w:ascii="BRH Malayalam Extra" w:hAnsi="BRH Malayalam Extra" w:cs="BRH Devanagari Extra"/>
+                <w:color w:val="000000"/>
+                <w:szCs w:val="40"/>
+              </w:rPr>
+              <w:t>–</w:t>
+            </w:r>
+            <w:r>
+              <w:rPr>
+                <w:rFonts w:ascii="BRH Devanagari Extra" w:hAnsi="BRH Devanagari Extra" w:cs="BRH Devanagari Extra"/>
+                <w:color w:val="000000"/>
+                <w:sz w:val="32"/>
+                <w:szCs w:val="40"/>
+              </w:rPr>
+              <w:t>Uç</w:t>
+            </w:r>
+            <w:r>
+              <w:rPr>
+                <w:rFonts w:ascii="BRH Malayalam Extra" w:hAnsi="BRH Malayalam Extra" w:cs="BRH Devanagari Extra"/>
+                <w:color w:val="000000"/>
+                <w:szCs w:val="40"/>
+              </w:rPr>
+              <w:t>–</w:t>
+            </w:r>
+            <w:r>
+              <w:rPr>
+                <w:rFonts w:ascii="BRH Devanagari Extra" w:hAnsi="BRH Devanagari Extra" w:cs="BRH Devanagari Extra"/>
+                <w:color w:val="000000"/>
+                <w:sz w:val="32"/>
+                <w:szCs w:val="40"/>
+              </w:rPr>
+              <w:t>.ÌWû</w:t>
+            </w:r>
+            <w:r>
+              <w:rPr>
+                <w:rFonts w:ascii="BRH Malayalam Extra" w:hAnsi="BRH Malayalam Extra" w:cs="BRH Devanagari Extra"/>
+                <w:color w:val="000000"/>
+                <w:szCs w:val="40"/>
+              </w:rPr>
+              <w:t>–</w:t>
+            </w:r>
+            <w:r>
+              <w:rPr>
+                <w:rFonts w:ascii="BRH Devanagari Extra" w:hAnsi="BRH Devanagari Extra" w:cs="BRH Devanagari Extra"/>
+                <w:color w:val="000000"/>
+                <w:sz w:val="32"/>
+                <w:szCs w:val="40"/>
+              </w:rPr>
+              <w:t>wÉSÉå</w:t>
+            </w:r>
+            <w:r>
+              <w:rPr>
+                <w:rFonts w:ascii="BRH Malayalam Extra" w:hAnsi="BRH Malayalam Extra" w:cs="BRH Devanagari Extra"/>
+                <w:color w:val="000000"/>
+                <w:szCs w:val="40"/>
+              </w:rPr>
+              <w:t>–</w:t>
+            </w:r>
+            <w:r>
+              <w:rPr>
+                <w:rFonts w:ascii="BRH Devanagari Extra" w:hAnsi="BRH Devanagari Extra" w:cs="BRH Devanagari Extra"/>
+                <w:color w:val="000000"/>
+                <w:sz w:val="32"/>
+                <w:szCs w:val="40"/>
+              </w:rPr>
+              <w:t xml:space="preserve"> rÉå rÉå oÉþ</w:t>
+            </w:r>
+            <w:r>
+              <w:rPr>
+                <w:rFonts w:ascii="BRH Devanagari Extra" w:hAnsi="BRH Devanagari Extra" w:cs="BRH Devanagari Extra"/>
+                <w:color w:val="000000"/>
+                <w:sz w:val="32"/>
+                <w:szCs w:val="40"/>
+                <w:highlight w:val="yellow"/>
+              </w:rPr>
+              <w:t>Uç.</w:t>
+            </w:r>
+            <w:r>
+              <w:rPr>
+                <w:rFonts w:ascii="BRH Devanagari Extra" w:hAnsi="BRH Devanagari Extra" w:cs="BRH Devanagari Extra"/>
+                <w:color w:val="000000"/>
+                <w:sz w:val="32"/>
+                <w:szCs w:val="40"/>
+              </w:rPr>
+              <w:t>ÌWû</w:t>
+            </w:r>
+            <w:r>
+              <w:rPr>
+                <w:rFonts w:ascii="BRH Malayalam Extra" w:hAnsi="BRH Malayalam Extra" w:cs="BRH Devanagari Extra"/>
+                <w:color w:val="000000"/>
+                <w:szCs w:val="40"/>
+              </w:rPr>
+              <w:t>–</w:t>
+            </w:r>
+            <w:r>
+              <w:rPr>
+                <w:rFonts w:ascii="BRH Devanagari Extra" w:hAnsi="BRH Devanagari Extra" w:cs="BRH Devanagari Extra"/>
+                <w:color w:val="000000"/>
+                <w:sz w:val="32"/>
+                <w:szCs w:val="40"/>
+              </w:rPr>
+              <w:t>wÉSÉåþ oÉUç.ÌWû</w:t>
+            </w:r>
+            <w:r>
+              <w:rPr>
+                <w:rFonts w:ascii="BRH Malayalam Extra" w:hAnsi="BRH Malayalam Extra" w:cs="BRH Devanagari Extra"/>
+                <w:color w:val="000000"/>
+                <w:szCs w:val="40"/>
+              </w:rPr>
+              <w:t>–</w:t>
+            </w:r>
+            <w:r>
+              <w:rPr>
+                <w:rFonts w:ascii="BRH Devanagari Extra" w:hAnsi="BRH Devanagari Extra" w:cs="BRH Devanagari Extra"/>
+                <w:color w:val="000000"/>
+                <w:sz w:val="32"/>
+                <w:szCs w:val="40"/>
+              </w:rPr>
+              <w:t>wÉSÉå</w:t>
+            </w:r>
+            <w:r>
+              <w:rPr>
+                <w:rFonts w:ascii="BRH Malayalam Extra" w:hAnsi="BRH Malayalam Extra" w:cs="BRH Devanagari Extra"/>
+                <w:color w:val="000000"/>
+                <w:szCs w:val="40"/>
+              </w:rPr>
+              <w:t>–</w:t>
+            </w:r>
+            <w:r>
+              <w:rPr>
+                <w:rFonts w:ascii="BRH Devanagari Extra" w:hAnsi="BRH Devanagari Extra" w:cs="BRH Devanagari Extra"/>
+                <w:color w:val="000000"/>
+                <w:sz w:val="32"/>
+                <w:szCs w:val="40"/>
+              </w:rPr>
+              <w:t xml:space="preserve"> rÉå xuÉ</w:t>
+            </w:r>
+            <w:r>
+              <w:rPr>
+                <w:rFonts w:ascii="BRH Malayalam Extra" w:hAnsi="BRH Malayalam Extra" w:cs="BRH Devanagari Extra"/>
+                <w:color w:val="000000"/>
+                <w:szCs w:val="40"/>
+              </w:rPr>
+              <w:t>–</w:t>
+            </w:r>
+            <w:r>
+              <w:rPr>
+                <w:rFonts w:ascii="BRH Devanagari Extra" w:hAnsi="BRH Devanagari Extra" w:cs="BRH Devanagari Extra"/>
+                <w:color w:val="000000"/>
+                <w:sz w:val="32"/>
+                <w:szCs w:val="40"/>
+              </w:rPr>
+              <w:t>kÉrÉÉÿ xuÉ</w:t>
+            </w:r>
+            <w:r>
+              <w:rPr>
+                <w:rFonts w:ascii="BRH Malayalam Extra" w:hAnsi="BRH Malayalam Extra" w:cs="BRH Devanagari Extra"/>
+                <w:color w:val="000000"/>
+                <w:szCs w:val="40"/>
+              </w:rPr>
+              <w:t>–</w:t>
+            </w:r>
+            <w:r>
+              <w:rPr>
+                <w:rFonts w:ascii="BRH Devanagari Extra" w:hAnsi="BRH Devanagari Extra" w:cs="BRH Devanagari Extra"/>
+                <w:color w:val="000000"/>
+                <w:sz w:val="32"/>
+                <w:szCs w:val="40"/>
+              </w:rPr>
+              <w:t>kÉrÉÉ</w:t>
+            </w:r>
+            <w:r>
+              <w:rPr>
+                <w:rFonts w:ascii="BRH Malayalam Extra" w:hAnsi="BRH Malayalam Extra" w:cs="BRH Devanagari Extra"/>
+                <w:color w:val="000000"/>
+                <w:szCs w:val="40"/>
+              </w:rPr>
+              <w:t>–</w:t>
+            </w:r>
+            <w:r>
+              <w:rPr>
+                <w:rFonts w:ascii="BRH Devanagari Extra" w:hAnsi="BRH Devanagari Extra" w:cs="BRH Devanagari Extra"/>
+                <w:color w:val="000000"/>
+                <w:sz w:val="32"/>
+                <w:szCs w:val="40"/>
+              </w:rPr>
+              <w:t xml:space="preserve"> </w:t>
+            </w:r>
+          </w:p>
+          <w:p>
+            <w:pPr>
+              <w:widowControl w:val="0"/>
+              <w:autoSpaceDE w:val="0"/>
+              <w:autoSpaceDN w:val="0"/>
+              <w:adjustRightInd w:val="0"/>
+              <w:spacing w:line="240" w:lineRule="auto"/>
+              <w:rPr>
+                <w:rFonts w:ascii="BRH Devanagari Extra" w:hAnsi="BRH Devanagari Extra" w:cs="BRH Devanagari Extra"/>
+                <w:color w:val="000000"/>
+                <w:sz w:val="32"/>
+                <w:szCs w:val="40"/>
+              </w:rPr>
+            </w:pPr>
+            <w:r>
+              <w:rPr>
+                <w:rFonts w:ascii="BRH Devanagari Extra" w:hAnsi="BRH Devanagari Extra" w:cs="BRH Devanagari Extra"/>
+                <w:color w:val="000000"/>
+                <w:sz w:val="32"/>
+                <w:szCs w:val="40"/>
+              </w:rPr>
+              <w:t>rÉå oÉþ</w:t>
+            </w:r>
+            <w:r>
+              <w:rPr>
+                <w:rFonts w:ascii="BRH Devanagari Extra" w:hAnsi="BRH Devanagari Extra" w:cs="BRH Devanagari Extra"/>
+                <w:color w:val="000000"/>
+                <w:sz w:val="32"/>
+                <w:szCs w:val="40"/>
+                <w:highlight w:val="yellow"/>
+              </w:rPr>
+              <w:t>Uç.</w:t>
+            </w:r>
+            <w:r>
+              <w:rPr>
+                <w:rFonts w:ascii="BRH Devanagari Extra" w:hAnsi="BRH Devanagari Extra" w:cs="BRH Devanagari Extra"/>
+                <w:color w:val="000000"/>
+                <w:sz w:val="32"/>
+                <w:szCs w:val="40"/>
+              </w:rPr>
+              <w:t>ÌWû</w:t>
+            </w:r>
+            <w:r>
+              <w:rPr>
+                <w:rFonts w:ascii="BRH Malayalam Extra" w:hAnsi="BRH Malayalam Extra" w:cs="BRH Devanagari Extra"/>
+                <w:color w:val="000000"/>
+                <w:szCs w:val="40"/>
+              </w:rPr>
+              <w:t>–</w:t>
+            </w:r>
+            <w:r>
+              <w:rPr>
+                <w:rFonts w:ascii="BRH Devanagari Extra" w:hAnsi="BRH Devanagari Extra" w:cs="BRH Devanagari Extra"/>
+                <w:color w:val="000000"/>
+                <w:sz w:val="32"/>
+                <w:szCs w:val="40"/>
+              </w:rPr>
+              <w:t>wÉSÉåþ oÉUç.ÌWû</w:t>
+            </w:r>
+            <w:r>
+              <w:rPr>
+                <w:rFonts w:ascii="BRH Malayalam Extra" w:hAnsi="BRH Malayalam Extra" w:cs="BRH Devanagari Extra"/>
+                <w:color w:val="000000"/>
+                <w:szCs w:val="40"/>
+              </w:rPr>
+              <w:t>–</w:t>
+            </w:r>
+            <w:r>
+              <w:rPr>
+                <w:rFonts w:ascii="BRH Devanagari Extra" w:hAnsi="BRH Devanagari Extra" w:cs="BRH Devanagari Extra"/>
+                <w:color w:val="000000"/>
+                <w:sz w:val="32"/>
+                <w:szCs w:val="40"/>
+              </w:rPr>
+              <w:t>wÉSÉå</w:t>
+            </w:r>
+            <w:r>
+              <w:rPr>
+                <w:rFonts w:ascii="BRH Malayalam Extra" w:hAnsi="BRH Malayalam Extra" w:cs="BRH Devanagari Extra"/>
+                <w:color w:val="000000"/>
+                <w:szCs w:val="40"/>
+              </w:rPr>
+              <w:t>–</w:t>
+            </w:r>
+            <w:r>
+              <w:rPr>
+                <w:rFonts w:ascii="BRH Devanagari Extra" w:hAnsi="BRH Devanagari Extra" w:cs="BRH Devanagari Extra"/>
+                <w:color w:val="000000"/>
+                <w:sz w:val="32"/>
+                <w:szCs w:val="40"/>
+              </w:rPr>
+              <w:t xml:space="preserve"> rÉå xuÉ</w:t>
+            </w:r>
+            <w:r>
+              <w:rPr>
+                <w:rFonts w:ascii="BRH Malayalam Extra" w:hAnsi="BRH Malayalam Extra" w:cs="BRH Devanagari Extra"/>
+                <w:color w:val="000000"/>
+                <w:szCs w:val="40"/>
+              </w:rPr>
+              <w:t>–</w:t>
+            </w:r>
+            <w:r>
+              <w:rPr>
+                <w:rFonts w:ascii="BRH Devanagari Extra" w:hAnsi="BRH Devanagari Extra" w:cs="BRH Devanagari Extra"/>
+                <w:color w:val="000000"/>
+                <w:sz w:val="32"/>
+                <w:szCs w:val="40"/>
+              </w:rPr>
+              <w:t xml:space="preserve">kÉrÉÉÿ | </w:t>
+            </w:r>
+          </w:p>
+          <w:p>
+            <w:pPr>
+              <w:widowControl w:val="0"/>
+              <w:autoSpaceDE w:val="0"/>
+              <w:autoSpaceDN w:val="0"/>
+              <w:adjustRightInd w:val="0"/>
+              <w:spacing w:before="0" w:line="240" w:lineRule="auto"/>
+              <w:rPr>
+                <w:rFonts w:cs="BRH Malayalam Extra"/>
+                <w:szCs w:val="40"/>
+              </w:rPr>
+            </w:pPr>
+          </w:p>
+        </w:tc>
+        <w:tc>
+          <w:tcPr>
+            <w:tcW w:w="7371" w:type="dxa"/>
+          </w:tcPr>
+          <w:p>
+            <w:pPr>
+              <w:widowControl w:val="0"/>
+              <w:autoSpaceDE w:val="0"/>
+              <w:autoSpaceDN w:val="0"/>
+              <w:adjustRightInd w:val="0"/>
+              <w:spacing w:line="240" w:lineRule="auto"/>
+              <w:rPr>
+                <w:rFonts w:ascii="BRH Devanagari Extra" w:hAnsi="BRH Devanagari Extra" w:cs="BRH Devanagari Extra"/>
+                <w:color w:val="000000"/>
+                <w:sz w:val="32"/>
+                <w:szCs w:val="40"/>
+              </w:rPr>
+            </w:pPr>
+            <w:r>
+              <w:rPr>
+                <w:rFonts w:cs="BRH Devanagari Extra"/>
+                <w:color w:val="000000"/>
+                <w:szCs w:val="40"/>
+              </w:rPr>
+              <w:t>17</w:t>
+            </w:r>
+            <w:r>
+              <w:rPr>
+                <w:rFonts w:ascii="BRH Devanagari Extra" w:hAnsi="BRH Devanagari Extra" w:cs="BRH Devanagari Extra"/>
+                <w:color w:val="000000"/>
+                <w:sz w:val="32"/>
+                <w:szCs w:val="40"/>
+              </w:rPr>
+              <w:t>)</w:t>
+            </w:r>
+            <w:r>
+              <w:rPr>
+                <w:rFonts w:ascii="BRH Devanagari Extra" w:hAnsi="BRH Devanagari Extra" w:cs="BRH Devanagari Extra"/>
+                <w:color w:val="000000"/>
+                <w:sz w:val="32"/>
+                <w:szCs w:val="40"/>
+              </w:rPr>
+              <w:tab/>
+            </w:r>
+            <w:r>
+              <w:rPr>
+                <w:rFonts w:cs="BRH Devanagari Extra"/>
+                <w:color w:val="000000"/>
+                <w:szCs w:val="40"/>
+              </w:rPr>
+              <w:t>2</w:t>
+            </w:r>
+            <w:r>
+              <w:rPr>
+                <w:rFonts w:ascii="BRH Devanagari Extra" w:hAnsi="BRH Devanagari Extra" w:cs="BRH Devanagari Extra"/>
+                <w:color w:val="000000"/>
+                <w:sz w:val="32"/>
+                <w:szCs w:val="40"/>
+              </w:rPr>
+              <w:t>.</w:t>
+            </w:r>
+            <w:r>
+              <w:rPr>
+                <w:rFonts w:cs="BRH Devanagari Extra"/>
+                <w:color w:val="000000"/>
+                <w:szCs w:val="40"/>
+              </w:rPr>
+              <w:t>6</w:t>
+            </w:r>
+            <w:r>
+              <w:rPr>
+                <w:rFonts w:ascii="BRH Devanagari Extra" w:hAnsi="BRH Devanagari Extra" w:cs="BRH Devanagari Extra"/>
+                <w:color w:val="000000"/>
+                <w:sz w:val="32"/>
+                <w:szCs w:val="40"/>
+              </w:rPr>
+              <w:t>.</w:t>
+            </w:r>
+            <w:r>
+              <w:rPr>
+                <w:rFonts w:cs="BRH Devanagari Extra"/>
+                <w:color w:val="000000"/>
+                <w:szCs w:val="40"/>
+              </w:rPr>
+              <w:t>12</w:t>
+            </w:r>
+            <w:r>
+              <w:rPr>
+                <w:rFonts w:ascii="BRH Devanagari Extra" w:hAnsi="BRH Devanagari Extra" w:cs="BRH Devanagari Extra"/>
+                <w:color w:val="000000"/>
+                <w:sz w:val="32"/>
+                <w:szCs w:val="40"/>
+              </w:rPr>
+              <w:t>.</w:t>
+            </w:r>
+            <w:r>
+              <w:rPr>
+                <w:rFonts w:cs="BRH Devanagari Extra"/>
+                <w:color w:val="000000"/>
+                <w:szCs w:val="40"/>
+              </w:rPr>
+              <w:t>3</w:t>
+            </w:r>
+            <w:r>
+              <w:rPr>
+                <w:rFonts w:ascii="BRH Devanagari Extra" w:hAnsi="BRH Devanagari Extra" w:cs="BRH Devanagari Extra"/>
+                <w:color w:val="000000"/>
+                <w:sz w:val="32"/>
+                <w:szCs w:val="40"/>
+              </w:rPr>
+              <w:t>(</w:t>
+            </w:r>
+            <w:r>
+              <w:rPr>
+                <w:rFonts w:cs="BRH Devanagari Extra"/>
+                <w:color w:val="000000"/>
+                <w:szCs w:val="40"/>
+              </w:rPr>
+              <w:t>15</w:t>
+            </w:r>
+            <w:r>
+              <w:rPr>
+                <w:rFonts w:ascii="BRH Devanagari Extra" w:hAnsi="BRH Devanagari Extra" w:cs="BRH Devanagari Extra"/>
+                <w:color w:val="000000"/>
+                <w:sz w:val="32"/>
+                <w:szCs w:val="40"/>
+              </w:rPr>
+              <w:t>)-  oÉ</w:t>
+            </w:r>
+            <w:r>
+              <w:rPr>
+                <w:rFonts w:ascii="BRH Malayalam Extra" w:hAnsi="BRH Malayalam Extra" w:cs="BRH Devanagari Extra"/>
+                <w:color w:val="000000"/>
+                <w:szCs w:val="40"/>
+              </w:rPr>
+              <w:t>–</w:t>
+            </w:r>
+            <w:r>
+              <w:rPr>
+                <w:rFonts w:ascii="BRH Devanagari Extra" w:hAnsi="BRH Devanagari Extra" w:cs="BRH Devanagari Extra"/>
+                <w:color w:val="000000"/>
+                <w:sz w:val="32"/>
+                <w:szCs w:val="40"/>
+              </w:rPr>
+              <w:t>Uç</w:t>
+            </w:r>
+            <w:r>
+              <w:rPr>
+                <w:rFonts w:ascii="BRH Malayalam Extra" w:hAnsi="BRH Malayalam Extra" w:cs="BRH Devanagari Extra"/>
+                <w:color w:val="000000"/>
+                <w:szCs w:val="40"/>
+              </w:rPr>
+              <w:t>–</w:t>
+            </w:r>
+            <w:r>
+              <w:rPr>
+                <w:rFonts w:ascii="BRH Devanagari Extra" w:hAnsi="BRH Devanagari Extra" w:cs="BRH Devanagari Extra"/>
+                <w:color w:val="000000"/>
+                <w:sz w:val="32"/>
+                <w:szCs w:val="40"/>
+              </w:rPr>
+              <w:t>.ÌWû</w:t>
+            </w:r>
+            <w:r>
+              <w:rPr>
+                <w:rFonts w:ascii="BRH Malayalam Extra" w:hAnsi="BRH Malayalam Extra" w:cs="BRH Devanagari Extra"/>
+                <w:color w:val="000000"/>
+                <w:szCs w:val="40"/>
+              </w:rPr>
+              <w:t>–</w:t>
+            </w:r>
+            <w:r>
+              <w:rPr>
+                <w:rFonts w:ascii="BRH Devanagari Extra" w:hAnsi="BRH Devanagari Extra" w:cs="BRH Devanagari Extra"/>
+                <w:color w:val="000000"/>
+                <w:sz w:val="32"/>
+                <w:szCs w:val="40"/>
+              </w:rPr>
+              <w:t>wÉSþÈ | rÉå | xuÉ</w:t>
+            </w:r>
+            <w:r>
+              <w:rPr>
+                <w:rFonts w:ascii="BRH Malayalam Extra" w:hAnsi="BRH Malayalam Extra" w:cs="BRH Devanagari Extra"/>
+                <w:color w:val="000000"/>
+                <w:szCs w:val="40"/>
+              </w:rPr>
+              <w:t>–</w:t>
+            </w:r>
+            <w:r>
+              <w:rPr>
+                <w:rFonts w:ascii="BRH Devanagari Extra" w:hAnsi="BRH Devanagari Extra" w:cs="BRH Devanagari Extra"/>
+                <w:color w:val="000000"/>
+                <w:sz w:val="32"/>
+                <w:szCs w:val="40"/>
+              </w:rPr>
+              <w:t xml:space="preserve">kÉrÉÉÿ | </w:t>
+            </w:r>
+          </w:p>
+          <w:p>
+            <w:pPr>
+              <w:widowControl w:val="0"/>
+              <w:autoSpaceDE w:val="0"/>
+              <w:autoSpaceDN w:val="0"/>
+              <w:adjustRightInd w:val="0"/>
+              <w:spacing w:line="240" w:lineRule="auto"/>
+              <w:rPr>
+                <w:rFonts w:ascii="BRH Devanagari Extra" w:hAnsi="BRH Devanagari Extra" w:cs="BRH Devanagari Extra"/>
+                <w:color w:val="000000"/>
+                <w:sz w:val="32"/>
+                <w:szCs w:val="40"/>
+              </w:rPr>
+            </w:pPr>
+            <w:r>
+              <w:rPr>
+                <w:rFonts w:ascii="BRH Devanagari Extra" w:hAnsi="BRH Devanagari Extra" w:cs="BRH Devanagari Extra"/>
+                <w:color w:val="000000"/>
+                <w:sz w:val="32"/>
+                <w:szCs w:val="40"/>
+              </w:rPr>
+              <w:t>oÉ</w:t>
+            </w:r>
+            <w:r>
+              <w:rPr>
+                <w:rFonts w:ascii="BRH Malayalam Extra" w:hAnsi="BRH Malayalam Extra" w:cs="BRH Devanagari Extra"/>
+                <w:color w:val="000000"/>
+                <w:szCs w:val="40"/>
+              </w:rPr>
+              <w:t>–</w:t>
+            </w:r>
+            <w:r>
+              <w:rPr>
+                <w:rFonts w:ascii="BRH Devanagari Extra" w:hAnsi="BRH Devanagari Extra" w:cs="BRH Devanagari Extra"/>
+                <w:color w:val="000000"/>
+                <w:sz w:val="32"/>
+                <w:szCs w:val="40"/>
+              </w:rPr>
+              <w:t>Uç</w:t>
+            </w:r>
+            <w:r>
+              <w:rPr>
+                <w:rFonts w:ascii="BRH Malayalam Extra" w:hAnsi="BRH Malayalam Extra" w:cs="BRH Devanagari Extra"/>
+                <w:color w:val="000000"/>
+                <w:szCs w:val="40"/>
+              </w:rPr>
+              <w:t>–</w:t>
+            </w:r>
+            <w:r>
+              <w:rPr>
+                <w:rFonts w:ascii="BRH Devanagari Extra" w:hAnsi="BRH Devanagari Extra" w:cs="BRH Devanagari Extra"/>
+                <w:color w:val="000000"/>
+                <w:sz w:val="32"/>
+                <w:szCs w:val="40"/>
+              </w:rPr>
+              <w:t>.ÌWû</w:t>
+            </w:r>
+            <w:r>
+              <w:rPr>
+                <w:rFonts w:ascii="BRH Malayalam Extra" w:hAnsi="BRH Malayalam Extra" w:cs="BRH Devanagari Extra"/>
+                <w:color w:val="000000"/>
+                <w:szCs w:val="40"/>
+              </w:rPr>
+              <w:t>–</w:t>
+            </w:r>
+            <w:r>
+              <w:rPr>
+                <w:rFonts w:ascii="BRH Devanagari Extra" w:hAnsi="BRH Devanagari Extra" w:cs="BRH Devanagari Extra"/>
+                <w:color w:val="000000"/>
+                <w:sz w:val="32"/>
+                <w:szCs w:val="40"/>
+              </w:rPr>
+              <w:t>wÉSÉå</w:t>
+            </w:r>
+            <w:r>
+              <w:rPr>
+                <w:rFonts w:ascii="BRH Malayalam Extra" w:hAnsi="BRH Malayalam Extra" w:cs="BRH Devanagari Extra"/>
+                <w:color w:val="000000"/>
+                <w:szCs w:val="40"/>
+              </w:rPr>
+              <w:t>–</w:t>
+            </w:r>
+            <w:r>
+              <w:rPr>
+                <w:rFonts w:ascii="BRH Devanagari Extra" w:hAnsi="BRH Devanagari Extra" w:cs="BRH Devanagari Extra"/>
+                <w:color w:val="000000"/>
+                <w:sz w:val="32"/>
+                <w:szCs w:val="40"/>
+              </w:rPr>
+              <w:t xml:space="preserve"> rÉå rÉå </w:t>
+            </w:r>
+            <w:r>
+              <w:rPr>
+                <w:rFonts w:ascii="BRH Devanagari Extra" w:hAnsi="BRH Devanagari Extra" w:cs="BRH Devanagari Extra"/>
+                <w:color w:val="000000"/>
+                <w:sz w:val="32"/>
+                <w:szCs w:val="40"/>
+              </w:rPr>
+              <w:t>oÉ</w:t>
+            </w:r>
+            <w:r>
+              <w:rPr>
+                <w:rFonts w:ascii="BRH Devanagari Extra" w:hAnsi="BRH Devanagari Extra" w:cs="BRH Devanagari Extra"/>
+                <w:color w:val="000000"/>
+                <w:sz w:val="32"/>
+                <w:szCs w:val="40"/>
+                <w:highlight w:val="yellow"/>
+              </w:rPr>
+              <w:t>þ</w:t>
+            </w:r>
+            <w:r>
+              <w:rPr>
+                <w:rFonts w:ascii="BRH Devanagari Extra" w:hAnsi="BRH Devanagari Extra" w:cs="BRH Devanagari Extra"/>
+                <w:color w:val="000000"/>
+                <w:sz w:val="32"/>
+                <w:szCs w:val="40"/>
+                <w:highlight w:val="green"/>
+              </w:rPr>
+              <w:t>ÌW</w:t>
+            </w:r>
+            <w:r>
+              <w:rPr>
+                <w:rFonts w:ascii="BRH Devanagari Extra" w:hAnsi="BRH Devanagari Extra" w:cs="BRH Devanagari Extra"/>
+                <w:sz w:val="32"/>
+                <w:szCs w:val="32"/>
+              </w:rPr>
+              <w:t>ï</w:t>
+            </w:r>
+            <w:r>
+              <w:rPr>
+                <w:rFonts w:ascii="BRH Devanagari Extra" w:hAnsi="BRH Devanagari Extra" w:cs="BRH Devanagari Extra"/>
+                <w:color w:val="000000"/>
+                <w:sz w:val="32"/>
+                <w:szCs w:val="40"/>
+              </w:rPr>
+              <w:t>û</w:t>
+            </w:r>
+            <w:r>
+              <w:rPr>
+                <w:rFonts w:ascii="BRH Malayalam Extra" w:hAnsi="BRH Malayalam Extra" w:cs="BRH Devanagari Extra"/>
+                <w:color w:val="000000"/>
+                <w:szCs w:val="40"/>
+              </w:rPr>
+              <w:t>–</w:t>
+            </w:r>
+            <w:r>
+              <w:rPr>
+                <w:rFonts w:ascii="BRH Devanagari Extra" w:hAnsi="BRH Devanagari Extra" w:cs="BRH Devanagari Extra"/>
+                <w:color w:val="000000"/>
+                <w:sz w:val="32"/>
+                <w:szCs w:val="40"/>
+              </w:rPr>
+              <w:t>wÉSÉåþ</w:t>
+            </w:r>
+            <w:r>
+              <w:rPr>
+                <w:rFonts w:ascii="BRH Devanagari Extra" w:hAnsi="BRH Devanagari Extra" w:cs="BRH Devanagari Extra"/>
+                <w:color w:val="000000"/>
+                <w:sz w:val="32"/>
+                <w:szCs w:val="40"/>
+              </w:rPr>
+              <w:t xml:space="preserve"> oÉUç.ÌWû</w:t>
+            </w:r>
+            <w:r>
+              <w:rPr>
+                <w:rFonts w:ascii="BRH Malayalam Extra" w:hAnsi="BRH Malayalam Extra" w:cs="BRH Devanagari Extra"/>
+                <w:color w:val="000000"/>
+                <w:szCs w:val="40"/>
+              </w:rPr>
+              <w:t>–</w:t>
+            </w:r>
+            <w:r>
+              <w:rPr>
+                <w:rFonts w:ascii="BRH Devanagari Extra" w:hAnsi="BRH Devanagari Extra" w:cs="BRH Devanagari Extra"/>
+                <w:color w:val="000000"/>
+                <w:sz w:val="32"/>
+                <w:szCs w:val="40"/>
+              </w:rPr>
+              <w:t>wÉSÉå</w:t>
+            </w:r>
+            <w:r>
+              <w:rPr>
+                <w:rFonts w:ascii="BRH Malayalam Extra" w:hAnsi="BRH Malayalam Extra" w:cs="BRH Devanagari Extra"/>
+                <w:color w:val="000000"/>
+                <w:szCs w:val="40"/>
+              </w:rPr>
+              <w:t>–</w:t>
+            </w:r>
+            <w:r>
+              <w:rPr>
+                <w:rFonts w:ascii="BRH Devanagari Extra" w:hAnsi="BRH Devanagari Extra" w:cs="BRH Devanagari Extra"/>
+                <w:color w:val="000000"/>
+                <w:sz w:val="32"/>
+                <w:szCs w:val="40"/>
+              </w:rPr>
+              <w:t xml:space="preserve"> rÉå xuÉ</w:t>
+            </w:r>
+            <w:r>
+              <w:rPr>
+                <w:rFonts w:ascii="BRH Malayalam Extra" w:hAnsi="BRH Malayalam Extra" w:cs="BRH Devanagari Extra"/>
+                <w:color w:val="000000"/>
+                <w:szCs w:val="40"/>
+              </w:rPr>
+              <w:t>–</w:t>
+            </w:r>
+            <w:r>
+              <w:rPr>
+                <w:rFonts w:ascii="BRH Devanagari Extra" w:hAnsi="BRH Devanagari Extra" w:cs="BRH Devanagari Extra"/>
+                <w:color w:val="000000"/>
+                <w:sz w:val="32"/>
+                <w:szCs w:val="40"/>
+              </w:rPr>
+              <w:t>kÉrÉÉÿ xuÉ</w:t>
+            </w:r>
+            <w:r>
+              <w:rPr>
+                <w:rFonts w:ascii="BRH Malayalam Extra" w:hAnsi="BRH Malayalam Extra" w:cs="BRH Devanagari Extra"/>
+                <w:color w:val="000000"/>
+                <w:szCs w:val="40"/>
+              </w:rPr>
+              <w:t>–</w:t>
+            </w:r>
+            <w:r>
+              <w:rPr>
+                <w:rFonts w:ascii="BRH Devanagari Extra" w:hAnsi="BRH Devanagari Extra" w:cs="BRH Devanagari Extra"/>
+                <w:color w:val="000000"/>
+                <w:sz w:val="32"/>
+                <w:szCs w:val="40"/>
+              </w:rPr>
+              <w:t>kÉrÉÉ</w:t>
+            </w:r>
+            <w:r>
+              <w:rPr>
+                <w:rFonts w:ascii="BRH Malayalam Extra" w:hAnsi="BRH Malayalam Extra" w:cs="BRH Devanagari Extra"/>
+                <w:color w:val="000000"/>
+                <w:szCs w:val="40"/>
+              </w:rPr>
+              <w:t>–</w:t>
+            </w:r>
+            <w:r>
+              <w:rPr>
+                <w:rFonts w:ascii="BRH Devanagari Extra" w:hAnsi="BRH Devanagari Extra" w:cs="BRH Devanagari Extra"/>
+                <w:color w:val="000000"/>
+                <w:sz w:val="32"/>
+                <w:szCs w:val="40"/>
+              </w:rPr>
+              <w:t xml:space="preserve"> </w:t>
+            </w:r>
+          </w:p>
+          <w:p>
+            <w:pPr>
+              <w:widowControl w:val="0"/>
+              <w:autoSpaceDE w:val="0"/>
+              <w:autoSpaceDN w:val="0"/>
+              <w:adjustRightInd w:val="0"/>
+              <w:spacing w:line="240" w:lineRule="auto"/>
+              <w:rPr>
+                <w:rFonts w:ascii="Cambria" w:hAnsi="Cambria" w:cs="BRH Malayalam Extra"/>
+                <w:b/>
+                <w:bCs/>
+                <w:color w:val="000000"/>
+                <w:sz w:val="28"/>
+                <w:szCs w:val="36"/>
+              </w:rPr>
+            </w:pPr>
+            <w:r>
+              <w:rPr>
+                <w:rFonts w:ascii="BRH Devanagari Extra" w:hAnsi="BRH Devanagari Extra" w:cs="BRH Devanagari Extra"/>
+                <w:color w:val="000000"/>
+                <w:sz w:val="32"/>
+                <w:szCs w:val="40"/>
+              </w:rPr>
+              <w:t xml:space="preserve">rÉå </w:t>
+            </w:r>
+            <w:r>
+              <w:rPr>
+                <w:rFonts w:ascii="BRH Devanagari Extra" w:hAnsi="BRH Devanagari Extra" w:cs="BRH Devanagari Extra"/>
+                <w:color w:val="000000"/>
+                <w:sz w:val="32"/>
+                <w:szCs w:val="40"/>
+              </w:rPr>
+              <w:t>oÉ</w:t>
+            </w:r>
+            <w:r>
+              <w:rPr>
+                <w:rFonts w:ascii="BRH Devanagari Extra" w:hAnsi="BRH Devanagari Extra" w:cs="BRH Devanagari Extra"/>
+                <w:color w:val="000000"/>
+                <w:sz w:val="32"/>
+                <w:szCs w:val="40"/>
+                <w:highlight w:val="yellow"/>
+              </w:rPr>
+              <w:t>þ</w:t>
+            </w:r>
+            <w:r>
+              <w:rPr>
+                <w:rFonts w:ascii="BRH Devanagari Extra" w:hAnsi="BRH Devanagari Extra" w:cs="BRH Devanagari Extra"/>
+                <w:color w:val="000000"/>
+                <w:sz w:val="32"/>
+                <w:szCs w:val="40"/>
+                <w:highlight w:val="green"/>
+              </w:rPr>
+              <w:t>ÌW</w:t>
+            </w:r>
+            <w:r>
+              <w:rPr>
+                <w:rFonts w:ascii="BRH Devanagari Extra" w:hAnsi="BRH Devanagari Extra" w:cs="BRH Devanagari Extra"/>
+                <w:sz w:val="32"/>
+                <w:szCs w:val="32"/>
+              </w:rPr>
+              <w:t>ï</w:t>
+            </w:r>
+            <w:r>
+              <w:rPr>
+                <w:rFonts w:ascii="BRH Devanagari Extra" w:hAnsi="BRH Devanagari Extra" w:cs="BRH Devanagari Extra"/>
+                <w:color w:val="000000"/>
+                <w:sz w:val="32"/>
+                <w:szCs w:val="40"/>
+              </w:rPr>
+              <w:t>û</w:t>
+            </w:r>
+            <w:r>
+              <w:rPr>
+                <w:rFonts w:ascii="BRH Malayalam Extra" w:hAnsi="BRH Malayalam Extra" w:cs="BRH Devanagari Extra"/>
+                <w:color w:val="000000"/>
+                <w:szCs w:val="40"/>
+              </w:rPr>
+              <w:t>–</w:t>
+            </w:r>
+            <w:r>
+              <w:rPr>
+                <w:rFonts w:ascii="BRH Devanagari Extra" w:hAnsi="BRH Devanagari Extra" w:cs="BRH Devanagari Extra"/>
+                <w:color w:val="000000"/>
+                <w:sz w:val="32"/>
+                <w:szCs w:val="40"/>
+              </w:rPr>
+              <w:t>wÉSÉåþ</w:t>
+            </w:r>
+            <w:r>
+              <w:rPr>
+                <w:rFonts w:ascii="BRH Devanagari Extra" w:hAnsi="BRH Devanagari Extra" w:cs="BRH Devanagari Extra"/>
+                <w:color w:val="000000"/>
+                <w:sz w:val="32"/>
+                <w:szCs w:val="40"/>
+              </w:rPr>
+              <w:t xml:space="preserve"> oÉUç.ÌWû</w:t>
+            </w:r>
+            <w:r>
+              <w:rPr>
+                <w:rFonts w:ascii="BRH Malayalam Extra" w:hAnsi="BRH Malayalam Extra" w:cs="BRH Devanagari Extra"/>
+                <w:color w:val="000000"/>
+                <w:szCs w:val="40"/>
+              </w:rPr>
+              <w:t>–</w:t>
+            </w:r>
+            <w:r>
+              <w:rPr>
+                <w:rFonts w:ascii="BRH Devanagari Extra" w:hAnsi="BRH Devanagari Extra" w:cs="BRH Devanagari Extra"/>
+                <w:color w:val="000000"/>
+                <w:sz w:val="32"/>
+                <w:szCs w:val="40"/>
+              </w:rPr>
+              <w:t>wÉSÉå</w:t>
+            </w:r>
+            <w:r>
+              <w:rPr>
+                <w:rFonts w:ascii="BRH Malayalam Extra" w:hAnsi="BRH Malayalam Extra" w:cs="BRH Devanagari Extra"/>
+                <w:color w:val="000000"/>
+                <w:szCs w:val="40"/>
+              </w:rPr>
+              <w:t>–</w:t>
+            </w:r>
+            <w:r>
+              <w:rPr>
+                <w:rFonts w:ascii="BRH Devanagari Extra" w:hAnsi="BRH Devanagari Extra" w:cs="BRH Devanagari Extra"/>
+                <w:color w:val="000000"/>
+                <w:sz w:val="32"/>
+                <w:szCs w:val="40"/>
+              </w:rPr>
+              <w:t xml:space="preserve"> rÉå xuÉ</w:t>
+            </w:r>
+            <w:r>
+              <w:rPr>
+                <w:rFonts w:ascii="BRH Malayalam Extra" w:hAnsi="BRH Malayalam Extra" w:cs="BRH Devanagari Extra"/>
+                <w:color w:val="000000"/>
+                <w:szCs w:val="40"/>
+              </w:rPr>
+              <w:t>–</w:t>
+            </w:r>
+            <w:r>
+              <w:rPr>
+                <w:rFonts w:ascii="BRH Devanagari Extra" w:hAnsi="BRH Devanagari Extra" w:cs="BRH Devanagari Extra"/>
+                <w:color w:val="000000"/>
+                <w:sz w:val="32"/>
+                <w:szCs w:val="40"/>
+              </w:rPr>
+              <w:t xml:space="preserve">kÉrÉÉÿ | </w:t>
+            </w:r>
+            <w:r>
+              <w:rPr>
+                <w:rFonts w:ascii="BRH Malayalam Extra" w:hAnsi="BRH Malayalam Extra" w:cs="BRH Malayalam Extra"/>
+                <w:color w:val="000000"/>
+                <w:sz w:val="32"/>
+                <w:szCs w:val="40"/>
+              </w:rPr>
+              <w:t xml:space="preserve"> </w:t>
+            </w:r>
+            <w:r>
+              <w:rPr>
+                <w:rFonts w:ascii="Cambria" w:hAnsi="Cambria" w:cs="BRH Malayalam Extra"/>
+                <w:b/>
+                <w:bCs/>
+                <w:color w:val="000000"/>
+                <w:sz w:val="28"/>
+                <w:szCs w:val="36"/>
+              </w:rPr>
+              <w:t>swarabhakti disappears</w:t>
+            </w:r>
+          </w:p>
+          <w:p>
+            <w:pPr>
+              <w:widowControl w:val="0"/>
+              <w:autoSpaceDE w:val="0"/>
+              <w:autoSpaceDN w:val="0"/>
+              <w:adjustRightInd w:val="0"/>
+              <w:spacing w:before="0" w:line="240" w:lineRule="auto"/>
+              <w:rPr>
+                <w:rFonts w:cs="BRH Malayalam Extra"/>
+                <w:szCs w:val="40"/>
+              </w:rPr>
+            </w:pPr>
           </w:p>
         </w:tc>
       </w:tr>
@@ -2897,7 +3972,6 @@
                 <w:sz w:val="32"/>
                 <w:szCs w:val="32"/>
               </w:rPr>
-              <w:lastRenderedPageBreak/>
               <w:t>As Printed</w:t>
             </w:r>
           </w:p>
@@ -3067,27 +4141,7 @@
                 <w:sz w:val="32"/>
                 <w:szCs w:val="40"/>
               </w:rPr>
-              <w:t>)</w:t>
-            </w:r>
-            <w:proofErr w:type="gramStart"/>
-            <w:r>
-              <w:rPr>
-                <w:rFonts w:ascii="BRH Devanagari Extra" w:hAnsi="BRH Devanagari Extra" w:cs="BRH Devanagari Extra"/>
-                <w:color w:val="000000"/>
-                <w:sz w:val="32"/>
-                <w:szCs w:val="40"/>
-              </w:rPr>
-              <w:t>-  GcÉÿqÉç</w:t>
-            </w:r>
-            <w:proofErr w:type="gramEnd"/>
-            <w:r>
-              <w:rPr>
-                <w:rFonts w:ascii="BRH Devanagari Extra" w:hAnsi="BRH Devanagari Extra" w:cs="BRH Devanagari Extra"/>
-                <w:color w:val="000000"/>
-                <w:sz w:val="32"/>
-                <w:szCs w:val="40"/>
-              </w:rPr>
-              <w:t xml:space="preserve"> | A</w:t>
+              <w:t>)-  GcÉÿqÉç | A</w:t>
             </w:r>
             <w:r>
               <w:rPr>
@@ -3467,19 +4521,8 @@
                 <w:sz w:val="32"/>
                 <w:szCs w:val="40"/>
               </w:rPr>
-              <w:t>)</w:t>
-            </w:r>
-            <w:proofErr w:type="gramStart"/>
-            <w:r>
-              <w:rPr>
-                <w:rFonts w:ascii="BRH Devanagari Extra" w:hAnsi="BRH Devanagari Extra" w:cs="BRH Devanagari Extra"/>
-                <w:color w:val="000000"/>
-                <w:sz w:val="32"/>
-                <w:szCs w:val="40"/>
-              </w:rPr>
-              <w:t>-  A</w:t>
-            </w:r>
-            <w:proofErr w:type="gramEnd"/>
+              <w:t>)-  A</w:t>
+            </w:r>
             <w:r>
               <w:rPr>
                 <w:rFonts w:ascii="BRH Malayalam Extra" w:hAnsi="BRH Malayalam Extra" w:cs="BRH Devanagari Extra"/>
@@ -4023,17 +5066,7 @@
                 <w:sz w:val="32"/>
                 <w:szCs w:val="40"/>
               </w:rPr>
-              <w:t>)</w:t>
-            </w:r>
-            <w:proofErr w:type="gramStart"/>
-            <w:r>
-              <w:rPr>
-                <w:rFonts w:ascii="BRH Devanagari Extra" w:hAnsi="BRH Devanagari Extra" w:cs="BRH Devanagari Extra"/>
-                <w:color w:val="000000"/>
-                <w:sz w:val="32"/>
-                <w:szCs w:val="40"/>
-              </w:rPr>
-              <w:t>-  AÉerÉþpÉÉ</w:t>
+              <w:t>)-  AÉerÉþpÉÉ</w:t>
             </w:r>
             <w:r>
               <w:rPr>
@@ -4045,7 +5078,6 @@
               </w:rPr>
               <w:t>aÉ</w:t>
             </w:r>
-            <w:proofErr w:type="gramEnd"/>
             <w:r>
               <w:rPr>
                 <w:rFonts w:ascii="BRH Malayalam Extra" w:hAnsi="BRH Malayalam Extra" w:cs="BRH Devanagari Extra"/>
@@ -4319,6 +5351,7 @@
                 <w:szCs w:val="40"/>
                 <w:highlight w:val="yellow"/>
               </w:rPr>
+              <w:lastRenderedPageBreak/>
               <w:t>eÉ</w:t>
             </w:r>
             <w:r>
@@ -4598,17 +5631,7 @@
                 <w:sz w:val="32"/>
                 <w:szCs w:val="40"/>
               </w:rPr>
-              <w:t>)</w:t>
-            </w:r>
-            <w:proofErr w:type="gramStart"/>
-            <w:r>
-              <w:rPr>
-                <w:rFonts w:ascii="BRH Devanagari Extra" w:hAnsi="BRH Devanagari Extra" w:cs="BRH Devanagari Extra"/>
-                <w:color w:val="000000"/>
-                <w:sz w:val="32"/>
-                <w:szCs w:val="40"/>
-              </w:rPr>
-              <w:t>-  AÉerÉþpÉÉ</w:t>
+              <w:t>)-  AÉerÉþpÉÉ</w:t>
             </w:r>
             <w:r>
               <w:rPr>
@@ -4620,7 +5643,6 @@
               </w:rPr>
               <w:t>aÉ</w:t>
             </w:r>
-            <w:proofErr w:type="gramEnd"/>
             <w:r>
               <w:rPr>
                 <w:rFonts w:ascii="BRH Malayalam Extra" w:hAnsi="BRH Malayalam Extra" w:cs="BRH Devanagari Extra"/>
@@ -4658,7 +5680,6 @@
                 <w:sz w:val="32"/>
                 <w:szCs w:val="40"/>
               </w:rPr>
-              <w:lastRenderedPageBreak/>
               <w:t>AÉerÉþpÉÉaÉ</w:t>
             </w:r>
             <w:r>
@@ -4868,27 +5889,7 @@
                 <w:sz w:val="32"/>
                 <w:szCs w:val="40"/>
               </w:rPr>
-              <w:t>)</w:t>
-            </w:r>
-            <w:proofErr w:type="gramStart"/>
-            <w:r>
-              <w:rPr>
-                <w:rFonts w:ascii="BRH Devanagari Extra" w:hAnsi="BRH Devanagari Extra" w:cs="BRH Devanagari Extra"/>
-                <w:color w:val="000000"/>
-                <w:sz w:val="32"/>
-                <w:szCs w:val="40"/>
-              </w:rPr>
-              <w:t>-  GcÉÿqÉç</w:t>
-            </w:r>
-            <w:proofErr w:type="gramEnd"/>
-            <w:r>
-              <w:rPr>
-                <w:rFonts w:ascii="BRH Devanagari Extra" w:hAnsi="BRH Devanagari Extra" w:cs="BRH Devanagari Extra"/>
-                <w:color w:val="000000"/>
-                <w:sz w:val="32"/>
-                <w:szCs w:val="40"/>
-              </w:rPr>
-              <w:t xml:space="preserve"> | A</w:t>
+              <w:t>)-  GcÉÿqÉç | A</w:t>
             </w:r>
             <w:r>
               <w:rPr>
@@ -5264,19 +6265,8 @@
                 <w:sz w:val="32"/>
                 <w:szCs w:val="40"/>
               </w:rPr>
-              <w:t>)</w:t>
-            </w:r>
-            <w:proofErr w:type="gramStart"/>
-            <w:r>
-              <w:rPr>
-                <w:rFonts w:ascii="BRH Devanagari Extra" w:hAnsi="BRH Devanagari Extra" w:cs="BRH Devanagari Extra"/>
-                <w:color w:val="000000"/>
-                <w:sz w:val="32"/>
-                <w:szCs w:val="40"/>
-              </w:rPr>
-              <w:t>-  A</w:t>
-            </w:r>
-            <w:proofErr w:type="gramEnd"/>
+              <w:t>)-  A</w:t>
+            </w:r>
             <w:r>
               <w:rPr>
                 <w:rFonts w:ascii="BRH Malayalam Extra" w:hAnsi="BRH Malayalam Extra" w:cs="BRH Devanagari Extra"/>
@@ -5786,17 +6776,7 @@
                 <w:sz w:val="32"/>
                 <w:szCs w:val="40"/>
               </w:rPr>
-              <w:t>)</w:t>
-            </w:r>
-            <w:proofErr w:type="gramStart"/>
-            <w:r>
-              <w:rPr>
-                <w:rFonts w:ascii="BRH Devanagari Extra" w:hAnsi="BRH Devanagari Extra" w:cs="BRH Devanagari Extra"/>
-                <w:color w:val="000000"/>
-                <w:sz w:val="32"/>
-                <w:szCs w:val="40"/>
-              </w:rPr>
-              <w:t>-  AÉerÉþpÉÉ</w:t>
+              <w:t>)-  AÉerÉþpÉÉ</w:t>
             </w:r>
             <w:r>
               <w:rPr>
@@ -5815,17 +6795,7 @@
                 <w:sz w:val="32"/>
                 <w:szCs w:val="40"/>
               </w:rPr>
-              <w:t>xrÉ</w:t>
-            </w:r>
-            <w:proofErr w:type="gramEnd"/>
-            <w:r>
-              <w:rPr>
-                <w:rFonts w:ascii="BRH Devanagari Extra" w:hAnsi="BRH Devanagari Extra" w:cs="BRH Devanagari Extra"/>
-                <w:color w:val="000000"/>
-                <w:sz w:val="32"/>
-                <w:szCs w:val="40"/>
-              </w:rPr>
-              <w:t xml:space="preserve"> | eÉÑ</w:t>
+              <w:t>xrÉ | eÉÑ</w:t>
             </w:r>
             <w:r>
               <w:rPr>
@@ -6067,6 +7037,7 @@
                 <w:szCs w:val="40"/>
                 <w:highlight w:val="green"/>
               </w:rPr>
+              <w:lastRenderedPageBreak/>
               <w:t>eÉ</w:t>
             </w:r>
             <w:r>
@@ -6338,17 +7309,7 @@
                 <w:sz w:val="32"/>
                 <w:szCs w:val="40"/>
               </w:rPr>
-              <w:t>)</w:t>
-            </w:r>
-            <w:proofErr w:type="gramStart"/>
-            <w:r>
-              <w:rPr>
-                <w:rFonts w:ascii="BRH Devanagari Extra" w:hAnsi="BRH Devanagari Extra" w:cs="BRH Devanagari Extra"/>
-                <w:color w:val="000000"/>
-                <w:sz w:val="32"/>
-                <w:szCs w:val="40"/>
-              </w:rPr>
-              <w:t>-  AÉerÉþpÉÉ</w:t>
+              <w:t>)-  AÉerÉþpÉÉ</w:t>
             </w:r>
             <w:r>
               <w:rPr>
@@ -6367,17 +7328,7 @@
                 <w:sz w:val="32"/>
                 <w:szCs w:val="40"/>
               </w:rPr>
-              <w:t>xrÉ</w:t>
-            </w:r>
-            <w:proofErr w:type="gramEnd"/>
-            <w:r>
-              <w:rPr>
-                <w:rFonts w:ascii="BRH Devanagari Extra" w:hAnsi="BRH Devanagari Extra" w:cs="BRH Devanagari Extra"/>
-                <w:color w:val="000000"/>
-                <w:sz w:val="32"/>
-                <w:szCs w:val="40"/>
-              </w:rPr>
-              <w:t xml:space="preserve"> |</w:t>
+              <w:t>xrÉ |</w:t>
             </w:r>
           </w:p>
           <w:p>
@@ -6401,7 +7352,6 @@
                 <w:sz w:val="32"/>
                 <w:szCs w:val="40"/>
               </w:rPr>
-              <w:lastRenderedPageBreak/>
               <w:t>AÉerÉþpÉÉaÉ</w:t>
             </w:r>
             <w:r>
@@ -6620,19 +7570,8 @@
                 <w:sz w:val="32"/>
                 <w:szCs w:val="40"/>
               </w:rPr>
-              <w:t>)</w:t>
-            </w:r>
-            <w:proofErr w:type="gramStart"/>
-            <w:r>
-              <w:rPr>
-                <w:rFonts w:ascii="BRH Devanagari Extra" w:hAnsi="BRH Devanagari Extra" w:cs="BRH Devanagari Extra"/>
-                <w:color w:val="000000"/>
-                <w:sz w:val="32"/>
-                <w:szCs w:val="40"/>
-              </w:rPr>
-              <w:t>-  kÉå</w:t>
-            </w:r>
-            <w:proofErr w:type="gramEnd"/>
+              <w:t>)-  kÉå</w:t>
+            </w:r>
             <w:r>
               <w:rPr>
                 <w:rFonts w:ascii="BRH Malayalam Extra" w:hAnsi="BRH Malayalam Extra" w:cs="BRH Devanagari Extra"/>
@@ -7058,27 +7997,7 @@
                 <w:sz w:val="32"/>
                 <w:szCs w:val="40"/>
               </w:rPr>
-              <w:t>)</w:t>
-            </w:r>
-            <w:proofErr w:type="gramStart"/>
-            <w:r>
-              <w:rPr>
-                <w:rFonts w:ascii="BRH Devanagari Extra" w:hAnsi="BRH Devanagari Extra" w:cs="BRH Devanagari Extra"/>
-                <w:color w:val="000000"/>
-                <w:sz w:val="32"/>
-                <w:szCs w:val="40"/>
-              </w:rPr>
-              <w:t>-  CÌiÉþ</w:t>
-            </w:r>
-            <w:proofErr w:type="gramEnd"/>
-            <w:r>
-              <w:rPr>
-                <w:rFonts w:ascii="BRH Devanagari Extra" w:hAnsi="BRH Devanagari Extra" w:cs="BRH Devanagari Extra"/>
-                <w:color w:val="000000"/>
-                <w:sz w:val="32"/>
-                <w:szCs w:val="40"/>
-              </w:rPr>
-              <w:t xml:space="preserve"> | mÉÑ</w:t>
+              <w:t>)-  CÌiÉþ | mÉÑ</w:t>
             </w:r>
             <w:r>
               <w:rPr>
@@ -7671,19 +8590,8 @@
                 <w:sz w:val="32"/>
                 <w:szCs w:val="40"/>
               </w:rPr>
-              <w:t>)</w:t>
-            </w:r>
-            <w:proofErr w:type="gramStart"/>
-            <w:r>
-              <w:rPr>
-                <w:rFonts w:ascii="BRH Devanagari Extra" w:hAnsi="BRH Devanagari Extra" w:cs="BRH Devanagari Extra"/>
-                <w:color w:val="000000"/>
-                <w:sz w:val="32"/>
-                <w:szCs w:val="40"/>
-              </w:rPr>
-              <w:t>-  mÉÑ</w:t>
-            </w:r>
-            <w:proofErr w:type="gramEnd"/>
+              <w:t>)-  mÉÑ</w:t>
+            </w:r>
             <w:r>
               <w:rPr>
                 <w:rFonts w:ascii="BRH Malayalam Extra" w:hAnsi="BRH Malayalam Extra" w:cs="BRH Devanagari Extra"/>
@@ -8061,6 +8969,7 @@
                 <w:sz w:val="32"/>
                 <w:szCs w:val="40"/>
               </w:rPr>
+              <w:lastRenderedPageBreak/>
               <w:t>mÉÑ</w:t>
             </w:r>
             <w:r>
@@ -8459,19 +9368,8 @@
                 <w:sz w:val="32"/>
                 <w:szCs w:val="40"/>
               </w:rPr>
-              <w:t>)</w:t>
-            </w:r>
-            <w:proofErr w:type="gramStart"/>
-            <w:r>
-              <w:rPr>
-                <w:rFonts w:ascii="BRH Devanagari Extra" w:hAnsi="BRH Devanagari Extra" w:cs="BRH Devanagari Extra"/>
-                <w:color w:val="000000"/>
-                <w:sz w:val="32"/>
-                <w:szCs w:val="40"/>
-              </w:rPr>
-              <w:t>-  mÉÑ</w:t>
-            </w:r>
-            <w:proofErr w:type="gramEnd"/>
+              <w:t>)-  mÉÑ</w:t>
+            </w:r>
             <w:r>
               <w:rPr>
                 <w:rFonts w:ascii="BRH Malayalam Extra" w:hAnsi="BRH Malayalam Extra" w:cs="BRH Devanagari Extra"/>
@@ -8538,7 +9436,6 @@
                 <w:sz w:val="32"/>
                 <w:szCs w:val="40"/>
               </w:rPr>
-              <w:lastRenderedPageBreak/>
               <w:t>mÉÑ</w:t>
             </w:r>
             <w:r>
@@ -8769,19 +9666,8 @@
                 <w:sz w:val="32"/>
                 <w:szCs w:val="40"/>
               </w:rPr>
-              <w:t>)</w:t>
-            </w:r>
-            <w:proofErr w:type="gramStart"/>
-            <w:r>
-              <w:rPr>
-                <w:rFonts w:ascii="BRH Devanagari Extra" w:hAnsi="BRH Devanagari Extra" w:cs="BRH Devanagari Extra"/>
-                <w:color w:val="000000"/>
-                <w:sz w:val="32"/>
-                <w:szCs w:val="40"/>
-              </w:rPr>
-              <w:t>-  kÉå</w:t>
-            </w:r>
-            <w:proofErr w:type="gramEnd"/>
+              <w:t>)-  kÉå</w:t>
+            </w:r>
             <w:r>
               <w:rPr>
                 <w:rFonts w:ascii="BRH Malayalam Extra" w:hAnsi="BRH Malayalam Extra" w:cs="BRH Devanagari Extra"/>
@@ -9198,27 +10084,7 @@
                 <w:sz w:val="32"/>
                 <w:szCs w:val="40"/>
               </w:rPr>
-              <w:t>)</w:t>
-            </w:r>
-            <w:proofErr w:type="gramStart"/>
-            <w:r>
-              <w:rPr>
-                <w:rFonts w:ascii="BRH Devanagari Extra" w:hAnsi="BRH Devanagari Extra" w:cs="BRH Devanagari Extra"/>
-                <w:color w:val="000000"/>
-                <w:sz w:val="32"/>
-                <w:szCs w:val="40"/>
-              </w:rPr>
-              <w:t>-  CÌiÉþ</w:t>
-            </w:r>
-            <w:proofErr w:type="gramEnd"/>
-            <w:r>
-              <w:rPr>
-                <w:rFonts w:ascii="BRH Devanagari Extra" w:hAnsi="BRH Devanagari Extra" w:cs="BRH Devanagari Extra"/>
-                <w:color w:val="000000"/>
-                <w:sz w:val="32"/>
-                <w:szCs w:val="40"/>
-              </w:rPr>
-              <w:t xml:space="preserve"> | mÉÑ</w:t>
+              <w:t>)-  CÌiÉþ | mÉÑ</w:t>
             </w:r>
             <w:r>
               <w:rPr>
@@ -9781,19 +10647,8 @@
                 <w:sz w:val="32"/>
                 <w:szCs w:val="40"/>
               </w:rPr>
-              <w:t>)</w:t>
-            </w:r>
-            <w:proofErr w:type="gramStart"/>
-            <w:r>
-              <w:rPr>
-                <w:rFonts w:ascii="BRH Devanagari Extra" w:hAnsi="BRH Devanagari Extra" w:cs="BRH Devanagari Extra"/>
-                <w:color w:val="000000"/>
-                <w:sz w:val="32"/>
-                <w:szCs w:val="40"/>
-              </w:rPr>
-              <w:t>-  mÉÑ</w:t>
-            </w:r>
-            <w:proofErr w:type="gramEnd"/>
+              <w:t>)-  mÉÑ</w:t>
+            </w:r>
             <w:r>
               <w:rPr>
                 <w:rFonts w:ascii="BRH Malayalam Extra" w:hAnsi="BRH Malayalam Extra" w:cs="BRH Devanagari Extra"/>
@@ -10120,6 +10975,7 @@
                 <w:sz w:val="32"/>
                 <w:szCs w:val="40"/>
               </w:rPr>
+              <w:lastRenderedPageBreak/>
               <w:t>mÉÑ</w:t>
             </w:r>
             <w:r>
@@ -10467,19 +11323,8 @@
                 <w:sz w:val="32"/>
                 <w:szCs w:val="40"/>
               </w:rPr>
-              <w:t>)</w:t>
-            </w:r>
-            <w:proofErr w:type="gramStart"/>
-            <w:r>
-              <w:rPr>
-                <w:rFonts w:ascii="BRH Devanagari Extra" w:hAnsi="BRH Devanagari Extra" w:cs="BRH Devanagari Extra"/>
-                <w:color w:val="000000"/>
-                <w:sz w:val="32"/>
-                <w:szCs w:val="40"/>
-              </w:rPr>
-              <w:t>-  mÉÑ</w:t>
-            </w:r>
-            <w:proofErr w:type="gramEnd"/>
+              <w:t>)-  mÉÑ</w:t>
+            </w:r>
             <w:r>
               <w:rPr>
                 <w:rFonts w:ascii="BRH Malayalam Extra" w:hAnsi="BRH Malayalam Extra" w:cs="BRH Devanagari Extra"/>
@@ -10545,7 +11390,6 @@
                 <w:sz w:val="32"/>
                 <w:szCs w:val="40"/>
               </w:rPr>
-              <w:lastRenderedPageBreak/>
               <w:t>mÉÑ</w:t>
             </w:r>
             <w:r>
@@ -10768,27 +11612,7 @@
                 <w:sz w:val="32"/>
                 <w:szCs w:val="40"/>
               </w:rPr>
-              <w:t>)</w:t>
-            </w:r>
-            <w:proofErr w:type="gramStart"/>
-            <w:r>
-              <w:rPr>
-                <w:rFonts w:ascii="BRH Devanagari Extra" w:hAnsi="BRH Devanagari Extra" w:cs="BRH Devanagari Extra"/>
-                <w:color w:val="000000"/>
-                <w:sz w:val="32"/>
-                <w:szCs w:val="40"/>
-              </w:rPr>
-              <w:t>-  mÉë</w:t>
-            </w:r>
-            <w:proofErr w:type="gramEnd"/>
-            <w:r>
-              <w:rPr>
-                <w:rFonts w:ascii="BRH Devanagari Extra" w:hAnsi="BRH Devanagari Extra" w:cs="BRH Devanagari Extra"/>
-                <w:color w:val="000000"/>
-                <w:sz w:val="32"/>
-                <w:szCs w:val="40"/>
-              </w:rPr>
-              <w:t xml:space="preserve"> | lÉÑ</w:t>
+              <w:t>)-  mÉë | lÉÑ</w:t>
             </w:r>
             <w:r>
               <w:rPr>
@@ -11230,19 +12054,8 @@
                 <w:sz w:val="32"/>
                 <w:szCs w:val="40"/>
               </w:rPr>
-              <w:t>)</w:t>
-            </w:r>
-            <w:proofErr w:type="gramStart"/>
-            <w:r>
-              <w:rPr>
-                <w:rFonts w:ascii="BRH Devanagari Extra" w:hAnsi="BRH Devanagari Extra" w:cs="BRH Devanagari Extra"/>
-                <w:color w:val="000000"/>
-                <w:sz w:val="32"/>
-                <w:szCs w:val="40"/>
-              </w:rPr>
-              <w:t>-  lÉÑ</w:t>
-            </w:r>
-            <w:proofErr w:type="gramEnd"/>
+              <w:t>)-  lÉÑ</w:t>
+            </w:r>
             <w:r>
               <w:rPr>
                 <w:rFonts w:ascii="BRH Malayalam Extra" w:hAnsi="BRH Malayalam Extra" w:cs="BRH Devanagari Extra"/>
@@ -11849,19 +12662,8 @@
                 <w:sz w:val="32"/>
                 <w:szCs w:val="40"/>
               </w:rPr>
-              <w:t>)</w:t>
-            </w:r>
-            <w:proofErr w:type="gramStart"/>
-            <w:r>
-              <w:rPr>
-                <w:rFonts w:ascii="BRH Devanagari Extra" w:hAnsi="BRH Devanagari Extra" w:cs="BRH Devanagari Extra"/>
-                <w:color w:val="000000"/>
-                <w:sz w:val="32"/>
-                <w:szCs w:val="40"/>
-              </w:rPr>
-              <w:t>-  E</w:t>
-            </w:r>
-            <w:proofErr w:type="gramEnd"/>
+              <w:t>)-  E</w:t>
+            </w:r>
             <w:r>
               <w:rPr>
                 <w:rFonts w:ascii="BRH Malayalam Extra" w:hAnsi="BRH Malayalam Extra" w:cs="BRH Devanagari Extra"/>
@@ -12178,6 +12980,7 @@
                 <w:sz w:val="32"/>
                 <w:szCs w:val="40"/>
               </w:rPr>
+              <w:lastRenderedPageBreak/>
               <w:t>rÉÉ</w:t>
             </w:r>
             <w:r>
@@ -12383,7 +13186,6 @@
                 <w:color w:val="000000"/>
                 <w:szCs w:val="40"/>
               </w:rPr>
-              <w:lastRenderedPageBreak/>
               <w:t>59</w:t>
             </w:r>
             <w:r>
@@ -12487,19 +13289,8 @@
                 <w:sz w:val="32"/>
                 <w:szCs w:val="40"/>
               </w:rPr>
-              <w:t>)</w:t>
-            </w:r>
-            <w:proofErr w:type="gramStart"/>
-            <w:r>
-              <w:rPr>
-                <w:rFonts w:ascii="BRH Devanagari Extra" w:hAnsi="BRH Devanagari Extra" w:cs="BRH Devanagari Extra"/>
-                <w:color w:val="000000"/>
-                <w:sz w:val="32"/>
-                <w:szCs w:val="40"/>
-              </w:rPr>
-              <w:t>-  E</w:t>
-            </w:r>
-            <w:proofErr w:type="gramEnd"/>
+              <w:t>)-  E</w:t>
+            </w:r>
             <w:r>
               <w:rPr>
                 <w:rFonts w:ascii="BRH Malayalam Extra" w:hAnsi="BRH Malayalam Extra" w:cs="BRH Devanagari Extra"/>
@@ -12797,27 +13588,7 @@
                 <w:sz w:val="32"/>
                 <w:szCs w:val="40"/>
               </w:rPr>
-              <w:t>)</w:t>
-            </w:r>
-            <w:proofErr w:type="gramStart"/>
-            <w:r>
-              <w:rPr>
-                <w:rFonts w:ascii="BRH Devanagari Extra" w:hAnsi="BRH Devanagari Extra" w:cs="BRH Devanagari Extra"/>
-                <w:color w:val="000000"/>
-                <w:sz w:val="32"/>
-                <w:szCs w:val="40"/>
-              </w:rPr>
-              <w:t>-  mÉë</w:t>
-            </w:r>
-            <w:proofErr w:type="gramEnd"/>
-            <w:r>
-              <w:rPr>
-                <w:rFonts w:ascii="BRH Devanagari Extra" w:hAnsi="BRH Devanagari Extra" w:cs="BRH Devanagari Extra"/>
-                <w:color w:val="000000"/>
-                <w:sz w:val="32"/>
-                <w:szCs w:val="40"/>
-              </w:rPr>
-              <w:t xml:space="preserve"> | lÉÑ</w:t>
+              <w:t>)-  mÉë | lÉÑ</w:t>
             </w:r>
             <w:r>
               <w:rPr>
@@ -13241,19 +14012,8 @@
                 <w:sz w:val="32"/>
                 <w:szCs w:val="40"/>
               </w:rPr>
-              <w:t>)</w:t>
-            </w:r>
-            <w:proofErr w:type="gramStart"/>
-            <w:r>
-              <w:rPr>
-                <w:rFonts w:ascii="BRH Devanagari Extra" w:hAnsi="BRH Devanagari Extra" w:cs="BRH Devanagari Extra"/>
-                <w:color w:val="000000"/>
-                <w:sz w:val="32"/>
-                <w:szCs w:val="40"/>
-              </w:rPr>
-              <w:t>-  lÉÑ</w:t>
-            </w:r>
-            <w:proofErr w:type="gramEnd"/>
+              <w:t>)-  lÉÑ</w:t>
+            </w:r>
             <w:r>
               <w:rPr>
                 <w:rFonts w:ascii="BRH Malayalam Extra" w:hAnsi="BRH Malayalam Extra" w:cs="BRH Devanagari Extra"/>
@@ -13845,19 +14605,8 @@
                 <w:sz w:val="32"/>
                 <w:szCs w:val="40"/>
               </w:rPr>
-              <w:t>)</w:t>
-            </w:r>
-            <w:proofErr w:type="gramStart"/>
-            <w:r>
-              <w:rPr>
-                <w:rFonts w:ascii="BRH Devanagari Extra" w:hAnsi="BRH Devanagari Extra" w:cs="BRH Devanagari Extra"/>
-                <w:color w:val="000000"/>
-                <w:sz w:val="32"/>
-                <w:szCs w:val="40"/>
-              </w:rPr>
-              <w:t>-  E</w:t>
-            </w:r>
-            <w:proofErr w:type="gramEnd"/>
+              <w:t>)-  E</w:t>
+            </w:r>
             <w:r>
               <w:rPr>
                 <w:rFonts w:ascii="BRH Malayalam Extra" w:hAnsi="BRH Malayalam Extra" w:cs="BRH Devanagari Extra"/>
@@ -14142,6 +14891,7 @@
                 <w:sz w:val="32"/>
                 <w:szCs w:val="40"/>
               </w:rPr>
+              <w:lastRenderedPageBreak/>
               <w:t>rÉÉ</w:t>
             </w:r>
             <w:r>
@@ -14339,7 +15089,6 @@
                 <w:color w:val="000000"/>
                 <w:szCs w:val="40"/>
               </w:rPr>
-              <w:lastRenderedPageBreak/>
               <w:t>59</w:t>
             </w:r>
             <w:r>
@@ -14443,19 +15192,8 @@
                 <w:sz w:val="32"/>
                 <w:szCs w:val="40"/>
               </w:rPr>
-              <w:t>)</w:t>
-            </w:r>
-            <w:proofErr w:type="gramStart"/>
-            <w:r>
-              <w:rPr>
-                <w:rFonts w:ascii="BRH Devanagari Extra" w:hAnsi="BRH Devanagari Extra" w:cs="BRH Devanagari Extra"/>
-                <w:color w:val="000000"/>
-                <w:sz w:val="32"/>
-                <w:szCs w:val="40"/>
-              </w:rPr>
-              <w:t>-  E</w:t>
-            </w:r>
-            <w:proofErr w:type="gramEnd"/>
+              <w:t>)-  E</w:t>
+            </w:r>
             <w:r>
               <w:rPr>
                 <w:rFonts w:ascii="BRH Malayalam Extra" w:hAnsi="BRH Malayalam Extra" w:cs="BRH Devanagari Extra"/>
@@ -14734,27 +15472,7 @@
                 <w:sz w:val="32"/>
                 <w:szCs w:val="40"/>
               </w:rPr>
-              <w:t>)</w:t>
-            </w:r>
-            <w:proofErr w:type="gramStart"/>
-            <w:r>
-              <w:rPr>
-                <w:rFonts w:ascii="BRH Devanagari Extra" w:hAnsi="BRH Devanagari Extra" w:cs="BRH Devanagari Extra"/>
-                <w:color w:val="000000"/>
-                <w:sz w:val="32"/>
-                <w:szCs w:val="40"/>
-              </w:rPr>
-              <w:t>-  mÉëÌiÉþ</w:t>
-            </w:r>
-            <w:proofErr w:type="gramEnd"/>
-            <w:r>
-              <w:rPr>
-                <w:rFonts w:ascii="BRH Devanagari Extra" w:hAnsi="BRH Devanagari Extra" w:cs="BRH Devanagari Extra"/>
-                <w:color w:val="000000"/>
-                <w:sz w:val="32"/>
-                <w:szCs w:val="40"/>
-              </w:rPr>
-              <w:t xml:space="preserve"> | lÉÑ</w:t>
+              <w:t>)-  mÉëÌiÉþ | lÉÑ</w:t>
             </w:r>
             <w:r>
               <w:rPr>
@@ -15245,19 +15963,8 @@
                 <w:sz w:val="32"/>
                 <w:szCs w:val="40"/>
               </w:rPr>
-              <w:t>)</w:t>
-            </w:r>
-            <w:proofErr w:type="gramStart"/>
-            <w:r>
-              <w:rPr>
-                <w:rFonts w:ascii="BRH Devanagari Extra" w:hAnsi="BRH Devanagari Extra" w:cs="BRH Devanagari Extra"/>
-                <w:color w:val="000000"/>
-                <w:sz w:val="32"/>
-                <w:szCs w:val="40"/>
-              </w:rPr>
-              <w:t>-  lÉÑ</w:t>
-            </w:r>
-            <w:proofErr w:type="gramEnd"/>
+              <w:t>)-  lÉÑ</w:t>
+            </w:r>
             <w:r>
               <w:rPr>
                 <w:rFonts w:ascii="BRH Malayalam Extra" w:hAnsi="BRH Malayalam Extra" w:cs="BRH Devanagari Extra"/>
@@ -15991,19 +16698,8 @@
                 <w:sz w:val="32"/>
                 <w:szCs w:val="40"/>
               </w:rPr>
-              <w:t>)</w:t>
-            </w:r>
-            <w:proofErr w:type="gramStart"/>
-            <w:r>
-              <w:rPr>
-                <w:rFonts w:ascii="BRH Devanagari Extra" w:hAnsi="BRH Devanagari Extra" w:cs="BRH Devanagari Extra"/>
-                <w:color w:val="000000"/>
-                <w:sz w:val="32"/>
-                <w:szCs w:val="40"/>
-              </w:rPr>
-              <w:t>-  mÉÑ</w:t>
-            </w:r>
-            <w:proofErr w:type="gramEnd"/>
+              <w:t>)-  mÉÑ</w:t>
+            </w:r>
             <w:r>
               <w:rPr>
                 <w:rFonts w:ascii="BRH Malayalam Extra" w:hAnsi="BRH Malayalam Extra" w:cs="BRH Devanagari Extra"/>
@@ -16364,6 +17060,7 @@
                 <w:sz w:val="32"/>
                 <w:szCs w:val="40"/>
               </w:rPr>
+              <w:lastRenderedPageBreak/>
               <w:t>mÉÑ</w:t>
             </w:r>
             <w:r>
@@ -16753,19 +17450,8 @@
                 <w:sz w:val="32"/>
                 <w:szCs w:val="40"/>
               </w:rPr>
-              <w:t>)</w:t>
-            </w:r>
-            <w:proofErr w:type="gramStart"/>
-            <w:r>
-              <w:rPr>
-                <w:rFonts w:ascii="BRH Devanagari Extra" w:hAnsi="BRH Devanagari Extra" w:cs="BRH Devanagari Extra"/>
-                <w:color w:val="000000"/>
-                <w:sz w:val="32"/>
-                <w:szCs w:val="40"/>
-              </w:rPr>
-              <w:t>-  mÉÑ</w:t>
-            </w:r>
-            <w:proofErr w:type="gramEnd"/>
+              <w:t>)-  mÉÑ</w:t>
+            </w:r>
             <w:r>
               <w:rPr>
                 <w:rFonts w:ascii="BRH Malayalam Extra" w:hAnsi="BRH Malayalam Extra" w:cs="BRH Devanagari Extra"/>
@@ -16832,7 +17518,6 @@
                 <w:sz w:val="32"/>
                 <w:szCs w:val="40"/>
               </w:rPr>
-              <w:lastRenderedPageBreak/>
               <w:t>mÉÑ</w:t>
             </w:r>
             <w:r>
@@ -17063,27 +17748,7 @@
                 <w:sz w:val="32"/>
                 <w:szCs w:val="40"/>
               </w:rPr>
-              <w:t>)</w:t>
-            </w:r>
-            <w:proofErr w:type="gramStart"/>
-            <w:r>
-              <w:rPr>
-                <w:rFonts w:ascii="BRH Devanagari Extra" w:hAnsi="BRH Devanagari Extra" w:cs="BRH Devanagari Extra"/>
-                <w:color w:val="000000"/>
-                <w:sz w:val="32"/>
-                <w:szCs w:val="40"/>
-              </w:rPr>
-              <w:t>-  mÉëÌiÉþ</w:t>
-            </w:r>
-            <w:proofErr w:type="gramEnd"/>
-            <w:r>
-              <w:rPr>
-                <w:rFonts w:ascii="BRH Devanagari Extra" w:hAnsi="BRH Devanagari Extra" w:cs="BRH Devanagari Extra"/>
-                <w:color w:val="000000"/>
-                <w:sz w:val="32"/>
-                <w:szCs w:val="40"/>
-              </w:rPr>
-              <w:t xml:space="preserve"> | lÉÑ</w:t>
+              <w:t>)-  mÉëÌiÉþ | lÉÑ</w:t>
             </w:r>
             <w:r>
               <w:rPr>
@@ -17525,19 +18190,8 @@
                 <w:sz w:val="32"/>
                 <w:szCs w:val="40"/>
               </w:rPr>
-              <w:t>)</w:t>
-            </w:r>
-            <w:proofErr w:type="gramStart"/>
-            <w:r>
-              <w:rPr>
-                <w:rFonts w:ascii="BRH Devanagari Extra" w:hAnsi="BRH Devanagari Extra" w:cs="BRH Devanagari Extra"/>
-                <w:color w:val="000000"/>
-                <w:sz w:val="32"/>
-                <w:szCs w:val="40"/>
-              </w:rPr>
-              <w:t>-  lÉÑ</w:t>
-            </w:r>
-            <w:proofErr w:type="gramEnd"/>
+              <w:t>)-  lÉÑ</w:t>
+            </w:r>
             <w:r>
               <w:rPr>
                 <w:rFonts w:ascii="BRH Malayalam Extra" w:hAnsi="BRH Malayalam Extra" w:cs="BRH Devanagari Extra"/>
@@ -18223,19 +18877,8 @@
                 <w:sz w:val="32"/>
                 <w:szCs w:val="40"/>
               </w:rPr>
-              <w:t>)</w:t>
-            </w:r>
-            <w:proofErr w:type="gramStart"/>
-            <w:r>
-              <w:rPr>
-                <w:rFonts w:ascii="BRH Devanagari Extra" w:hAnsi="BRH Devanagari Extra" w:cs="BRH Devanagari Extra"/>
-                <w:color w:val="000000"/>
-                <w:sz w:val="32"/>
-                <w:szCs w:val="40"/>
-              </w:rPr>
-              <w:t>-  mÉÑ</w:t>
-            </w:r>
-            <w:proofErr w:type="gramEnd"/>
+              <w:t>)-  mÉÑ</w:t>
+            </w:r>
             <w:r>
               <w:rPr>
                 <w:rFonts w:ascii="BRH Malayalam Extra" w:hAnsi="BRH Malayalam Extra" w:cs="BRH Devanagari Extra"/>
@@ -18562,6 +19205,7 @@
                 <w:sz w:val="32"/>
                 <w:szCs w:val="40"/>
               </w:rPr>
+              <w:lastRenderedPageBreak/>
               <w:t>mÉÑ</w:t>
             </w:r>
             <w:r>
@@ -18909,19 +19553,8 @@
                 <w:sz w:val="32"/>
                 <w:szCs w:val="40"/>
               </w:rPr>
-              <w:t>)</w:t>
-            </w:r>
-            <w:proofErr w:type="gramStart"/>
-            <w:r>
-              <w:rPr>
-                <w:rFonts w:ascii="BRH Devanagari Extra" w:hAnsi="BRH Devanagari Extra" w:cs="BRH Devanagari Extra"/>
-                <w:color w:val="000000"/>
-                <w:sz w:val="32"/>
-                <w:szCs w:val="40"/>
-              </w:rPr>
-              <w:t>-  mÉÑ</w:t>
-            </w:r>
-            <w:proofErr w:type="gramEnd"/>
+              <w:t>)-  mÉÑ</w:t>
+            </w:r>
             <w:r>
               <w:rPr>
                 <w:rFonts w:ascii="BRH Malayalam Extra" w:hAnsi="BRH Malayalam Extra" w:cs="BRH Devanagari Extra"/>
@@ -18980,7 +19613,6 @@
                 <w:sz w:val="32"/>
                 <w:szCs w:val="40"/>
               </w:rPr>
-              <w:lastRenderedPageBreak/>
               <w:t>mÉÑ</w:t>
             </w:r>
             <w:r>
@@ -19216,27 +19848,7 @@
                 <w:sz w:val="32"/>
                 <w:szCs w:val="40"/>
               </w:rPr>
-              <w:t>)</w:t>
-            </w:r>
-            <w:proofErr w:type="gramStart"/>
-            <w:r>
-              <w:rPr>
-                <w:rFonts w:ascii="BRH Devanagari Extra" w:hAnsi="BRH Devanagari Extra" w:cs="BRH Devanagari Extra"/>
-                <w:color w:val="000000"/>
-                <w:sz w:val="32"/>
-                <w:szCs w:val="40"/>
-              </w:rPr>
-              <w:t>-  erÉÉåÌiÉþÈ</w:t>
-            </w:r>
-            <w:proofErr w:type="gramEnd"/>
-            <w:r>
-              <w:rPr>
-                <w:rFonts w:ascii="BRH Devanagari Extra" w:hAnsi="BRH Devanagari Extra" w:cs="BRH Devanagari Extra"/>
-                <w:color w:val="000000"/>
-                <w:sz w:val="32"/>
-                <w:szCs w:val="40"/>
-              </w:rPr>
-              <w:t xml:space="preserve"> | kÉ</w:t>
+              <w:t>)-  erÉÉåÌiÉþÈ | kÉ</w:t>
             </w:r>
             <w:r>
               <w:rPr>
@@ -19694,19 +20306,8 @@
                 <w:sz w:val="32"/>
                 <w:szCs w:val="40"/>
               </w:rPr>
-              <w:t>)</w:t>
-            </w:r>
-            <w:proofErr w:type="gramStart"/>
-            <w:r>
-              <w:rPr>
-                <w:rFonts w:ascii="BRH Devanagari Extra" w:hAnsi="BRH Devanagari Extra" w:cs="BRH Devanagari Extra"/>
-                <w:color w:val="000000"/>
-                <w:sz w:val="32"/>
-                <w:szCs w:val="40"/>
-              </w:rPr>
-              <w:t>-  kÉ</w:t>
-            </w:r>
-            <w:proofErr w:type="gramEnd"/>
+              <w:t>)-  kÉ</w:t>
+            </w:r>
             <w:r>
               <w:rPr>
                 <w:rFonts w:ascii="BRH Malayalam Extra" w:hAnsi="BRH Malayalam Extra" w:cs="BRH Devanagari Extra"/>
@@ -20338,19 +20939,8 @@
                 <w:sz w:val="32"/>
                 <w:szCs w:val="40"/>
               </w:rPr>
-              <w:t>)</w:t>
-            </w:r>
-            <w:proofErr w:type="gramStart"/>
-            <w:r>
-              <w:rPr>
-                <w:rFonts w:ascii="BRH Devanagari Extra" w:hAnsi="BRH Devanagari Extra" w:cs="BRH Devanagari Extra"/>
-                <w:color w:val="000000"/>
-                <w:sz w:val="32"/>
-                <w:szCs w:val="40"/>
-              </w:rPr>
-              <w:t>-  E</w:t>
-            </w:r>
-            <w:proofErr w:type="gramEnd"/>
+              <w:t>)-  E</w:t>
+            </w:r>
             <w:r>
               <w:rPr>
                 <w:rFonts w:ascii="BRH Malayalam Extra" w:hAnsi="BRH Malayalam Extra" w:cs="BRH Devanagari Extra"/>
@@ -20807,7 +21397,17 @@
                 <w:sz w:val="32"/>
                 <w:szCs w:val="40"/>
               </w:rPr>
-              <w:t>¤qÉÉ rÉÉ</w:t>
+              <w:t xml:space="preserve">¤qÉÉ </w:t>
+            </w:r>
+            <w:r>
+              <w:rPr>
+                <w:rFonts w:ascii="BRH Devanagari Extra" w:hAnsi="BRH Devanagari Extra" w:cs="BRH Devanagari Extra"/>
+                <w:color w:val="000000"/>
+                <w:sz w:val="32"/>
+                <w:szCs w:val="40"/>
+              </w:rPr>
+              <w:lastRenderedPageBreak/>
+              <w:t>rÉÉ</w:t>
             </w:r>
             <w:r>
               <w:rPr>
@@ -20950,19 +21550,8 @@
                 <w:sz w:val="32"/>
                 <w:szCs w:val="40"/>
               </w:rPr>
-              <w:t>)</w:t>
-            </w:r>
-            <w:proofErr w:type="gramStart"/>
-            <w:r>
-              <w:rPr>
-                <w:rFonts w:ascii="BRH Devanagari Extra" w:hAnsi="BRH Devanagari Extra" w:cs="BRH Devanagari Extra"/>
-                <w:color w:val="000000"/>
-                <w:sz w:val="32"/>
-                <w:szCs w:val="40"/>
-              </w:rPr>
-              <w:t>-  E</w:t>
-            </w:r>
-            <w:proofErr w:type="gramEnd"/>
+              <w:t>)-  E</w:t>
+            </w:r>
             <w:r>
               <w:rPr>
                 <w:rFonts w:ascii="BRH Malayalam Extra" w:hAnsi="BRH Malayalam Extra" w:cs="BRH Devanagari Extra"/>
@@ -21140,6 +21729,7 @@
                 <w:color w:val="000000"/>
                 <w:szCs w:val="40"/>
               </w:rPr>
+              <w:lastRenderedPageBreak/>
               <w:t>14</w:t>
             </w:r>
             <w:r>
@@ -21243,27 +21833,7 @@
                 <w:sz w:val="32"/>
                 <w:szCs w:val="40"/>
               </w:rPr>
-              <w:t>)</w:t>
-            </w:r>
-            <w:proofErr w:type="gramStart"/>
-            <w:r>
-              <w:rPr>
-                <w:rFonts w:ascii="BRH Devanagari Extra" w:hAnsi="BRH Devanagari Extra" w:cs="BRH Devanagari Extra"/>
-                <w:color w:val="000000"/>
-                <w:sz w:val="32"/>
-                <w:szCs w:val="40"/>
-              </w:rPr>
-              <w:t>-  erÉÉåÌiÉþÈ</w:t>
-            </w:r>
-            <w:proofErr w:type="gramEnd"/>
-            <w:r>
-              <w:rPr>
-                <w:rFonts w:ascii="BRH Devanagari Extra" w:hAnsi="BRH Devanagari Extra" w:cs="BRH Devanagari Extra"/>
-                <w:color w:val="000000"/>
-                <w:sz w:val="32"/>
-                <w:szCs w:val="40"/>
-              </w:rPr>
-              <w:t xml:space="preserve"> | kÉ</w:t>
+              <w:t>)-  erÉÉåÌiÉþÈ | kÉ</w:t>
             </w:r>
             <w:r>
               <w:rPr>
@@ -21713,19 +22283,8 @@
                 <w:sz w:val="32"/>
                 <w:szCs w:val="40"/>
               </w:rPr>
-              <w:t>)</w:t>
-            </w:r>
-            <w:proofErr w:type="gramStart"/>
-            <w:r>
-              <w:rPr>
-                <w:rFonts w:ascii="BRH Devanagari Extra" w:hAnsi="BRH Devanagari Extra" w:cs="BRH Devanagari Extra"/>
-                <w:color w:val="000000"/>
-                <w:sz w:val="32"/>
-                <w:szCs w:val="40"/>
-              </w:rPr>
-              <w:t>-  kÉ</w:t>
-            </w:r>
-            <w:proofErr w:type="gramEnd"/>
+              <w:t>)-  kÉ</w:t>
+            </w:r>
             <w:r>
               <w:rPr>
                 <w:rFonts w:ascii="BRH Malayalam Extra" w:hAnsi="BRH Malayalam Extra" w:cs="BRH Devanagari Extra"/>
@@ -22281,19 +22840,8 @@
                 <w:sz w:val="32"/>
                 <w:szCs w:val="40"/>
               </w:rPr>
-              <w:t>)</w:t>
-            </w:r>
-            <w:proofErr w:type="gramStart"/>
-            <w:r>
-              <w:rPr>
-                <w:rFonts w:ascii="BRH Devanagari Extra" w:hAnsi="BRH Devanagari Extra" w:cs="BRH Devanagari Extra"/>
-                <w:color w:val="000000"/>
-                <w:sz w:val="32"/>
-                <w:szCs w:val="40"/>
-              </w:rPr>
-              <w:t>-  E</w:t>
-            </w:r>
-            <w:proofErr w:type="gramEnd"/>
+              <w:t>)-  E</w:t>
+            </w:r>
             <w:r>
               <w:rPr>
                 <w:rFonts w:ascii="BRH Malayalam Extra" w:hAnsi="BRH Malayalam Extra" w:cs="BRH Devanagari Extra"/>
@@ -22743,6 +23291,7 @@
                 <w:sz w:val="32"/>
                 <w:szCs w:val="40"/>
               </w:rPr>
+              <w:lastRenderedPageBreak/>
               <w:t>rÉÉ</w:t>
             </w:r>
             <w:r>
@@ -22886,19 +23435,8 @@
                 <w:sz w:val="32"/>
                 <w:szCs w:val="40"/>
               </w:rPr>
-              <w:t>)</w:t>
-            </w:r>
-            <w:proofErr w:type="gramStart"/>
-            <w:r>
-              <w:rPr>
-                <w:rFonts w:ascii="BRH Devanagari Extra" w:hAnsi="BRH Devanagari Extra" w:cs="BRH Devanagari Extra"/>
-                <w:color w:val="000000"/>
-                <w:sz w:val="32"/>
-                <w:szCs w:val="40"/>
-              </w:rPr>
-              <w:t>-  E</w:t>
-            </w:r>
-            <w:proofErr w:type="gramEnd"/>
+              <w:t>)-  E</w:t>
+            </w:r>
             <w:r>
               <w:rPr>
                 <w:rFonts w:ascii="BRH Malayalam Extra" w:hAnsi="BRH Malayalam Extra" w:cs="BRH Devanagari Extra"/>
@@ -23177,19 +23715,8 @@
                 <w:sz w:val="32"/>
                 <w:szCs w:val="40"/>
               </w:rPr>
-              <w:t>)</w:t>
-            </w:r>
-            <w:proofErr w:type="gramStart"/>
-            <w:r>
-              <w:rPr>
-                <w:rFonts w:ascii="BRH Devanagari Extra" w:hAnsi="BRH Devanagari Extra" w:cs="BRH Devanagari Extra"/>
-                <w:color w:val="000000"/>
-                <w:sz w:val="32"/>
-                <w:szCs w:val="40"/>
-              </w:rPr>
-              <w:t>-  L</w:t>
-            </w:r>
-            <w:proofErr w:type="gramEnd"/>
+              <w:t>)-  L</w:t>
+            </w:r>
             <w:r>
               <w:rPr>
                 <w:rFonts w:ascii="BRH Malayalam Extra" w:hAnsi="BRH Malayalam Extra" w:cs="BRH Devanagari Extra"/>
@@ -23677,27 +24204,7 @@
                 <w:sz w:val="32"/>
                 <w:szCs w:val="40"/>
               </w:rPr>
-              <w:t>)</w:t>
-            </w:r>
-            <w:proofErr w:type="gramStart"/>
-            <w:r>
-              <w:rPr>
-                <w:rFonts w:ascii="BRH Devanagari Extra" w:hAnsi="BRH Devanagari Extra" w:cs="BRH Devanagari Extra"/>
-                <w:color w:val="000000"/>
-                <w:sz w:val="32"/>
-                <w:szCs w:val="40"/>
-              </w:rPr>
-              <w:t>-  uÉåSþ</w:t>
-            </w:r>
-            <w:proofErr w:type="gramEnd"/>
-            <w:r>
-              <w:rPr>
-                <w:rFonts w:ascii="BRH Devanagari Extra" w:hAnsi="BRH Devanagari Extra" w:cs="BRH Devanagari Extra"/>
-                <w:color w:val="000000"/>
-                <w:sz w:val="32"/>
-                <w:szCs w:val="40"/>
-              </w:rPr>
-              <w:t xml:space="preserve"> | mÉÑ</w:t>
+              <w:t>)-  uÉåSþ | mÉÑ</w:t>
             </w:r>
             <w:r>
               <w:rPr>
@@ -24327,19 +24834,8 @@
                 <w:sz w:val="32"/>
                 <w:szCs w:val="40"/>
               </w:rPr>
-              <w:t>)</w:t>
-            </w:r>
-            <w:proofErr w:type="gramStart"/>
-            <w:r>
-              <w:rPr>
-                <w:rFonts w:ascii="BRH Devanagari Extra" w:hAnsi="BRH Devanagari Extra" w:cs="BRH Devanagari Extra"/>
-                <w:color w:val="000000"/>
-                <w:sz w:val="32"/>
-                <w:szCs w:val="40"/>
-              </w:rPr>
-              <w:t>-  mÉÑ</w:t>
-            </w:r>
-            <w:proofErr w:type="gramEnd"/>
+              <w:t>)-  mÉÑ</w:t>
+            </w:r>
             <w:r>
               <w:rPr>
                 <w:rFonts w:ascii="BRH Malayalam Extra" w:hAnsi="BRH Malayalam Extra" w:cs="BRH Devanagari Extra"/>
@@ -24699,6 +25195,7 @@
                 <w:sz w:val="32"/>
                 <w:szCs w:val="40"/>
               </w:rPr>
+              <w:lastRenderedPageBreak/>
               <w:t>mÉÑ</w:t>
             </w:r>
             <w:r>
@@ -25088,19 +25585,8 @@
                 <w:sz w:val="32"/>
                 <w:szCs w:val="40"/>
               </w:rPr>
-              <w:t>)</w:t>
-            </w:r>
-            <w:proofErr w:type="gramStart"/>
-            <w:r>
-              <w:rPr>
-                <w:rFonts w:ascii="BRH Devanagari Extra" w:hAnsi="BRH Devanagari Extra" w:cs="BRH Devanagari Extra"/>
-                <w:color w:val="000000"/>
-                <w:sz w:val="32"/>
-                <w:szCs w:val="40"/>
-              </w:rPr>
-              <w:t>-  mÉÑ</w:t>
-            </w:r>
-            <w:proofErr w:type="gramEnd"/>
+              <w:t>)-  mÉÑ</w:t>
+            </w:r>
             <w:r>
               <w:rPr>
                 <w:rFonts w:ascii="BRH Malayalam Extra" w:hAnsi="BRH Malayalam Extra" w:cs="BRH Devanagari Extra"/>
@@ -25302,6 +25788,7 @@
                 <w:color w:val="000000"/>
                 <w:szCs w:val="40"/>
               </w:rPr>
+              <w:lastRenderedPageBreak/>
               <w:t>30</w:t>
             </w:r>
             <w:r>
@@ -25405,19 +25892,8 @@
                 <w:sz w:val="32"/>
                 <w:szCs w:val="40"/>
               </w:rPr>
-              <w:t>)</w:t>
-            </w:r>
-            <w:proofErr w:type="gramStart"/>
-            <w:r>
-              <w:rPr>
-                <w:rFonts w:ascii="BRH Devanagari Extra" w:hAnsi="BRH Devanagari Extra" w:cs="BRH Devanagari Extra"/>
-                <w:color w:val="000000"/>
-                <w:sz w:val="32"/>
-                <w:szCs w:val="40"/>
-              </w:rPr>
-              <w:t>-  L</w:t>
-            </w:r>
-            <w:proofErr w:type="gramEnd"/>
+              <w:t>)-  L</w:t>
+            </w:r>
             <w:r>
               <w:rPr>
                 <w:rFonts w:ascii="BRH Malayalam Extra" w:hAnsi="BRH Malayalam Extra" w:cs="BRH Devanagari Extra"/>
@@ -25872,27 +26348,7 @@
                 <w:sz w:val="32"/>
                 <w:szCs w:val="40"/>
               </w:rPr>
-              <w:t>)</w:t>
-            </w:r>
-            <w:proofErr w:type="gramStart"/>
-            <w:r>
-              <w:rPr>
-                <w:rFonts w:ascii="BRH Devanagari Extra" w:hAnsi="BRH Devanagari Extra" w:cs="BRH Devanagari Extra"/>
-                <w:color w:val="000000"/>
-                <w:sz w:val="32"/>
-                <w:szCs w:val="40"/>
-              </w:rPr>
-              <w:t>-  uÉåSþ</w:t>
-            </w:r>
-            <w:proofErr w:type="gramEnd"/>
-            <w:r>
-              <w:rPr>
-                <w:rFonts w:ascii="BRH Devanagari Extra" w:hAnsi="BRH Devanagari Extra" w:cs="BRH Devanagari Extra"/>
-                <w:color w:val="000000"/>
-                <w:sz w:val="32"/>
-                <w:szCs w:val="40"/>
-              </w:rPr>
-              <w:t xml:space="preserve"> | mÉÑ</w:t>
+              <w:t>)-  uÉåSþ | mÉÑ</w:t>
             </w:r>
             <w:r>
               <w:rPr>
@@ -26477,19 +26933,8 @@
                 <w:sz w:val="32"/>
                 <w:szCs w:val="40"/>
               </w:rPr>
-              <w:t>)</w:t>
-            </w:r>
-            <w:proofErr w:type="gramStart"/>
-            <w:r>
-              <w:rPr>
-                <w:rFonts w:ascii="BRH Devanagari Extra" w:hAnsi="BRH Devanagari Extra" w:cs="BRH Devanagari Extra"/>
-                <w:color w:val="000000"/>
-                <w:sz w:val="32"/>
-                <w:szCs w:val="40"/>
-              </w:rPr>
-              <w:t>-  mÉÑ</w:t>
-            </w:r>
-            <w:proofErr w:type="gramEnd"/>
+              <w:t>)-  mÉÑ</w:t>
+            </w:r>
             <w:r>
               <w:rPr>
                 <w:rFonts w:ascii="BRH Malayalam Extra" w:hAnsi="BRH Malayalam Extra" w:cs="BRH Devanagari Extra"/>
@@ -26825,6 +27270,7 @@
                 <w:sz w:val="32"/>
                 <w:szCs w:val="40"/>
               </w:rPr>
+              <w:lastRenderedPageBreak/>
               <w:t>mÉÑ</w:t>
             </w:r>
             <w:r>
@@ -27182,19 +27628,8 @@
                 <w:sz w:val="32"/>
                 <w:szCs w:val="40"/>
               </w:rPr>
-              <w:t>)</w:t>
-            </w:r>
-            <w:proofErr w:type="gramStart"/>
-            <w:r>
-              <w:rPr>
-                <w:rFonts w:ascii="BRH Devanagari Extra" w:hAnsi="BRH Devanagari Extra" w:cs="BRH Devanagari Extra"/>
-                <w:color w:val="000000"/>
-                <w:sz w:val="32"/>
-                <w:szCs w:val="40"/>
-              </w:rPr>
-              <w:t>-  mÉÑ</w:t>
-            </w:r>
-            <w:proofErr w:type="gramEnd"/>
+              <w:t>)-  mÉÑ</w:t>
+            </w:r>
             <w:r>
               <w:rPr>
                 <w:rFonts w:ascii="BRH Malayalam Extra" w:hAnsi="BRH Malayalam Extra" w:cs="BRH Devanagari Extra"/>
@@ -27498,19 +27933,8 @@
                 <w:sz w:val="32"/>
                 <w:szCs w:val="40"/>
               </w:rPr>
-              <w:t>)</w:t>
-            </w:r>
-            <w:proofErr w:type="gramStart"/>
-            <w:r>
-              <w:rPr>
-                <w:rFonts w:ascii="BRH Devanagari Extra" w:hAnsi="BRH Devanagari Extra" w:cs="BRH Devanagari Extra"/>
-                <w:color w:val="000000"/>
-                <w:sz w:val="32"/>
-                <w:szCs w:val="40"/>
-              </w:rPr>
-              <w:t>-  A</w:t>
-            </w:r>
-            <w:proofErr w:type="gramEnd"/>
+              <w:t>)-  A</w:t>
+            </w:r>
             <w:r>
               <w:rPr>
                 <w:rFonts w:ascii="BRH Malayalam Extra" w:hAnsi="BRH Malayalam Extra" w:cs="BRH Devanagari Extra"/>
@@ -28101,19 +28525,8 @@
                 <w:sz w:val="32"/>
                 <w:szCs w:val="40"/>
               </w:rPr>
-              <w:t>)</w:t>
-            </w:r>
-            <w:proofErr w:type="gramStart"/>
-            <w:r>
-              <w:rPr>
-                <w:rFonts w:ascii="BRH Devanagari Extra" w:hAnsi="BRH Devanagari Extra" w:cs="BRH Devanagari Extra"/>
-                <w:color w:val="000000"/>
-                <w:sz w:val="32"/>
-                <w:szCs w:val="40"/>
-              </w:rPr>
-              <w:t>-  pÉÑ</w:t>
-            </w:r>
-            <w:proofErr w:type="gramEnd"/>
+              <w:t>)-  pÉÑ</w:t>
+            </w:r>
             <w:r>
               <w:rPr>
                 <w:rFonts w:ascii="BRH Malayalam Extra" w:hAnsi="BRH Malayalam Extra" w:cs="BRH Devanagari Extra"/>
@@ -28568,7 +28981,17 @@
                 <w:sz w:val="32"/>
                 <w:szCs w:val="40"/>
               </w:rPr>
-              <w:t>ÑþlÉÌ£ü pÉÑlÉYirÉÑ</w:t>
+              <w:t xml:space="preserve">ÑþlÉÌ£ü </w:t>
+            </w:r>
+            <w:r>
+              <w:rPr>
+                <w:rFonts w:ascii="BRH Devanagari Extra" w:hAnsi="BRH Devanagari Extra" w:cs="BRH Devanagari Extra"/>
+                <w:color w:val="000000"/>
+                <w:sz w:val="32"/>
+                <w:szCs w:val="40"/>
+              </w:rPr>
+              <w:lastRenderedPageBreak/>
+              <w:t>pÉÑlÉYirÉÑ</w:t>
             </w:r>
             <w:r>
               <w:rPr>
@@ -28755,19 +29178,8 @@
                 <w:sz w:val="32"/>
                 <w:szCs w:val="40"/>
               </w:rPr>
-              <w:t>)</w:t>
-            </w:r>
-            <w:proofErr w:type="gramStart"/>
-            <w:r>
-              <w:rPr>
-                <w:rFonts w:ascii="BRH Devanagari Extra" w:hAnsi="BRH Devanagari Extra" w:cs="BRH Devanagari Extra"/>
-                <w:color w:val="000000"/>
-                <w:sz w:val="32"/>
-                <w:szCs w:val="40"/>
-              </w:rPr>
-              <w:t>-  E</w:t>
-            </w:r>
-            <w:proofErr w:type="gramEnd"/>
+              <w:t>)-  E</w:t>
+            </w:r>
             <w:r>
               <w:rPr>
                 <w:rFonts w:ascii="BRH Malayalam Extra" w:hAnsi="BRH Malayalam Extra" w:cs="BRH Devanagari Extra"/>
@@ -29344,19 +29756,8 @@
                 <w:sz w:val="32"/>
                 <w:szCs w:val="40"/>
               </w:rPr>
-              <w:t>)</w:t>
-            </w:r>
-            <w:proofErr w:type="gramStart"/>
-            <w:r>
-              <w:rPr>
-                <w:rFonts w:ascii="BRH Devanagari Extra" w:hAnsi="BRH Devanagari Extra" w:cs="BRH Devanagari Extra"/>
-                <w:color w:val="000000"/>
-                <w:sz w:val="32"/>
-                <w:szCs w:val="40"/>
-              </w:rPr>
-              <w:t>-  E</w:t>
-            </w:r>
-            <w:proofErr w:type="gramEnd"/>
+              <w:t>)-  E</w:t>
+            </w:r>
             <w:r>
               <w:rPr>
                 <w:rFonts w:ascii="BRH Malayalam Extra" w:hAnsi="BRH Malayalam Extra" w:cs="BRH Devanagari Extra"/>
@@ -29534,6 +29935,7 @@
                 <w:color w:val="000000"/>
                 <w:szCs w:val="40"/>
               </w:rPr>
+              <w:lastRenderedPageBreak/>
               <w:t>40</w:t>
             </w:r>
             <w:r>
@@ -29637,19 +30039,8 @@
                 <w:sz w:val="32"/>
                 <w:szCs w:val="40"/>
               </w:rPr>
-              <w:t>)</w:t>
-            </w:r>
-            <w:proofErr w:type="gramStart"/>
-            <w:r>
-              <w:rPr>
-                <w:rFonts w:ascii="BRH Devanagari Extra" w:hAnsi="BRH Devanagari Extra" w:cs="BRH Devanagari Extra"/>
-                <w:color w:val="000000"/>
-                <w:sz w:val="32"/>
-                <w:szCs w:val="40"/>
-              </w:rPr>
-              <w:t>-  A</w:t>
-            </w:r>
-            <w:proofErr w:type="gramEnd"/>
+              <w:t>)-  A</w:t>
+            </w:r>
             <w:r>
               <w:rPr>
                 <w:rFonts w:ascii="BRH Malayalam Extra" w:hAnsi="BRH Malayalam Extra" w:cs="BRH Devanagari Extra"/>
@@ -30183,19 +30574,8 @@
                 <w:sz w:val="32"/>
                 <w:szCs w:val="40"/>
               </w:rPr>
-              <w:t>)</w:t>
-            </w:r>
-            <w:proofErr w:type="gramStart"/>
-            <w:r>
-              <w:rPr>
-                <w:rFonts w:ascii="BRH Devanagari Extra" w:hAnsi="BRH Devanagari Extra" w:cs="BRH Devanagari Extra"/>
-                <w:color w:val="000000"/>
-                <w:sz w:val="32"/>
-                <w:szCs w:val="40"/>
-              </w:rPr>
-              <w:t>-  pÉÑ</w:t>
-            </w:r>
-            <w:proofErr w:type="gramEnd"/>
+              <w:t>)-  pÉÑ</w:t>
+            </w:r>
             <w:r>
               <w:rPr>
                 <w:rFonts w:ascii="BRH Malayalam Extra" w:hAnsi="BRH Malayalam Extra" w:cs="BRH Devanagari Extra"/>
@@ -30641,6 +31021,7 @@
                 <w:sz w:val="32"/>
                 <w:szCs w:val="40"/>
               </w:rPr>
+              <w:lastRenderedPageBreak/>
               <w:t>pÉÑlÉYirÉÑ</w:t>
             </w:r>
             <w:r>
@@ -30820,19 +31201,8 @@
                 <w:sz w:val="32"/>
                 <w:szCs w:val="40"/>
               </w:rPr>
-              <w:t>)</w:t>
-            </w:r>
-            <w:proofErr w:type="gramStart"/>
-            <w:r>
-              <w:rPr>
-                <w:rFonts w:ascii="BRH Devanagari Extra" w:hAnsi="BRH Devanagari Extra" w:cs="BRH Devanagari Extra"/>
-                <w:color w:val="000000"/>
-                <w:sz w:val="32"/>
-                <w:szCs w:val="40"/>
-              </w:rPr>
-              <w:t>-  E</w:t>
-            </w:r>
-            <w:proofErr w:type="gramEnd"/>
+              <w:t>)-  E</w:t>
+            </w:r>
             <w:r>
               <w:rPr>
                 <w:rFonts w:ascii="BRH Malayalam Extra" w:hAnsi="BRH Malayalam Extra" w:cs="BRH Devanagari Extra"/>
@@ -31343,19 +31713,8 @@
                 <w:sz w:val="32"/>
                 <w:szCs w:val="40"/>
               </w:rPr>
-              <w:t>)</w:t>
-            </w:r>
-            <w:proofErr w:type="gramStart"/>
-            <w:r>
-              <w:rPr>
-                <w:rFonts w:ascii="BRH Devanagari Extra" w:hAnsi="BRH Devanagari Extra" w:cs="BRH Devanagari Extra"/>
-                <w:color w:val="000000"/>
-                <w:sz w:val="32"/>
-                <w:szCs w:val="40"/>
-              </w:rPr>
-              <w:t>-  E</w:t>
-            </w:r>
-            <w:proofErr w:type="gramEnd"/>
+              <w:t>)-  E</w:t>
+            </w:r>
             <w:r>
               <w:rPr>
                 <w:rFonts w:ascii="BRH Malayalam Extra" w:hAnsi="BRH Malayalam Extra" w:cs="BRH Devanagari Extra"/>
@@ -31649,27 +32008,7 @@
                 <w:sz w:val="32"/>
                 <w:szCs w:val="40"/>
               </w:rPr>
-              <w:t>)</w:t>
-            </w:r>
-            <w:proofErr w:type="gramStart"/>
-            <w:r>
-              <w:rPr>
-                <w:rFonts w:ascii="BRH Devanagari Extra" w:hAnsi="BRH Devanagari Extra" w:cs="BRH Devanagari Extra"/>
-                <w:color w:val="000000"/>
-                <w:sz w:val="32"/>
-                <w:szCs w:val="40"/>
-              </w:rPr>
-              <w:t>-  AuÉþ</w:t>
-            </w:r>
-            <w:proofErr w:type="gramEnd"/>
-            <w:r>
-              <w:rPr>
-                <w:rFonts w:ascii="BRH Devanagari Extra" w:hAnsi="BRH Devanagari Extra" w:cs="BRH Devanagari Extra"/>
-                <w:color w:val="000000"/>
-                <w:sz w:val="32"/>
-                <w:szCs w:val="40"/>
-              </w:rPr>
-              <w:t xml:space="preserve"> | Â</w:t>
+              <w:t>)-  AuÉþ | Â</w:t>
             </w:r>
             <w:r>
               <w:rPr>
@@ -31997,19 +32336,8 @@
                 <w:sz w:val="32"/>
                 <w:szCs w:val="40"/>
               </w:rPr>
-              <w:t>)</w:t>
-            </w:r>
-            <w:proofErr w:type="gramStart"/>
-            <w:r>
-              <w:rPr>
-                <w:rFonts w:ascii="BRH Devanagari Extra" w:hAnsi="BRH Devanagari Extra" w:cs="BRH Devanagari Extra"/>
-                <w:color w:val="000000"/>
-                <w:sz w:val="32"/>
-                <w:szCs w:val="40"/>
-              </w:rPr>
-              <w:t>-  Â</w:t>
-            </w:r>
-            <w:proofErr w:type="gramEnd"/>
+              <w:t>)-  Â</w:t>
+            </w:r>
             <w:r>
               <w:rPr>
                 <w:rFonts w:ascii="BRH Malayalam Extra" w:hAnsi="BRH Malayalam Extra" w:cs="BRH Devanagari Extra"/>
@@ -32783,19 +33111,8 @@
                 <w:sz w:val="32"/>
                 <w:szCs w:val="40"/>
               </w:rPr>
-              <w:t>)</w:t>
-            </w:r>
-            <w:proofErr w:type="gramStart"/>
-            <w:r>
-              <w:rPr>
-                <w:rFonts w:ascii="BRH Devanagari Extra" w:hAnsi="BRH Devanagari Extra" w:cs="BRH Devanagari Extra"/>
-                <w:color w:val="000000"/>
-                <w:sz w:val="32"/>
-                <w:szCs w:val="40"/>
-              </w:rPr>
-              <w:t>-  SèurÉ</w:t>
-            </w:r>
-            <w:proofErr w:type="gramEnd"/>
+              <w:t>)-  SèurÉ</w:t>
+            </w:r>
             <w:r>
               <w:rPr>
                 <w:rFonts w:ascii="BRH Malayalam Extra" w:hAnsi="BRH Malayalam Extra" w:cs="BRH Devanagari Extra"/>
@@ -45308,27 +45625,7 @@
                 <w:sz w:val="32"/>
                 <w:szCs w:val="40"/>
               </w:rPr>
-              <w:t>)</w:t>
-            </w:r>
-            <w:proofErr w:type="gramStart"/>
-            <w:r>
-              <w:rPr>
-                <w:rFonts w:ascii="BRH Devanagari Extra" w:hAnsi="BRH Devanagari Extra" w:cs="BRH Devanagari Extra"/>
-                <w:color w:val="000000"/>
-                <w:sz w:val="32"/>
-                <w:szCs w:val="40"/>
-              </w:rPr>
-              <w:t>-  ÌWû</w:t>
-            </w:r>
-            <w:proofErr w:type="gramEnd"/>
-            <w:r>
-              <w:rPr>
-                <w:rFonts w:ascii="BRH Devanagari Extra" w:hAnsi="BRH Devanagari Extra" w:cs="BRH Devanagari Extra"/>
-                <w:color w:val="000000"/>
-                <w:sz w:val="32"/>
-                <w:szCs w:val="40"/>
-              </w:rPr>
-              <w:t xml:space="preserve"> | Så</w:t>
+              <w:t>)-  ÌWû | Så</w:t>
             </w:r>
             <w:r>
               <w:rPr>
@@ -45831,19 +46128,8 @@
                 <w:sz w:val="32"/>
                 <w:szCs w:val="40"/>
               </w:rPr>
-              <w:t>)</w:t>
-            </w:r>
-            <w:proofErr w:type="gramStart"/>
-            <w:r>
-              <w:rPr>
-                <w:rFonts w:ascii="BRH Devanagari Extra" w:hAnsi="BRH Devanagari Extra" w:cs="BRH Devanagari Extra"/>
-                <w:color w:val="000000"/>
-                <w:sz w:val="32"/>
-                <w:szCs w:val="40"/>
-              </w:rPr>
-              <w:t>-  Så</w:t>
-            </w:r>
-            <w:proofErr w:type="gramEnd"/>
+              <w:t>)-  Så</w:t>
+            </w:r>
             <w:r>
               <w:rPr>
                 <w:rFonts w:ascii="BRH Malayalam Extra" w:hAnsi="BRH Malayalam Extra" w:cs="BRH Devanagari Extra"/>
@@ -46135,7 +46421,6 @@
               </w:rPr>
               <w:t>(aqÉç)</w:t>
             </w:r>
-            <w:proofErr w:type="gramStart"/>
             <w:r>
               <w:rPr>
                 <w:rFonts w:ascii="BRH Malayalam Extra" w:hAnsi="BRH Malayalam Extra" w:cs="BRH Devanagari Extra"/>
@@ -46164,35 +46449,14 @@
               </w:rPr>
               <w:t>A</w:t>
             </w:r>
-            <w:proofErr w:type="gramEnd"/>
-            <w:r>
-              <w:rPr>
-                <w:rFonts w:ascii="BRH Devanagari Extra" w:hAnsi="BRH Devanagari Extra" w:cs="BRH Devanagari Extra"/>
-                <w:color w:val="000000"/>
-                <w:sz w:val="32"/>
-                <w:szCs w:val="40"/>
-              </w:rPr>
-              <w:t>µ</w:t>
-            </w:r>
-            <w:proofErr w:type="gramStart"/>
-            <w:r>
-              <w:rPr>
-                <w:rFonts w:ascii="BRH Devanagari Extra" w:hAnsi="BRH Devanagari Extra" w:cs="BRH Devanagari Extra"/>
-                <w:color w:val="000000"/>
-                <w:sz w:val="32"/>
-                <w:szCs w:val="40"/>
-              </w:rPr>
-              <w:t>ÉÉ(</w:t>
-            </w:r>
-            <w:proofErr w:type="gramEnd"/>
-            <w:r>
-              <w:rPr>
-                <w:rFonts w:ascii="BRH Devanagari Extra" w:hAnsi="BRH Devanagari Extra" w:cs="BRH Devanagari Extra"/>
-                <w:color w:val="000000"/>
-                <w:sz w:val="32"/>
-                <w:szCs w:val="40"/>
-              </w:rPr>
-              <w:t>aqÉç)þ AalÉå A</w:t>
+            <w:r>
+              <w:rPr>
+                <w:rFonts w:ascii="BRH Devanagari Extra" w:hAnsi="BRH Devanagari Extra" w:cs="BRH Devanagari Extra"/>
+                <w:color w:val="000000"/>
+                <w:sz w:val="32"/>
+                <w:szCs w:val="40"/>
+              </w:rPr>
+              <w:t>µÉÉ(aqÉç)þ AalÉå A</w:t>
             </w:r>
             <w:r>
               <w:rPr>
@@ -46308,27 +46572,7 @@
                 <w:sz w:val="32"/>
                 <w:szCs w:val="40"/>
               </w:rPr>
-              <w:t>µ</w:t>
-            </w:r>
-            <w:proofErr w:type="gramStart"/>
-            <w:r>
-              <w:rPr>
-                <w:rFonts w:ascii="BRH Devanagari Extra" w:hAnsi="BRH Devanagari Extra" w:cs="BRH Devanagari Extra"/>
-                <w:color w:val="000000"/>
-                <w:sz w:val="32"/>
-                <w:szCs w:val="40"/>
-              </w:rPr>
-              <w:t>ÉÉ(</w:t>
-            </w:r>
-            <w:proofErr w:type="gramEnd"/>
-            <w:r>
-              <w:rPr>
-                <w:rFonts w:ascii="BRH Devanagari Extra" w:hAnsi="BRH Devanagari Extra" w:cs="BRH Devanagari Extra"/>
-                <w:color w:val="000000"/>
-                <w:sz w:val="32"/>
-                <w:szCs w:val="40"/>
-              </w:rPr>
-              <w:t xml:space="preserve">aqÉç)þ AalÉå | </w:t>
+              <w:t xml:space="preserve">µÉÉ(aqÉç)þ AalÉå | </w:t>
             </w:r>
           </w:p>
         </w:tc>
@@ -46464,19 +46708,8 @@
                 <w:sz w:val="32"/>
                 <w:szCs w:val="40"/>
               </w:rPr>
-              <w:t>)</w:t>
-            </w:r>
-            <w:proofErr w:type="gramStart"/>
-            <w:r>
-              <w:rPr>
-                <w:rFonts w:ascii="BRH Devanagari Extra" w:hAnsi="BRH Devanagari Extra" w:cs="BRH Devanagari Extra"/>
-                <w:color w:val="000000"/>
-                <w:sz w:val="32"/>
-                <w:szCs w:val="40"/>
-              </w:rPr>
-              <w:t>-  G</w:t>
-            </w:r>
-            <w:proofErr w:type="gramEnd"/>
+              <w:t>)-  G</w:t>
+            </w:r>
             <w:r>
               <w:rPr>
                 <w:rFonts w:ascii="BRH Malayalam Extra" w:hAnsi="BRH Malayalam Extra" w:cs="BRH Devanagari Extra"/>
@@ -46800,19 +47033,8 @@
                 <w:sz w:val="32"/>
                 <w:szCs w:val="40"/>
               </w:rPr>
-              <w:t>)</w:t>
-            </w:r>
-            <w:proofErr w:type="gramStart"/>
-            <w:r>
-              <w:rPr>
-                <w:rFonts w:ascii="BRH Devanagari Extra" w:hAnsi="BRH Devanagari Extra" w:cs="BRH Devanagari Extra"/>
-                <w:color w:val="000000"/>
-                <w:sz w:val="32"/>
-                <w:szCs w:val="40"/>
-              </w:rPr>
-              <w:t>-  G</w:t>
-            </w:r>
-            <w:proofErr w:type="gramEnd"/>
+              <w:t>)-  G</w:t>
+            </w:r>
             <w:r>
               <w:rPr>
                 <w:rFonts w:ascii="BRH Malayalam Extra" w:hAnsi="BRH Malayalam Extra" w:cs="BRH Devanagari Extra"/>
@@ -47150,19 +47372,8 @@
                 <w:sz w:val="32"/>
                 <w:szCs w:val="40"/>
               </w:rPr>
-              <w:t>)</w:t>
-            </w:r>
-            <w:proofErr w:type="gramStart"/>
-            <w:r>
-              <w:rPr>
-                <w:rFonts w:ascii="BRH Devanagari Extra" w:hAnsi="BRH Devanagari Extra" w:cs="BRH Devanagari Extra"/>
-                <w:color w:val="000000"/>
-                <w:sz w:val="32"/>
-                <w:szCs w:val="40"/>
-              </w:rPr>
-              <w:t>-  C</w:t>
-            </w:r>
-            <w:proofErr w:type="gramEnd"/>
+              <w:t>)-  C</w:t>
+            </w:r>
             <w:r>
               <w:rPr>
                 <w:rFonts w:ascii="BRH Malayalam Extra" w:hAnsi="BRH Malayalam Extra" w:cs="BRH Devanagari Extra"/>
@@ -47401,19 +47612,8 @@
                 <w:sz w:val="32"/>
                 <w:szCs w:val="40"/>
               </w:rPr>
-              <w:t>)</w:t>
-            </w:r>
-            <w:proofErr w:type="gramStart"/>
-            <w:r>
-              <w:rPr>
-                <w:rFonts w:ascii="BRH Devanagari Extra" w:hAnsi="BRH Devanagari Extra" w:cs="BRH Devanagari Extra"/>
-                <w:color w:val="000000"/>
-                <w:sz w:val="32"/>
-                <w:szCs w:val="40"/>
-              </w:rPr>
-              <w:t>-  C</w:t>
-            </w:r>
-            <w:proofErr w:type="gramEnd"/>
+              <w:t>)-  C</w:t>
+            </w:r>
             <w:r>
               <w:rPr>
                 <w:rFonts w:ascii="BRH Malayalam Extra" w:hAnsi="BRH Malayalam Extra" w:cs="BRH Devanagari Extra"/>
@@ -47657,19 +47857,8 @@
                 <w:sz w:val="32"/>
                 <w:szCs w:val="40"/>
               </w:rPr>
-              <w:t>)</w:t>
-            </w:r>
-            <w:proofErr w:type="gramStart"/>
-            <w:r>
-              <w:rPr>
-                <w:rFonts w:ascii="BRH Devanagari Extra" w:hAnsi="BRH Devanagari Extra" w:cs="BRH Devanagari Extra"/>
-                <w:color w:val="000000"/>
-                <w:sz w:val="32"/>
-                <w:szCs w:val="40"/>
-              </w:rPr>
-              <w:t>-  C</w:t>
-            </w:r>
-            <w:proofErr w:type="gramEnd"/>
+              <w:t>)-  C</w:t>
+            </w:r>
             <w:r>
               <w:rPr>
                 <w:rFonts w:ascii="BRH Malayalam Extra" w:hAnsi="BRH Malayalam Extra" w:cs="BRH Devanagari Extra"/>
@@ -47923,19 +48112,8 @@
                 <w:sz w:val="32"/>
                 <w:szCs w:val="40"/>
               </w:rPr>
-              <w:t>)</w:t>
-            </w:r>
-            <w:proofErr w:type="gramStart"/>
-            <w:r>
-              <w:rPr>
-                <w:rFonts w:ascii="BRH Devanagari Extra" w:hAnsi="BRH Devanagari Extra" w:cs="BRH Devanagari Extra"/>
-                <w:color w:val="000000"/>
-                <w:sz w:val="32"/>
-                <w:szCs w:val="40"/>
-              </w:rPr>
-              <w:t>-  C</w:t>
-            </w:r>
-            <w:proofErr w:type="gramEnd"/>
+              <w:t>)-  C</w:t>
+            </w:r>
             <w:r>
               <w:rPr>
                 <w:rFonts w:ascii="BRH Malayalam Extra" w:hAnsi="BRH Malayalam Extra" w:cs="BRH Devanagari Extra"/>
